--- a/SFS_Script_Deployment_Guide_v1.0.docx
+++ b/SFS_Script_Deployment_Guide_v1.0.docx
@@ -2591,7 +2591,7 @@
                 <w:sz w:val="20"/>
                 <w:szCs w:val="20"/>
               </w:rPr>
-              <w:t xml:space="preserve">SFS-&lt;release&gt;.tar available in the staging directory</w:t>
+              <w:t xml:space="preserve">sfs-app-&lt;release&gt;.tar available in the staging directory</w:t>
             </w:r>
           </w:p>
         </w:tc>
@@ -2715,7 +2715,7 @@
                 <w:sz w:val="20"/>
                 <w:szCs w:val="20"/>
               </w:rPr>
-              <w:t xml:space="preserve">Available at config/TFG/ and config/PCT/ in staging directory</w:t>
+              <w:t xml:space="preserve">Available at config/tfg/ and config/pct/ in staging directory</w:t>
             </w:r>
           </w:p>
         </w:tc>
@@ -2777,7 +2777,131 @@
                 <w:sz w:val="20"/>
                 <w:szCs w:val="20"/>
               </w:rPr>
-              <w:t xml:space="preserve">Available at config/TFG/ and config/PCT/ in staging directory</w:t>
+              <w:t xml:space="preserve">Available at config/tfg/ and config/pct/ in staging directory</w:t>
+            </w:r>
+          </w:p>
+        </w:tc>
+      </w:tr>
+      <w:tr>
+        <w:tc>
+          <w:tcPr>
+            <w:tcW w:type="dxa" w:w="3000"/>
+            <w:tcBorders>
+              <w:top w:val="single" w:color="CCCCCC" w:sz="1"/>
+              <w:left w:val="single" w:color="CCCCCC" w:sz="1"/>
+              <w:bottom w:val="single" w:color="CCCCCC" w:sz="1"/>
+              <w:right w:val="single" w:color="CCCCCC" w:sz="1"/>
+            </w:tcBorders>
+            <w:shd w:fill="F2F2F2" w:val="clear"/>
+            <w:tcMar>
+              <w:top w:type="dxa" w:w="80"/>
+              <w:left w:type="dxa" w:w="120"/>
+              <w:bottom w:type="dxa" w:w="80"/>
+              <w:right w:type="dxa" w:w="120"/>
+            </w:tcMar>
+          </w:tcPr>
+          <w:p>
+            <w:r>
+              <w:rPr>
+                <w:rFonts w:ascii="Arial" w:cs="Arial" w:eastAsia="Arial" w:hAnsi="Arial"/>
+                <w:b w:val="false"/>
+                <w:bCs w:val="false"/>
+                <w:sz w:val="20"/>
+                <w:szCs w:val="20"/>
+              </w:rPr>
+              <w:t xml:space="preserve">$JAVA_HOME</w:t>
+            </w:r>
+          </w:p>
+        </w:tc>
+        <w:tc>
+          <w:tcPr>
+            <w:tcW w:type="dxa" w:w="6360"/>
+            <w:tcBorders>
+              <w:top w:val="single" w:color="CCCCCC" w:sz="1"/>
+              <w:left w:val="single" w:color="CCCCCC" w:sz="1"/>
+              <w:bottom w:val="single" w:color="CCCCCC" w:sz="1"/>
+              <w:right w:val="single" w:color="CCCCCC" w:sz="1"/>
+            </w:tcBorders>
+            <w:shd w:fill="FFFFFF" w:val="clear"/>
+            <w:tcMar>
+              <w:top w:type="dxa" w:w="80"/>
+              <w:left w:type="dxa" w:w="120"/>
+              <w:bottom w:type="dxa" w:w="80"/>
+              <w:right w:type="dxa" w:w="120"/>
+            </w:tcMar>
+          </w:tcPr>
+          <w:p>
+            <w:r>
+              <w:rPr>
+                <w:rFonts w:ascii="Arial" w:cs="Arial" w:eastAsia="Arial" w:hAnsi="Arial"/>
+                <w:b w:val="false"/>
+                <w:bCs w:val="false"/>
+                <w:sz w:val="20"/>
+                <w:szCs w:val="20"/>
+              </w:rPr>
+              <w:t xml:space="preserve">Java installation path — must be set before running the application</w:t>
+            </w:r>
+          </w:p>
+        </w:tc>
+      </w:tr>
+      <w:tr>
+        <w:tc>
+          <w:tcPr>
+            <w:tcW w:type="dxa" w:w="3000"/>
+            <w:tcBorders>
+              <w:top w:val="single" w:color="CCCCCC" w:sz="1"/>
+              <w:left w:val="single" w:color="CCCCCC" w:sz="1"/>
+              <w:bottom w:val="single" w:color="CCCCCC" w:sz="1"/>
+              <w:right w:val="single" w:color="CCCCCC" w:sz="1"/>
+            </w:tcBorders>
+            <w:shd w:fill="F2F2F2" w:val="clear"/>
+            <w:tcMar>
+              <w:top w:type="dxa" w:w="80"/>
+              <w:left w:type="dxa" w:w="120"/>
+              <w:bottom w:type="dxa" w:w="80"/>
+              <w:right w:type="dxa" w:w="120"/>
+            </w:tcMar>
+          </w:tcPr>
+          <w:p>
+            <w:r>
+              <w:rPr>
+                <w:rFonts w:ascii="Arial" w:cs="Arial" w:eastAsia="Arial" w:hAnsi="Arial"/>
+                <w:b w:val="false"/>
+                <w:bCs w:val="false"/>
+                <w:sz w:val="20"/>
+                <w:szCs w:val="20"/>
+              </w:rPr>
+              <w:t xml:space="preserve">$APP_HOME</w:t>
+            </w:r>
+          </w:p>
+        </w:tc>
+        <w:tc>
+          <w:tcPr>
+            <w:tcW w:type="dxa" w:w="6360"/>
+            <w:tcBorders>
+              <w:top w:val="single" w:color="CCCCCC" w:sz="1"/>
+              <w:left w:val="single" w:color="CCCCCC" w:sz="1"/>
+              <w:bottom w:val="single" w:color="CCCCCC" w:sz="1"/>
+              <w:right w:val="single" w:color="CCCCCC" w:sz="1"/>
+            </w:tcBorders>
+            <w:shd w:fill="FFFFFF" w:val="clear"/>
+            <w:tcMar>
+              <w:top w:type="dxa" w:w="80"/>
+              <w:left w:type="dxa" w:w="120"/>
+              <w:bottom w:type="dxa" w:w="80"/>
+              <w:right w:type="dxa" w:w="120"/>
+            </w:tcMar>
+          </w:tcPr>
+          <w:p>
+            <w:r>
+              <w:rPr>
+                <w:rFonts w:ascii="Arial" w:cs="Arial" w:eastAsia="Arial" w:hAnsi="Arial"/>
+                <w:b w:val="false"/>
+                <w:bCs w:val="false"/>
+                <w:sz w:val="20"/>
+                <w:szCs w:val="20"/>
+              </w:rPr>
+              <w:t xml:space="preserve">Must point to applRoot/sfs symlink — set once during initial setup</w:t>
             </w:r>
           </w:p>
         </w:tc>
@@ -2943,7 +3067,7 @@
           <w:sz w:val="18"/>
           <w:szCs w:val="18"/>
         </w:rPr>
-        <w:t xml:space="preserve">    SFS-&lt;release&gt;.tar</w:t>
+        <w:t xml:space="preserve">    sfs-app-&lt;release&gt;.tar</w:t>
       </w:r>
     </w:p>
     <w:p>
@@ -2975,7 +3099,7 @@
           <w:sz w:val="18"/>
           <w:szCs w:val="18"/>
         </w:rPr>
-        <w:t xml:space="preserve">        TFG/</w:t>
+        <w:t xml:space="preserve">        tfg/</w:t>
       </w:r>
     </w:p>
     <w:p>
@@ -3023,7 +3147,7 @@
           <w:sz w:val="18"/>
           <w:szCs w:val="18"/>
         </w:rPr>
-        <w:t xml:space="preserve">        PCT/</w:t>
+        <w:t xml:space="preserve">        pct/</w:t>
       </w:r>
     </w:p>
     <w:p>
@@ -3157,6 +3281,429 @@
           <w:szCs w:val="18"/>
         </w:rPr>
         <w:t xml:space="preserve">        cit01_envInfo.json</w:t>
+      </w:r>
+    </w:p>
+    <w:p>
+      <w:pPr>
+        <w:spacing w:after="120"/>
+      </w:pPr>
+      <w:r>
+        <w:t xml:space="preserve"/>
+      </w:r>
+    </w:p>
+    <w:p>
+      <w:pPr>
+        <w:pStyle w:val="Heading2"/>
+      </w:pPr>
+      <w:r>
+        <w:rPr>
+          <w:rFonts w:ascii="Arial" w:cs="Arial" w:eastAsia="Arial" w:hAnsi="Arial"/>
+          <w:b/>
+          <w:bCs/>
+          <w:color w:val="2E75B6"/>
+          <w:sz w:val="26"/>
+          <w:szCs w:val="26"/>
+        </w:rPr>
+        <w:t xml:space="preserve">2.3   One-Time Environment Setup</w:t>
+      </w:r>
+    </w:p>
+    <w:p>
+      <w:pPr>
+        <w:spacing w:after="120"/>
+      </w:pPr>
+      <w:r>
+        <w:t xml:space="preserve"/>
+      </w:r>
+    </w:p>
+    <w:p>
+      <w:pPr>
+        <w:spacing w:after="120"/>
+      </w:pPr>
+      <w:r>
+        <w:rPr>
+          <w:rFonts w:ascii="Arial" w:cs="Arial" w:eastAsia="Arial" w:hAnsi="Arial"/>
+          <w:sz w:val="20"/>
+          <w:szCs w:val="20"/>
+        </w:rPr>
+        <w:t xml:space="preserve">The following environment variables must be configured once on the deployment server. They do not need to be changed on subsequent deployments as they always point to the stable symlinks.</w:t>
+      </w:r>
+    </w:p>
+    <w:p>
+      <w:pPr>
+        <w:spacing w:after="120"/>
+      </w:pPr>
+      <w:r>
+        <w:t xml:space="preserve"/>
+      </w:r>
+    </w:p>
+    <w:p>
+      <w:pPr>
+        <w:spacing w:after="120"/>
+      </w:pPr>
+      <w:r>
+        <w:rPr>
+          <w:rFonts w:ascii="Arial" w:cs="Arial" w:eastAsia="Arial" w:hAnsi="Arial"/>
+          <w:i/>
+          <w:iCs/>
+          <w:color w:val="666666"/>
+          <w:sz w:val="20"/>
+          <w:szCs w:val="20"/>
+        </w:rPr>
+        <w:t xml:space="preserve">Note: This is a one-time setup only. Once set, these variables remain valid across all future releases because the symlinks are updated automatically on each deployment.</w:t>
+      </w:r>
+    </w:p>
+    <w:p>
+      <w:pPr>
+        <w:spacing w:after="120"/>
+      </w:pPr>
+      <w:r>
+        <w:t xml:space="preserve"/>
+      </w:r>
+    </w:p>
+    <w:p>
+      <w:pPr>
+        <w:spacing w:after="120"/>
+      </w:pPr>
+      <w:r>
+        <w:rPr>
+          <w:rFonts w:ascii="Arial" w:cs="Arial" w:eastAsia="Arial" w:hAnsi="Arial"/>
+          <w:b/>
+          <w:bCs/>
+          <w:sz w:val="20"/>
+          <w:szCs w:val="20"/>
+        </w:rPr>
+        <w:t xml:space="preserve">Step 1 — Add to ~/.bash_profile:</w:t>
+      </w:r>
+    </w:p>
+    <w:p>
+      <w:pPr>
+        <w:spacing w:after="120"/>
+      </w:pPr>
+      <w:r>
+        <w:t xml:space="preserve"/>
+      </w:r>
+    </w:p>
+    <w:p>
+      <w:pPr>
+        <w:shd w:fill="F5F5F5" w:val="clear"/>
+        <w:spacing w:after="60" w:before="60"/>
+        <w:ind w:left="360"/>
+      </w:pPr>
+      <w:r>
+        <w:rPr>
+          <w:rFonts w:ascii="Courier New" w:cs="Courier New" w:eastAsia="Courier New" w:hAnsi="Courier New"/>
+          <w:color w:val="333333"/>
+          <w:sz w:val="18"/>
+          <w:szCs w:val="18"/>
+        </w:rPr>
+        <w:t xml:space="preserve"># SFS Environment Variables — add to ~/.bash_profile</w:t>
+      </w:r>
+    </w:p>
+    <w:p>
+      <w:pPr>
+        <w:shd w:fill="F5F5F5" w:val="clear"/>
+        <w:spacing w:after="60" w:before="60"/>
+        <w:ind w:left="360"/>
+      </w:pPr>
+      <w:r>
+        <w:rPr>
+          <w:rFonts w:ascii="Courier New" w:cs="Courier New" w:eastAsia="Courier New" w:hAnsi="Courier New"/>
+          <w:color w:val="333333"/>
+          <w:sz w:val="18"/>
+          <w:szCs w:val="18"/>
+        </w:rPr>
+        <w:t xml:space="preserve">export JAVA_HOME=/opt/java/jdk        # update with actual Java path</w:t>
+      </w:r>
+    </w:p>
+    <w:p>
+      <w:pPr>
+        <w:shd w:fill="F5F5F5" w:val="clear"/>
+        <w:spacing w:after="60" w:before="60"/>
+        <w:ind w:left="360"/>
+      </w:pPr>
+      <w:r>
+        <w:rPr>
+          <w:rFonts w:ascii="Courier New" w:cs="Courier New" w:eastAsia="Courier New" w:hAnsi="Courier New"/>
+          <w:color w:val="333333"/>
+          <w:sz w:val="18"/>
+          <w:szCs w:val="18"/>
+        </w:rPr>
+        <w:t xml:space="preserve">export APP_HOME=/cls/appl/sfs          # always points to sfs symlink</w:t>
+      </w:r>
+    </w:p>
+    <w:p>
+      <w:pPr>
+        <w:spacing w:after="120"/>
+      </w:pPr>
+      <w:r>
+        <w:t xml:space="preserve"/>
+      </w:r>
+    </w:p>
+    <w:p>
+      <w:pPr>
+        <w:spacing w:after="120"/>
+      </w:pPr>
+      <w:r>
+        <w:rPr>
+          <w:rFonts w:ascii="Arial" w:cs="Arial" w:eastAsia="Arial" w:hAnsi="Arial"/>
+          <w:b/>
+          <w:bCs/>
+          <w:sz w:val="20"/>
+          <w:szCs w:val="20"/>
+        </w:rPr>
+        <w:t xml:space="preserve">Step 2 — Apply changes:</w:t>
+      </w:r>
+    </w:p>
+    <w:p>
+      <w:pPr>
+        <w:spacing w:after="120"/>
+      </w:pPr>
+      <w:r>
+        <w:t xml:space="preserve"/>
+      </w:r>
+    </w:p>
+    <w:p>
+      <w:pPr>
+        <w:shd w:fill="F5F5F5" w:val="clear"/>
+        <w:spacing w:after="60" w:before="60"/>
+        <w:ind w:left="360"/>
+      </w:pPr>
+      <w:r>
+        <w:rPr>
+          <w:rFonts w:ascii="Courier New" w:cs="Courier New" w:eastAsia="Courier New" w:hAnsi="Courier New"/>
+          <w:color w:val="333333"/>
+          <w:sz w:val="18"/>
+          <w:szCs w:val="18"/>
+        </w:rPr>
+        <w:t xml:space="preserve">source ~/.bash_profile</w:t>
+      </w:r>
+    </w:p>
+    <w:p>
+      <w:pPr>
+        <w:spacing w:after="120"/>
+      </w:pPr>
+      <w:r>
+        <w:t xml:space="preserve"/>
+      </w:r>
+    </w:p>
+    <w:p>
+      <w:pPr>
+        <w:spacing w:after="120"/>
+      </w:pPr>
+      <w:r>
+        <w:rPr>
+          <w:rFonts w:ascii="Arial" w:cs="Arial" w:eastAsia="Arial" w:hAnsi="Arial"/>
+          <w:b/>
+          <w:bCs/>
+          <w:sz w:val="20"/>
+          <w:szCs w:val="20"/>
+        </w:rPr>
+        <w:t xml:space="preserve">Step 3 — Verify:</w:t>
+      </w:r>
+    </w:p>
+    <w:p>
+      <w:pPr>
+        <w:spacing w:after="120"/>
+      </w:pPr>
+      <w:r>
+        <w:t xml:space="preserve"/>
+      </w:r>
+    </w:p>
+    <w:p>
+      <w:pPr>
+        <w:shd w:fill="F5F5F5" w:val="clear"/>
+        <w:spacing w:after="60" w:before="60"/>
+        <w:ind w:left="360"/>
+      </w:pPr>
+      <w:r>
+        <w:rPr>
+          <w:rFonts w:ascii="Courier New" w:cs="Courier New" w:eastAsia="Courier New" w:hAnsi="Courier New"/>
+          <w:color w:val="333333"/>
+          <w:sz w:val="18"/>
+          <w:szCs w:val="18"/>
+        </w:rPr>
+        <w:t xml:space="preserve">echo $JAVA_HOME</w:t>
+      </w:r>
+    </w:p>
+    <w:p>
+      <w:pPr>
+        <w:shd w:fill="F5F5F5" w:val="clear"/>
+        <w:spacing w:after="60" w:before="60"/>
+        <w:ind w:left="360"/>
+      </w:pPr>
+      <w:r>
+        <w:rPr>
+          <w:rFonts w:ascii="Courier New" w:cs="Courier New" w:eastAsia="Courier New" w:hAnsi="Courier New"/>
+          <w:color w:val="333333"/>
+          <w:sz w:val="18"/>
+          <w:szCs w:val="18"/>
+        </w:rPr>
+        <w:t xml:space="preserve">echo $APP_HOME</w:t>
+      </w:r>
+    </w:p>
+    <w:p>
+      <w:pPr>
+        <w:spacing w:after="120"/>
+      </w:pPr>
+      <w:r>
+        <w:t xml:space="preserve"/>
+      </w:r>
+    </w:p>
+    <w:p>
+      <w:pPr>
+        <w:spacing w:after="120"/>
+      </w:pPr>
+      <w:r>
+        <w:rPr>
+          <w:rFonts w:ascii="Arial" w:cs="Arial" w:eastAsia="Arial" w:hAnsi="Arial"/>
+          <w:sz w:val="20"/>
+          <w:szCs w:val="20"/>
+        </w:rPr>
+        <w:t xml:space="preserve">Why APP_HOME always points to the symlink and never needs to change:</w:t>
+      </w:r>
+    </w:p>
+    <w:p>
+      <w:pPr>
+        <w:spacing w:after="120"/>
+      </w:pPr>
+      <w:r>
+        <w:t xml:space="preserve"/>
+      </w:r>
+    </w:p>
+    <w:p>
+      <w:pPr>
+        <w:shd w:fill="F5F5F5" w:val="clear"/>
+        <w:spacing w:after="60" w:before="60"/>
+        <w:ind w:left="360"/>
+      </w:pPr>
+      <w:r>
+        <w:rPr>
+          <w:rFonts w:ascii="Courier New" w:cs="Courier New" w:eastAsia="Courier New" w:hAnsi="Courier New"/>
+          <w:color w:val="333333"/>
+          <w:sz w:val="18"/>
+          <w:szCs w:val="18"/>
+        </w:rPr>
+        <w:t xml:space="preserve">$APP_HOME = /cls/appl/sfs              &lt;- stable — never changes</w:t>
+      </w:r>
+    </w:p>
+    <w:p>
+      <w:pPr>
+        <w:shd w:fill="F5F5F5" w:val="clear"/>
+        <w:spacing w:after="60" w:before="60"/>
+        <w:ind w:left="360"/>
+      </w:pPr>
+      <w:r>
+        <w:rPr>
+          <w:rFonts w:ascii="Courier New" w:cs="Courier New" w:eastAsia="Courier New" w:hAnsi="Courier New"/>
+          <w:color w:val="333333"/>
+          <w:sz w:val="18"/>
+          <w:szCs w:val="18"/>
+        </w:rPr>
+        <w:t xml:space="preserve">                |</w:t>
+      </w:r>
+    </w:p>
+    <w:p>
+      <w:pPr>
+        <w:shd w:fill="F5F5F5" w:val="clear"/>
+        <w:spacing w:after="60" w:before="60"/>
+        <w:ind w:left="360"/>
+      </w:pPr>
+      <w:r>
+        <w:rPr>
+          <w:rFonts w:ascii="Courier New" w:cs="Courier New" w:eastAsia="Courier New" w:hAnsi="Courier New"/>
+          <w:color w:val="333333"/>
+          <w:sz w:val="18"/>
+          <w:szCs w:val="18"/>
+        </w:rPr>
+        <w:t xml:space="preserve">                | symlink updated on each release</w:t>
+      </w:r>
+    </w:p>
+    <w:p>
+      <w:pPr>
+        <w:shd w:fill="F5F5F5" w:val="clear"/>
+        <w:spacing w:after="60" w:before="60"/>
+        <w:ind w:left="360"/>
+      </w:pPr>
+      <w:r>
+        <w:rPr>
+          <w:rFonts w:ascii="Courier New" w:cs="Courier New" w:eastAsia="Courier New" w:hAnsi="Courier New"/>
+          <w:color w:val="333333"/>
+          <w:sz w:val="18"/>
+          <w:szCs w:val="18"/>
+        </w:rPr>
+        <w:t xml:space="preserve">                v</w:t>
+      </w:r>
+    </w:p>
+    <w:p>
+      <w:pPr>
+        <w:shd w:fill="F5F5F5" w:val="clear"/>
+        <w:spacing w:after="60" w:before="60"/>
+        <w:ind w:left="360"/>
+      </w:pPr>
+      <w:r>
+        <w:rPr>
+          <w:rFonts w:ascii="Courier New" w:cs="Courier New" w:eastAsia="Courier New" w:hAnsi="Courier New"/>
+          <w:color w:val="333333"/>
+          <w:sz w:val="18"/>
+          <w:szCs w:val="18"/>
+        </w:rPr>
+        <w:t xml:space="preserve">    /cls/appl/sfs-app-0.1.0            &lt;- release 1</w:t>
+      </w:r>
+    </w:p>
+    <w:p>
+      <w:pPr>
+        <w:shd w:fill="F5F5F5" w:val="clear"/>
+        <w:spacing w:after="60" w:before="60"/>
+        <w:ind w:left="360"/>
+      </w:pPr>
+      <w:r>
+        <w:rPr>
+          <w:rFonts w:ascii="Courier New" w:cs="Courier New" w:eastAsia="Courier New" w:hAnsi="Courier New"/>
+          <w:color w:val="333333"/>
+          <w:sz w:val="18"/>
+          <w:szCs w:val="18"/>
+        </w:rPr>
+        <w:t xml:space="preserve">    /cls/appl/sfs-app-0.2.0            &lt;- release 2</w:t>
+      </w:r>
+    </w:p>
+    <w:p>
+      <w:pPr>
+        <w:shd w:fill="F5F5F5" w:val="clear"/>
+        <w:spacing w:after="60" w:before="60"/>
+        <w:ind w:left="360"/>
+      </w:pPr>
+      <w:r>
+        <w:rPr>
+          <w:rFonts w:ascii="Courier New" w:cs="Courier New" w:eastAsia="Courier New" w:hAnsi="Courier New"/>
+          <w:color w:val="333333"/>
+          <w:sz w:val="18"/>
+          <w:szCs w:val="18"/>
+        </w:rPr>
+        <w:t xml:space="preserve">    /cls/appl/sfs-app-0.3.0            &lt;- release 3</w:t>
+      </w:r>
+    </w:p>
+    <w:p>
+      <w:pPr>
+        <w:spacing w:after="120"/>
+      </w:pPr>
+      <w:r>
+        <w:t xml:space="preserve"/>
+      </w:r>
+    </w:p>
+    <w:p>
+      <w:pPr>
+        <w:spacing w:after="120"/>
+      </w:pPr>
+      <w:r>
+        <w:rPr>
+          <w:rFonts w:ascii="Arial" w:cs="Arial" w:eastAsia="Arial" w:hAnsi="Arial"/>
+          <w:i/>
+          <w:iCs/>
+          <w:color w:val="666666"/>
+          <w:sz w:val="20"/>
+          <w:szCs w:val="20"/>
+        </w:rPr>
+        <w:t xml:space="preserve">Note: The deployment script automatically updates the sfs symlink to point to the new release. APP_HOME resolves to the latest release without any manual intervention.</w:t>
       </w:r>
     </w:p>
     <w:p>
@@ -3473,7 +4020,7 @@
           <w:sz w:val="20"/>
           <w:szCs w:val="20"/>
         </w:rPr>
-        <w:t xml:space="preserve">Verify SFS-&lt;release&gt;.tar exists in staging directory</w:t>
+        <w:t xml:space="preserve">Verify sfs-app-&lt;release&gt;.tar exists in staging directory</w:t>
       </w:r>
     </w:p>
     <w:p>
@@ -3507,7 +4054,7 @@
           <w:sz w:val="20"/>
           <w:szCs w:val="20"/>
         </w:rPr>
-        <w:t xml:space="preserve">Find and extract inner component tars (TFG, PCT) to applRoot/SFS-&lt;release&gt;/</w:t>
+        <w:t xml:space="preserve">Find and extract inner component tars (tfg, pct) to applRoot/sfs-app-&lt;release&gt;/</w:t>
       </w:r>
     </w:p>
     <w:p>
@@ -3524,7 +4071,7 @@
           <w:sz w:val="20"/>
           <w:szCs w:val="20"/>
         </w:rPr>
-        <w:t xml:space="preserve">Verify TFG and PCT directories exist</w:t>
+        <w:t xml:space="preserve">Rename tfg/ to tfg-&lt;release&gt;/ and pct/ to pct-&lt;release&gt;/ if not already versioned</w:t>
       </w:r>
     </w:p>
     <w:p>
@@ -3541,7 +4088,7 @@
           <w:sz w:val="20"/>
           <w:szCs w:val="20"/>
         </w:rPr>
-        <w:t xml:space="preserve">Create symlink: applRoot/SFS -&gt; applRoot/SFS-&lt;release&gt;</w:t>
+        <w:t xml:space="preserve">Create component symlinks: tfg -&gt; tfg-&lt;release&gt; and pct -&gt; pct-&lt;release&gt;</w:t>
       </w:r>
     </w:p>
     <w:p>
@@ -3558,6 +4105,23 @@
           <w:sz w:val="20"/>
           <w:szCs w:val="20"/>
         </w:rPr>
+        <w:t xml:space="preserve">Create symlink: applRoot/sfs-app -&gt; applRoot/sfs-app-&lt;release&gt;</w:t>
+      </w:r>
+    </w:p>
+    <w:p>
+      <w:pPr>
+        <w:pStyle w:val="ListParagraph"/>
+        <w:numPr>
+          <w:ilvl w:val="0"/>
+          <w:numId w:val="2"/>
+        </w:numPr>
+      </w:pPr>
+      <w:r>
+        <w:rPr>
+          <w:rFonts w:ascii="Arial" w:cs="Arial" w:eastAsia="Arial" w:hAnsi="Arial"/>
+          <w:sz w:val="20"/>
+          <w:szCs w:val="20"/>
+        </w:rPr>
         <w:t xml:space="preserve">Apply permissions</w:t>
       </w:r>
     </w:p>
@@ -3598,7 +4162,7 @@
           <w:sz w:val="20"/>
           <w:szCs w:val="20"/>
         </w:rPr>
-        <w:t xml:space="preserve">Verify applRoot/SFS-&lt;release&gt;/ exists (core must be done first)</w:t>
+        <w:t xml:space="preserve">Verify applRoot/sfs-app-&lt;release&gt;/ exists (core must be done first)</w:t>
       </w:r>
     </w:p>
     <w:p>
@@ -3632,7 +4196,7 @@
           <w:sz w:val="20"/>
           <w:szCs w:val="20"/>
         </w:rPr>
-        <w:t xml:space="preserve">For each component (TFG, PCT):</w:t>
+        <w:t xml:space="preserve">For each component (tfg, pct):</w:t>
       </w:r>
     </w:p>
     <w:p>
@@ -3649,7 +4213,7 @@
           <w:sz w:val="20"/>
           <w:szCs w:val="20"/>
         </w:rPr>
-        <w:t xml:space="preserve">    Read config.json from staging repo</w:t>
+        <w:t xml:space="preserve">    Read config.json and application.template.properties from staging repo</w:t>
       </w:r>
     </w:p>
     <w:p>
@@ -3666,7 +4230,7 @@
           <w:sz w:val="20"/>
           <w:szCs w:val="20"/>
         </w:rPr>
-        <w:t xml:space="preserve">    Read application.template.properties from staging repo</w:t>
+        <w:t xml:space="preserve">    Replace dot-notation placeholders with values from cit01_envInfo.json</w:t>
       </w:r>
     </w:p>
     <w:p>
@@ -3683,24 +4247,7 @@
           <w:sz w:val="20"/>
           <w:szCs w:val="20"/>
         </w:rPr>
-        <w:t xml:space="preserve">    Replace dot-notation placeholders with values from cit01_envInfo.json</w:t>
-      </w:r>
-    </w:p>
-    <w:p>
-      <w:pPr>
-        <w:pStyle w:val="ListParagraph"/>
-        <w:numPr>
-          <w:ilvl w:val="0"/>
-          <w:numId w:val="2"/>
-        </w:numPr>
-      </w:pPr>
-      <w:r>
-        <w:rPr>
-          <w:rFonts w:ascii="Arial" w:cs="Arial" w:eastAsia="Arial" w:hAnsi="Arial"/>
-          <w:sz w:val="20"/>
-          <w:szCs w:val="20"/>
-        </w:rPr>
-        <w:t xml:space="preserve">    Write application.properties to applRoot/config-&lt;release&gt;/&lt;COMP&gt;/</w:t>
+        <w:t xml:space="preserve">    Write application.properties to applRoot/config-&lt;release&gt;/&lt;comp&gt;/</w:t>
       </w:r>
     </w:p>
     <w:p>
@@ -3758,244 +4305,7 @@
           <w:sz w:val="26"/>
           <w:szCs w:val="26"/>
         </w:rPr>
-        <w:t xml:space="preserve">3.2   Expected Output After Full Deployment</w:t>
-      </w:r>
-    </w:p>
-    <w:p>
-      <w:pPr>
-        <w:spacing w:after="120"/>
-      </w:pPr>
-      <w:r>
-        <w:t xml:space="preserve"/>
-      </w:r>
-    </w:p>
-    <w:p>
-      <w:pPr>
-        <w:shd w:fill="F5F5F5" w:val="clear"/>
-        <w:spacing w:after="60" w:before="60"/>
-        <w:ind w:left="360"/>
-      </w:pPr>
-      <w:r>
-        <w:rPr>
-          <w:rFonts w:ascii="Courier New" w:cs="Courier New" w:eastAsia="Courier New" w:hAnsi="Courier New"/>
-          <w:color w:val="333333"/>
-          <w:sz w:val="18"/>
-          <w:szCs w:val="18"/>
-        </w:rPr>
-        <w:t xml:space="preserve">applRoot/</w:t>
-      </w:r>
-    </w:p>
-    <w:p>
-      <w:pPr>
-        <w:shd w:fill="F5F5F5" w:val="clear"/>
-        <w:spacing w:after="60" w:before="60"/>
-        <w:ind w:left="360"/>
-      </w:pPr>
-      <w:r>
-        <w:rPr>
-          <w:rFonts w:ascii="Courier New" w:cs="Courier New" w:eastAsia="Courier New" w:hAnsi="Courier New"/>
-          <w:color w:val="333333"/>
-          <w:sz w:val="18"/>
-          <w:szCs w:val="18"/>
-        </w:rPr>
-        <w:t xml:space="preserve">    SFS-0.1.0/                    &lt;- extracted tar</w:t>
-      </w:r>
-    </w:p>
-    <w:p>
-      <w:pPr>
-        <w:shd w:fill="F5F5F5" w:val="clear"/>
-        <w:spacing w:after="60" w:before="60"/>
-        <w:ind w:left="360"/>
-      </w:pPr>
-      <w:r>
-        <w:rPr>
-          <w:rFonts w:ascii="Courier New" w:cs="Courier New" w:eastAsia="Courier New" w:hAnsi="Courier New"/>
-          <w:color w:val="333333"/>
-          <w:sz w:val="18"/>
-          <w:szCs w:val="18"/>
-        </w:rPr>
-        <w:t xml:space="preserve">        TFG/</w:t>
-      </w:r>
-    </w:p>
-    <w:p>
-      <w:pPr>
-        <w:shd w:fill="F5F5F5" w:val="clear"/>
-        <w:spacing w:after="60" w:before="60"/>
-        <w:ind w:left="360"/>
-      </w:pPr>
-      <w:r>
-        <w:rPr>
-          <w:rFonts w:ascii="Courier New" w:cs="Courier New" w:eastAsia="Courier New" w:hAnsi="Courier New"/>
-          <w:color w:val="333333"/>
-          <w:sz w:val="18"/>
-          <w:szCs w:val="18"/>
-        </w:rPr>
-        <w:t xml:space="preserve">        PCT/</w:t>
-      </w:r>
-    </w:p>
-    <w:p>
-      <w:pPr>
-        <w:shd w:fill="F5F5F5" w:val="clear"/>
-        <w:spacing w:after="60" w:before="60"/>
-        <w:ind w:left="360"/>
-      </w:pPr>
-      <w:r>
-        <w:rPr>
-          <w:rFonts w:ascii="Courier New" w:cs="Courier New" w:eastAsia="Courier New" w:hAnsi="Courier New"/>
-          <w:color w:val="333333"/>
-          <w:sz w:val="18"/>
-          <w:szCs w:val="18"/>
-        </w:rPr>
-        <w:t xml:space="preserve">    SFS  -&gt;  SFS-0.1.0            &lt;- symlink</w:t>
-      </w:r>
-    </w:p>
-    <w:p>
-      <w:pPr>
-        <w:shd w:fill="F5F5F5" w:val="clear"/>
-        <w:spacing w:after="60" w:before="60"/>
-        <w:ind w:left="360"/>
-      </w:pPr>
-      <w:r>
-        <w:rPr>
-          <w:rFonts w:ascii="Courier New" w:cs="Courier New" w:eastAsia="Courier New" w:hAnsi="Courier New"/>
-          <w:color w:val="333333"/>
-          <w:sz w:val="18"/>
-          <w:szCs w:val="18"/>
-        </w:rPr>
-        <w:t xml:space="preserve">    config-0.1.0/                 &lt;- configured files</w:t>
-      </w:r>
-    </w:p>
-    <w:p>
-      <w:pPr>
-        <w:shd w:fill="F5F5F5" w:val="clear"/>
-        <w:spacing w:after="60" w:before="60"/>
-        <w:ind w:left="360"/>
-      </w:pPr>
-      <w:r>
-        <w:rPr>
-          <w:rFonts w:ascii="Courier New" w:cs="Courier New" w:eastAsia="Courier New" w:hAnsi="Courier New"/>
-          <w:color w:val="333333"/>
-          <w:sz w:val="18"/>
-          <w:szCs w:val="18"/>
-        </w:rPr>
-        <w:t xml:space="preserve">        TFG/</w:t>
-      </w:r>
-    </w:p>
-    <w:p>
-      <w:pPr>
-        <w:shd w:fill="F5F5F5" w:val="clear"/>
-        <w:spacing w:after="60" w:before="60"/>
-        <w:ind w:left="360"/>
-      </w:pPr>
-      <w:r>
-        <w:rPr>
-          <w:rFonts w:ascii="Courier New" w:cs="Courier New" w:eastAsia="Courier New" w:hAnsi="Courier New"/>
-          <w:color w:val="333333"/>
-          <w:sz w:val="18"/>
-          <w:szCs w:val="18"/>
-        </w:rPr>
-        <w:t xml:space="preserve">            application.properties</w:t>
-      </w:r>
-    </w:p>
-    <w:p>
-      <w:pPr>
-        <w:shd w:fill="F5F5F5" w:val="clear"/>
-        <w:spacing w:after="60" w:before="60"/>
-        <w:ind w:left="360"/>
-      </w:pPr>
-      <w:r>
-        <w:rPr>
-          <w:rFonts w:ascii="Courier New" w:cs="Courier New" w:eastAsia="Courier New" w:hAnsi="Courier New"/>
-          <w:color w:val="333333"/>
-          <w:sz w:val="18"/>
-          <w:szCs w:val="18"/>
-        </w:rPr>
-        <w:t xml:space="preserve">        PCT/</w:t>
-      </w:r>
-    </w:p>
-    <w:p>
-      <w:pPr>
-        <w:shd w:fill="F5F5F5" w:val="clear"/>
-        <w:spacing w:after="60" w:before="60"/>
-        <w:ind w:left="360"/>
-      </w:pPr>
-      <w:r>
-        <w:rPr>
-          <w:rFonts w:ascii="Courier New" w:cs="Courier New" w:eastAsia="Courier New" w:hAnsi="Courier New"/>
-          <w:color w:val="333333"/>
-          <w:sz w:val="18"/>
-          <w:szCs w:val="18"/>
-        </w:rPr>
-        <w:t xml:space="preserve">            application.properties</w:t>
-      </w:r>
-    </w:p>
-    <w:p>
-      <w:pPr>
-        <w:shd w:fill="F5F5F5" w:val="clear"/>
-        <w:spacing w:after="60" w:before="60"/>
-        <w:ind w:left="360"/>
-      </w:pPr>
-      <w:r>
-        <w:rPr>
-          <w:rFonts w:ascii="Courier New" w:cs="Courier New" w:eastAsia="Courier New" w:hAnsi="Courier New"/>
-          <w:color w:val="333333"/>
-          <w:sz w:val="18"/>
-          <w:szCs w:val="18"/>
-        </w:rPr>
-        <w:t xml:space="preserve">    config  -&gt;  config-0.1.0      &lt;- symlink</w:t>
-      </w:r>
-    </w:p>
-    <w:p>
-      <w:pPr>
-        <w:shd w:fill="F5F5F5" w:val="clear"/>
-        <w:spacing w:after="60" w:before="60"/>
-        <w:ind w:left="360"/>
-      </w:pPr>
-      <w:r>
-        <w:rPr>
-          <w:rFonts w:ascii="Courier New" w:cs="Courier New" w:eastAsia="Courier New" w:hAnsi="Courier New"/>
-          <w:color w:val="333333"/>
-          <w:sz w:val="18"/>
-          <w:szCs w:val="18"/>
-        </w:rPr>
-        <w:t xml:space="preserve">    env/</w:t>
-      </w:r>
-    </w:p>
-    <w:p>
-      <w:pPr>
-        <w:shd w:fill="F5F5F5" w:val="clear"/>
-        <w:spacing w:after="60" w:before="60"/>
-        <w:ind w:left="360"/>
-      </w:pPr>
-      <w:r>
-        <w:rPr>
-          <w:rFonts w:ascii="Courier New" w:cs="Courier New" w:eastAsia="Courier New" w:hAnsi="Courier New"/>
-          <w:color w:val="333333"/>
-          <w:sz w:val="18"/>
-          <w:szCs w:val="18"/>
-        </w:rPr>
-        <w:t xml:space="preserve">        cit01_envInfo.json</w:t>
-      </w:r>
-    </w:p>
-    <w:p>
-      <w:r>
-        <w:br w:type="page"/>
-      </w:r>
-    </w:p>
-    <w:p>
-      <w:pPr>
-        <w:pStyle w:val="Heading1"/>
-      </w:pPr>
-      <w:r>
-        <w:rPr>
-          <w:rFonts w:ascii="Arial" w:cs="Arial" w:eastAsia="Arial" w:hAnsi="Arial"/>
-          <w:b/>
-          <w:bCs/>
-          <w:color w:val="1F3864"/>
-          <w:sz w:val="32"/>
-          <w:szCs w:val="32"/>
-        </w:rPr>
-        <w:t xml:space="preserve">4   Core Deployment — Using sfs_deploy_new.py</w:t>
+        <w:t xml:space="preserve">3.2   Symlink Strategy</w:t>
       </w:r>
     </w:p>
     <w:p>
@@ -4016,183 +4326,7 @@
           <w:sz w:val="20"/>
           <w:szCs w:val="20"/>
         </w:rPr>
-        <w:t xml:space="preserve">This section describes how to perform the SFS core deployment using the deployment script. The script automates all manual steps including tar extraction, directory creation, verification and symlink creation.</w:t>
-      </w:r>
-    </w:p>
-    <w:p>
-      <w:pPr>
-        <w:spacing w:after="120"/>
-      </w:pPr>
-      <w:r>
-        <w:t xml:space="preserve"/>
-      </w:r>
-    </w:p>
-    <w:p>
-      <w:pPr>
-        <w:pStyle w:val="Heading2"/>
-      </w:pPr>
-      <w:r>
-        <w:rPr>
-          <w:rFonts w:ascii="Arial" w:cs="Arial" w:eastAsia="Arial" w:hAnsi="Arial"/>
-          <w:b/>
-          <w:bCs/>
-          <w:color w:val="2E75B6"/>
-          <w:sz w:val="26"/>
-          <w:szCs w:val="26"/>
-        </w:rPr>
-        <w:t xml:space="preserve">4.1   Command</w:t>
-      </w:r>
-    </w:p>
-    <w:p>
-      <w:pPr>
-        <w:spacing w:after="120"/>
-      </w:pPr>
-      <w:r>
-        <w:t xml:space="preserve"/>
-      </w:r>
-    </w:p>
-    <w:p>
-      <w:pPr>
-        <w:shd w:fill="F5F5F5" w:val="clear"/>
-        <w:spacing w:after="60" w:before="60"/>
-        <w:ind w:left="360"/>
-      </w:pPr>
-      <w:r>
-        <w:rPr>
-          <w:rFonts w:ascii="Courier New" w:cs="Courier New" w:eastAsia="Courier New" w:hAnsi="Courier New"/>
-          <w:color w:val="333333"/>
-          <w:sz w:val="18"/>
-          <w:szCs w:val="18"/>
-        </w:rPr>
-        <w:t xml:space="preserve">python3 sfs_deploy_new.py \</w:t>
-      </w:r>
-    </w:p>
-    <w:p>
-      <w:pPr>
-        <w:shd w:fill="F5F5F5" w:val="clear"/>
-        <w:spacing w:after="60" w:before="60"/>
-        <w:ind w:left="360"/>
-      </w:pPr>
-      <w:r>
-        <w:rPr>
-          <w:rFonts w:ascii="Courier New" w:cs="Courier New" w:eastAsia="Courier New" w:hAnsi="Courier New"/>
-          <w:color w:val="333333"/>
-          <w:sz w:val="18"/>
-          <w:szCs w:val="18"/>
-        </w:rPr>
-        <w:t xml:space="preserve">    --applRoot /cls/appl \</w:t>
-      </w:r>
-    </w:p>
-    <w:p>
-      <w:pPr>
-        <w:shd w:fill="F5F5F5" w:val="clear"/>
-        <w:spacing w:after="60" w:before="60"/>
-        <w:ind w:left="360"/>
-      </w:pPr>
-      <w:r>
-        <w:rPr>
-          <w:rFonts w:ascii="Courier New" w:cs="Courier New" w:eastAsia="Courier New" w:hAnsi="Courier New"/>
-          <w:color w:val="333333"/>
-          <w:sz w:val="18"/>
-          <w:szCs w:val="18"/>
-        </w:rPr>
-        <w:t xml:space="preserve">    --action deploy \</w:t>
-      </w:r>
-    </w:p>
-    <w:p>
-      <w:pPr>
-        <w:shd w:fill="F5F5F5" w:val="clear"/>
-        <w:spacing w:after="60" w:before="60"/>
-        <w:ind w:left="360"/>
-      </w:pPr>
-      <w:r>
-        <w:rPr>
-          <w:rFonts w:ascii="Courier New" w:cs="Courier New" w:eastAsia="Courier New" w:hAnsi="Courier New"/>
-          <w:color w:val="333333"/>
-          <w:sz w:val="18"/>
-          <w:szCs w:val="18"/>
-        </w:rPr>
-        <w:t xml:space="preserve">    --release 0.1.0 \</w:t>
-      </w:r>
-    </w:p>
-    <w:p>
-      <w:pPr>
-        <w:shd w:fill="F5F5F5" w:val="clear"/>
-        <w:spacing w:after="60" w:before="60"/>
-        <w:ind w:left="360"/>
-      </w:pPr>
-      <w:r>
-        <w:rPr>
-          <w:rFonts w:ascii="Courier New" w:cs="Courier New" w:eastAsia="Courier New" w:hAnsi="Courier New"/>
-          <w:color w:val="333333"/>
-          <w:sz w:val="18"/>
-          <w:szCs w:val="18"/>
-        </w:rPr>
-        <w:t xml:space="preserve">    --type core \</w:t>
-      </w:r>
-    </w:p>
-    <w:p>
-      <w:pPr>
-        <w:shd w:fill="F5F5F5" w:val="clear"/>
-        <w:spacing w:after="60" w:before="60"/>
-        <w:ind w:left="360"/>
-      </w:pPr>
-      <w:r>
-        <w:rPr>
-          <w:rFonts w:ascii="Courier New" w:cs="Courier New" w:eastAsia="Courier New" w:hAnsi="Courier New"/>
-          <w:color w:val="333333"/>
-          <w:sz w:val="18"/>
-          <w:szCs w:val="18"/>
-        </w:rPr>
-        <w:t xml:space="preserve">    --component all</w:t>
-      </w:r>
-    </w:p>
-    <w:p>
-      <w:pPr>
-        <w:spacing w:after="120"/>
-      </w:pPr>
-      <w:r>
-        <w:t xml:space="preserve"/>
-      </w:r>
-    </w:p>
-    <w:p>
-      <w:pPr>
-        <w:spacing w:after="120"/>
-      </w:pPr>
-      <w:r>
-        <w:rPr>
-          <w:rFonts w:ascii="Arial" w:cs="Arial" w:eastAsia="Arial" w:hAnsi="Arial"/>
-          <w:i/>
-          <w:iCs/>
-          <w:color w:val="666666"/>
-          <w:sz w:val="20"/>
-          <w:szCs w:val="20"/>
-        </w:rPr>
-        <w:t xml:space="preserve">Note: --env and --envFolder are not required for core deployment.</w:t>
-      </w:r>
-    </w:p>
-    <w:p>
-      <w:pPr>
-        <w:spacing w:after="120"/>
-      </w:pPr>
-      <w:r>
-        <w:t xml:space="preserve"/>
-      </w:r>
-    </w:p>
-    <w:p>
-      <w:pPr>
-        <w:pStyle w:val="Heading2"/>
-      </w:pPr>
-      <w:r>
-        <w:rPr>
-          <w:rFonts w:ascii="Arial" w:cs="Arial" w:eastAsia="Arial" w:hAnsi="Arial"/>
-          <w:b/>
-          <w:bCs/>
-          <w:color w:val="2E75B6"/>
-          <w:sz w:val="26"/>
-          <w:szCs w:val="26"/>
-        </w:rPr>
-        <w:t xml:space="preserve">4.2   What the Script Does</w:t>
+        <w:t xml:space="preserve">The deployment uses symlinks at multiple levels to ensure environment variables and application paths remain stable across releases:</w:t>
       </w:r>
     </w:p>
     <w:p>
@@ -4246,7 +4380,7 @@
                 <w:sz w:val="20"/>
                 <w:szCs w:val="20"/>
               </w:rPr>
-              <w:t xml:space="preserve">Step</w:t>
+              <w:t xml:space="preserve">Symlink</w:t>
             </w:r>
           </w:p>
         </w:tc>
@@ -4276,7 +4410,7 @@
                 <w:sz w:val="20"/>
                 <w:szCs w:val="20"/>
               </w:rPr>
-              <w:t xml:space="preserve">Action</w:t>
+              <w:t xml:space="preserve">Points To</w:t>
             </w:r>
           </w:p>
         </w:tc>
@@ -4308,7 +4442,7 @@
                 <w:sz w:val="20"/>
                 <w:szCs w:val="20"/>
               </w:rPr>
-              <w:t xml:space="preserve">1</w:t>
+              <w:t xml:space="preserve">applRoot/sfs-app</w:t>
             </w:r>
           </w:p>
         </w:tc>
@@ -4338,7 +4472,7 @@
                 <w:sz w:val="20"/>
                 <w:szCs w:val="20"/>
               </w:rPr>
-              <w:t xml:space="preserve">Removes existing SFS symlink and SFS-&lt;release&gt; folder if present (clean)</w:t>
+              <w:t xml:space="preserve">applRoot/sfs-app-&lt;release&gt;  (top level — stable entry point)</w:t>
             </w:r>
           </w:p>
         </w:tc>
@@ -4370,7 +4504,7 @@
                 <w:sz w:val="20"/>
                 <w:szCs w:val="20"/>
               </w:rPr>
-              <w:t xml:space="preserve">2</w:t>
+              <w:t xml:space="preserve">applRoot/sfs-app-&lt;release&gt;/tfg</w:t>
             </w:r>
           </w:p>
         </w:tc>
@@ -4400,7 +4534,7 @@
                 <w:sz w:val="20"/>
                 <w:szCs w:val="20"/>
               </w:rPr>
-              <w:t xml:space="preserve">Verifies SFS-&lt;release&gt;.tar exists in staging directory</w:t>
+              <w:t xml:space="preserve">applRoot/sfs-app-&lt;release&gt;/tfg-&lt;release&gt;</w:t>
             </w:r>
           </w:p>
         </w:tc>
@@ -4432,7 +4566,7 @@
                 <w:sz w:val="20"/>
                 <w:szCs w:val="20"/>
               </w:rPr>
-              <w:t xml:space="preserve">3</w:t>
+              <w:t xml:space="preserve">applRoot/sfs-app-&lt;release&gt;/pct</w:t>
             </w:r>
           </w:p>
         </w:tc>
@@ -4462,7 +4596,7 @@
                 <w:sz w:val="20"/>
                 <w:szCs w:val="20"/>
               </w:rPr>
-              <w:t xml:space="preserve">Creates temp folder and extracts outer tar</w:t>
+              <w:t xml:space="preserve">applRoot/sfs-app-&lt;release&gt;/pct-&lt;release&gt;</w:t>
             </w:r>
           </w:p>
         </w:tc>
@@ -4494,7 +4628,7 @@
                 <w:sz w:val="20"/>
                 <w:szCs w:val="20"/>
               </w:rPr>
-              <w:t xml:space="preserve">4</w:t>
+              <w:t xml:space="preserve">applRoot/config</w:t>
             </w:r>
           </w:p>
         </w:tc>
@@ -4524,384 +4658,33 @@
                 <w:sz w:val="20"/>
                 <w:szCs w:val="20"/>
               </w:rPr>
-              <w:t xml:space="preserve">Recursively finds all inner .tar files inside extracted folder</w:t>
-            </w:r>
-          </w:p>
-        </w:tc>
-      </w:tr>
-      <w:tr>
-        <w:tc>
-          <w:tcPr>
-            <w:tcW w:type="dxa" w:w="3000"/>
-            <w:tcBorders>
-              <w:top w:val="single" w:color="CCCCCC" w:sz="1"/>
-              <w:left w:val="single" w:color="CCCCCC" w:sz="1"/>
-              <w:bottom w:val="single" w:color="CCCCCC" w:sz="1"/>
-              <w:right w:val="single" w:color="CCCCCC" w:sz="1"/>
-            </w:tcBorders>
-            <w:shd w:fill="F2F2F2" w:val="clear"/>
-            <w:tcMar>
-              <w:top w:type="dxa" w:w="80"/>
-              <w:left w:type="dxa" w:w="120"/>
-              <w:bottom w:type="dxa" w:w="80"/>
-              <w:right w:type="dxa" w:w="120"/>
-            </w:tcMar>
-          </w:tcPr>
-          <w:p>
-            <w:r>
-              <w:rPr>
-                <w:rFonts w:ascii="Arial" w:cs="Arial" w:eastAsia="Arial" w:hAnsi="Arial"/>
-                <w:b w:val="false"/>
-                <w:bCs w:val="false"/>
-                <w:sz w:val="20"/>
-                <w:szCs w:val="20"/>
-              </w:rPr>
-              <w:t xml:space="preserve">5</w:t>
-            </w:r>
-          </w:p>
-        </w:tc>
-        <w:tc>
-          <w:tcPr>
-            <w:tcW w:type="dxa" w:w="6360"/>
-            <w:tcBorders>
-              <w:top w:val="single" w:color="CCCCCC" w:sz="1"/>
-              <w:left w:val="single" w:color="CCCCCC" w:sz="1"/>
-              <w:bottom w:val="single" w:color="CCCCCC" w:sz="1"/>
-              <w:right w:val="single" w:color="CCCCCC" w:sz="1"/>
-            </w:tcBorders>
-            <w:shd w:fill="FFFFFF" w:val="clear"/>
-            <w:tcMar>
-              <w:top w:type="dxa" w:w="80"/>
-              <w:left w:type="dxa" w:w="120"/>
-              <w:bottom w:type="dxa" w:w="80"/>
-              <w:right w:type="dxa" w:w="120"/>
-            </w:tcMar>
-          </w:tcPr>
-          <w:p>
-            <w:r>
-              <w:rPr>
-                <w:rFonts w:ascii="Arial" w:cs="Arial" w:eastAsia="Arial" w:hAnsi="Arial"/>
-                <w:b w:val="false"/>
-                <w:bCs w:val="false"/>
-                <w:sz w:val="20"/>
-                <w:szCs w:val="20"/>
-              </w:rPr>
-              <w:t xml:space="preserve">Creates applRoot/SFS-&lt;release&gt;/ directory</w:t>
-            </w:r>
-          </w:p>
-        </w:tc>
-      </w:tr>
-      <w:tr>
-        <w:tc>
-          <w:tcPr>
-            <w:tcW w:type="dxa" w:w="3000"/>
-            <w:tcBorders>
-              <w:top w:val="single" w:color="CCCCCC" w:sz="1"/>
-              <w:left w:val="single" w:color="CCCCCC" w:sz="1"/>
-              <w:bottom w:val="single" w:color="CCCCCC" w:sz="1"/>
-              <w:right w:val="single" w:color="CCCCCC" w:sz="1"/>
-            </w:tcBorders>
-            <w:shd w:fill="F2F2F2" w:val="clear"/>
-            <w:tcMar>
-              <w:top w:type="dxa" w:w="80"/>
-              <w:left w:type="dxa" w:w="120"/>
-              <w:bottom w:type="dxa" w:w="80"/>
-              <w:right w:type="dxa" w:w="120"/>
-            </w:tcMar>
-          </w:tcPr>
-          <w:p>
-            <w:r>
-              <w:rPr>
-                <w:rFonts w:ascii="Arial" w:cs="Arial" w:eastAsia="Arial" w:hAnsi="Arial"/>
-                <w:b w:val="false"/>
-                <w:bCs w:val="false"/>
-                <w:sz w:val="20"/>
-                <w:szCs w:val="20"/>
-              </w:rPr>
-              <w:t xml:space="preserve">6</w:t>
-            </w:r>
-          </w:p>
-        </w:tc>
-        <w:tc>
-          <w:tcPr>
-            <w:tcW w:type="dxa" w:w="6360"/>
-            <w:tcBorders>
-              <w:top w:val="single" w:color="CCCCCC" w:sz="1"/>
-              <w:left w:val="single" w:color="CCCCCC" w:sz="1"/>
-              <w:bottom w:val="single" w:color="CCCCCC" w:sz="1"/>
-              <w:right w:val="single" w:color="CCCCCC" w:sz="1"/>
-            </w:tcBorders>
-            <w:shd w:fill="FFFFFF" w:val="clear"/>
-            <w:tcMar>
-              <w:top w:type="dxa" w:w="80"/>
-              <w:left w:type="dxa" w:w="120"/>
-              <w:bottom w:type="dxa" w:w="80"/>
-              <w:right w:type="dxa" w:w="120"/>
-            </w:tcMar>
-          </w:tcPr>
-          <w:p>
-            <w:r>
-              <w:rPr>
-                <w:rFonts w:ascii="Arial" w:cs="Arial" w:eastAsia="Arial" w:hAnsi="Arial"/>
-                <w:b w:val="false"/>
-                <w:bCs w:val="false"/>
-                <w:sz w:val="20"/>
-                <w:szCs w:val="20"/>
-              </w:rPr>
-              <w:t xml:space="preserve">Extracts each inner tar into applRoot/SFS-&lt;release&gt;/</w:t>
-            </w:r>
-          </w:p>
-        </w:tc>
-      </w:tr>
-      <w:tr>
-        <w:tc>
-          <w:tcPr>
-            <w:tcW w:type="dxa" w:w="3000"/>
-            <w:tcBorders>
-              <w:top w:val="single" w:color="CCCCCC" w:sz="1"/>
-              <w:left w:val="single" w:color="CCCCCC" w:sz="1"/>
-              <w:bottom w:val="single" w:color="CCCCCC" w:sz="1"/>
-              <w:right w:val="single" w:color="CCCCCC" w:sz="1"/>
-            </w:tcBorders>
-            <w:shd w:fill="F2F2F2" w:val="clear"/>
-            <w:tcMar>
-              <w:top w:type="dxa" w:w="80"/>
-              <w:left w:type="dxa" w:w="120"/>
-              <w:bottom w:type="dxa" w:w="80"/>
-              <w:right w:type="dxa" w:w="120"/>
-            </w:tcMar>
-          </w:tcPr>
-          <w:p>
-            <w:r>
-              <w:rPr>
-                <w:rFonts w:ascii="Arial" w:cs="Arial" w:eastAsia="Arial" w:hAnsi="Arial"/>
-                <w:b w:val="false"/>
-                <w:bCs w:val="false"/>
-                <w:sz w:val="20"/>
-                <w:szCs w:val="20"/>
-              </w:rPr>
-              <w:t xml:space="preserve">7</w:t>
-            </w:r>
-          </w:p>
-        </w:tc>
-        <w:tc>
-          <w:tcPr>
-            <w:tcW w:type="dxa" w:w="6360"/>
-            <w:tcBorders>
-              <w:top w:val="single" w:color="CCCCCC" w:sz="1"/>
-              <w:left w:val="single" w:color="CCCCCC" w:sz="1"/>
-              <w:bottom w:val="single" w:color="CCCCCC" w:sz="1"/>
-              <w:right w:val="single" w:color="CCCCCC" w:sz="1"/>
-            </w:tcBorders>
-            <w:shd w:fill="FFFFFF" w:val="clear"/>
-            <w:tcMar>
-              <w:top w:type="dxa" w:w="80"/>
-              <w:left w:type="dxa" w:w="120"/>
-              <w:bottom w:type="dxa" w:w="80"/>
-              <w:right w:type="dxa" w:w="120"/>
-            </w:tcMar>
-          </w:tcPr>
-          <w:p>
-            <w:r>
-              <w:rPr>
-                <w:rFonts w:ascii="Arial" w:cs="Arial" w:eastAsia="Arial" w:hAnsi="Arial"/>
-                <w:b w:val="false"/>
-                <w:bCs w:val="false"/>
-                <w:sz w:val="20"/>
-                <w:szCs w:val="20"/>
-              </w:rPr>
-              <w:t xml:space="preserve">Cleans up temp folder</w:t>
-            </w:r>
-          </w:p>
-        </w:tc>
-      </w:tr>
-      <w:tr>
-        <w:tc>
-          <w:tcPr>
-            <w:tcW w:type="dxa" w:w="3000"/>
-            <w:tcBorders>
-              <w:top w:val="single" w:color="CCCCCC" w:sz="1"/>
-              <w:left w:val="single" w:color="CCCCCC" w:sz="1"/>
-              <w:bottom w:val="single" w:color="CCCCCC" w:sz="1"/>
-              <w:right w:val="single" w:color="CCCCCC" w:sz="1"/>
-            </w:tcBorders>
-            <w:shd w:fill="F2F2F2" w:val="clear"/>
-            <w:tcMar>
-              <w:top w:type="dxa" w:w="80"/>
-              <w:left w:type="dxa" w:w="120"/>
-              <w:bottom w:type="dxa" w:w="80"/>
-              <w:right w:type="dxa" w:w="120"/>
-            </w:tcMar>
-          </w:tcPr>
-          <w:p>
-            <w:r>
-              <w:rPr>
-                <w:rFonts w:ascii="Arial" w:cs="Arial" w:eastAsia="Arial" w:hAnsi="Arial"/>
-                <w:b w:val="false"/>
-                <w:bCs w:val="false"/>
-                <w:sz w:val="20"/>
-                <w:szCs w:val="20"/>
-              </w:rPr>
-              <w:t xml:space="preserve">8</w:t>
-            </w:r>
-          </w:p>
-        </w:tc>
-        <w:tc>
-          <w:tcPr>
-            <w:tcW w:type="dxa" w:w="6360"/>
-            <w:tcBorders>
-              <w:top w:val="single" w:color="CCCCCC" w:sz="1"/>
-              <w:left w:val="single" w:color="CCCCCC" w:sz="1"/>
-              <w:bottom w:val="single" w:color="CCCCCC" w:sz="1"/>
-              <w:right w:val="single" w:color="CCCCCC" w:sz="1"/>
-            </w:tcBorders>
-            <w:shd w:fill="FFFFFF" w:val="clear"/>
-            <w:tcMar>
-              <w:top w:type="dxa" w:w="80"/>
-              <w:left w:type="dxa" w:w="120"/>
-              <w:bottom w:type="dxa" w:w="80"/>
-              <w:right w:type="dxa" w:w="120"/>
-            </w:tcMar>
-          </w:tcPr>
-          <w:p>
-            <w:r>
-              <w:rPr>
-                <w:rFonts w:ascii="Arial" w:cs="Arial" w:eastAsia="Arial" w:hAnsi="Arial"/>
-                <w:b w:val="false"/>
-                <w:bCs w:val="false"/>
-                <w:sz w:val="20"/>
-                <w:szCs w:val="20"/>
-              </w:rPr>
-              <w:t xml:space="preserve">Verifies TFG and PCT directories exist</w:t>
-            </w:r>
-          </w:p>
-        </w:tc>
-      </w:tr>
-      <w:tr>
-        <w:tc>
-          <w:tcPr>
-            <w:tcW w:type="dxa" w:w="3000"/>
-            <w:tcBorders>
-              <w:top w:val="single" w:color="CCCCCC" w:sz="1"/>
-              <w:left w:val="single" w:color="CCCCCC" w:sz="1"/>
-              <w:bottom w:val="single" w:color="CCCCCC" w:sz="1"/>
-              <w:right w:val="single" w:color="CCCCCC" w:sz="1"/>
-            </w:tcBorders>
-            <w:shd w:fill="F2F2F2" w:val="clear"/>
-            <w:tcMar>
-              <w:top w:type="dxa" w:w="80"/>
-              <w:left w:type="dxa" w:w="120"/>
-              <w:bottom w:type="dxa" w:w="80"/>
-              <w:right w:type="dxa" w:w="120"/>
-            </w:tcMar>
-          </w:tcPr>
-          <w:p>
-            <w:r>
-              <w:rPr>
-                <w:rFonts w:ascii="Arial" w:cs="Arial" w:eastAsia="Arial" w:hAnsi="Arial"/>
-                <w:b w:val="false"/>
-                <w:bCs w:val="false"/>
-                <w:sz w:val="20"/>
-                <w:szCs w:val="20"/>
-              </w:rPr>
-              <w:t xml:space="preserve">9</w:t>
-            </w:r>
-          </w:p>
-        </w:tc>
-        <w:tc>
-          <w:tcPr>
-            <w:tcW w:type="dxa" w:w="6360"/>
-            <w:tcBorders>
-              <w:top w:val="single" w:color="CCCCCC" w:sz="1"/>
-              <w:left w:val="single" w:color="CCCCCC" w:sz="1"/>
-              <w:bottom w:val="single" w:color="CCCCCC" w:sz="1"/>
-              <w:right w:val="single" w:color="CCCCCC" w:sz="1"/>
-            </w:tcBorders>
-            <w:shd w:fill="FFFFFF" w:val="clear"/>
-            <w:tcMar>
-              <w:top w:type="dxa" w:w="80"/>
-              <w:left w:type="dxa" w:w="120"/>
-              <w:bottom w:type="dxa" w:w="80"/>
-              <w:right w:type="dxa" w:w="120"/>
-            </w:tcMar>
-          </w:tcPr>
-          <w:p>
-            <w:r>
-              <w:rPr>
-                <w:rFonts w:ascii="Arial" w:cs="Arial" w:eastAsia="Arial" w:hAnsi="Arial"/>
-                <w:b w:val="false"/>
-                <w:bCs w:val="false"/>
-                <w:sz w:val="20"/>
-                <w:szCs w:val="20"/>
-              </w:rPr>
-              <w:t xml:space="preserve">Creates symlink applRoot/SFS -&gt; applRoot/SFS-&lt;release&gt;</w:t>
-            </w:r>
-          </w:p>
-        </w:tc>
-      </w:tr>
-      <w:tr>
-        <w:tc>
-          <w:tcPr>
-            <w:tcW w:type="dxa" w:w="3000"/>
-            <w:tcBorders>
-              <w:top w:val="single" w:color="CCCCCC" w:sz="1"/>
-              <w:left w:val="single" w:color="CCCCCC" w:sz="1"/>
-              <w:bottom w:val="single" w:color="CCCCCC" w:sz="1"/>
-              <w:right w:val="single" w:color="CCCCCC" w:sz="1"/>
-            </w:tcBorders>
-            <w:shd w:fill="F2F2F2" w:val="clear"/>
-            <w:tcMar>
-              <w:top w:type="dxa" w:w="80"/>
-              <w:left w:type="dxa" w:w="120"/>
-              <w:bottom w:type="dxa" w:w="80"/>
-              <w:right w:type="dxa" w:w="120"/>
-            </w:tcMar>
-          </w:tcPr>
-          <w:p>
-            <w:r>
-              <w:rPr>
-                <w:rFonts w:ascii="Arial" w:cs="Arial" w:eastAsia="Arial" w:hAnsi="Arial"/>
-                <w:b w:val="false"/>
-                <w:bCs w:val="false"/>
-                <w:sz w:val="20"/>
-                <w:szCs w:val="20"/>
-              </w:rPr>
-              <w:t xml:space="preserve">10</w:t>
-            </w:r>
-          </w:p>
-        </w:tc>
-        <w:tc>
-          <w:tcPr>
-            <w:tcW w:type="dxa" w:w="6360"/>
-            <w:tcBorders>
-              <w:top w:val="single" w:color="CCCCCC" w:sz="1"/>
-              <w:left w:val="single" w:color="CCCCCC" w:sz="1"/>
-              <w:bottom w:val="single" w:color="CCCCCC" w:sz="1"/>
-              <w:right w:val="single" w:color="CCCCCC" w:sz="1"/>
-            </w:tcBorders>
-            <w:shd w:fill="FFFFFF" w:val="clear"/>
-            <w:tcMar>
-              <w:top w:type="dxa" w:w="80"/>
-              <w:left w:type="dxa" w:w="120"/>
-              <w:bottom w:type="dxa" w:w="80"/>
-              <w:right w:type="dxa" w:w="120"/>
-            </w:tcMar>
-          </w:tcPr>
-          <w:p>
-            <w:r>
-              <w:rPr>
-                <w:rFonts w:ascii="Arial" w:cs="Arial" w:eastAsia="Arial" w:hAnsi="Arial"/>
-                <w:b w:val="false"/>
-                <w:bCs w:val="false"/>
-                <w:sz w:val="20"/>
-                <w:szCs w:val="20"/>
-              </w:rPr>
-              <w:t xml:space="preserve">Applies chmod 750 and chown on release directory</w:t>
+              <w:t xml:space="preserve">applRoot/config-&lt;release&gt;</w:t>
             </w:r>
           </w:p>
         </w:tc>
       </w:tr>
     </w:tbl>
+    <w:p>
+      <w:pPr>
+        <w:spacing w:after="120"/>
+      </w:pPr>
+      <w:r>
+        <w:t xml:space="preserve"/>
+      </w:r>
+    </w:p>
+    <w:p>
+      <w:pPr>
+        <w:spacing w:after="120"/>
+      </w:pPr>
+      <w:r>
+        <w:rPr>
+          <w:rFonts w:ascii="Arial" w:cs="Arial" w:eastAsia="Arial" w:hAnsi="Arial"/>
+          <w:sz w:val="20"/>
+          <w:szCs w:val="20"/>
+        </w:rPr>
+        <w:t xml:space="preserve">Because $APP_HOME always points to the sfs-app symlink, it automatically resolves to the latest release without any manual changes to environment variables.</w:t>
+      </w:r>
+    </w:p>
     <w:p>
       <w:pPr>
         <w:spacing w:after="120"/>
@@ -4923,7 +4706,7 @@
           <w:sz w:val="26"/>
           <w:szCs w:val="26"/>
         </w:rPr>
-        <w:t xml:space="preserve">4.3   Expected Output</w:t>
+        <w:t xml:space="preserve">3.3   Expected Output After Full Deployment</w:t>
       </w:r>
     </w:p>
     <w:p>
@@ -4947,199 +4730,273 @@
           <w:sz w:val="18"/>
           <w:szCs w:val="18"/>
         </w:rPr>
-        <w:t xml:space="preserve">INFO: --- SFS Deploy Arguments ---</w:t>
-      </w:r>
-    </w:p>
-    <w:p>
-      <w:pPr>
-        <w:shd w:fill="F5F5F5" w:val="clear"/>
-        <w:spacing w:after="60" w:before="60"/>
-        <w:ind w:left="360"/>
-      </w:pPr>
-      <w:r>
-        <w:rPr>
-          <w:rFonts w:ascii="Courier New" w:cs="Courier New" w:eastAsia="Courier New" w:hAnsi="Courier New"/>
-          <w:color w:val="333333"/>
-          <w:sz w:val="18"/>
-          <w:szCs w:val="18"/>
-        </w:rPr>
-        <w:t xml:space="preserve">INFO: deploy()</w:t>
-      </w:r>
-    </w:p>
-    <w:p>
-      <w:pPr>
-        <w:shd w:fill="F5F5F5" w:val="clear"/>
-        <w:spacing w:after="60" w:before="60"/>
-        <w:ind w:left="360"/>
-      </w:pPr>
-      <w:r>
-        <w:rPr>
-          <w:rFonts w:ascii="Courier New" w:cs="Courier New" w:eastAsia="Courier New" w:hAnsi="Courier New"/>
-          <w:color w:val="333333"/>
-          <w:sz w:val="18"/>
-          <w:szCs w:val="18"/>
-        </w:rPr>
-        <w:t xml:space="preserve">INFO: clean()</w:t>
-      </w:r>
-    </w:p>
-    <w:p>
-      <w:pPr>
-        <w:shd w:fill="F5F5F5" w:val="clear"/>
-        <w:spacing w:after="60" w:before="60"/>
-        <w:ind w:left="360"/>
-      </w:pPr>
-      <w:r>
-        <w:rPr>
-          <w:rFonts w:ascii="Courier New" w:cs="Courier New" w:eastAsia="Courier New" w:hAnsi="Courier New"/>
-          <w:color w:val="333333"/>
-          <w:sz w:val="18"/>
-          <w:szCs w:val="18"/>
-        </w:rPr>
-        <w:t xml:space="preserve">INFO: Checking tar artifact: SFS-0.1.0.tar</w:t>
-      </w:r>
-    </w:p>
-    <w:p>
-      <w:pPr>
-        <w:shd w:fill="F5F5F5" w:val="clear"/>
-        <w:spacing w:after="60" w:before="60"/>
-        <w:ind w:left="360"/>
-      </w:pPr>
-      <w:r>
-        <w:rPr>
-          <w:rFonts w:ascii="Courier New" w:cs="Courier New" w:eastAsia="Courier New" w:hAnsi="Courier New"/>
-          <w:color w:val="333333"/>
-          <w:sz w:val="18"/>
-          <w:szCs w:val="18"/>
-        </w:rPr>
-        <w:t xml:space="preserve">INFO: Extracting outer tar SFS-0.1.0.tar to temp folder</w:t>
-      </w:r>
-    </w:p>
-    <w:p>
-      <w:pPr>
-        <w:shd w:fill="F5F5F5" w:val="clear"/>
-        <w:spacing w:after="60" w:before="60"/>
-        <w:ind w:left="360"/>
-      </w:pPr>
-      <w:r>
-        <w:rPr>
-          <w:rFonts w:ascii="Courier New" w:cs="Courier New" w:eastAsia="Courier New" w:hAnsi="Courier New"/>
-          <w:color w:val="333333"/>
-          <w:sz w:val="18"/>
-          <w:szCs w:val="18"/>
-        </w:rPr>
-        <w:t xml:space="preserve">INFO: Outer tar extraction successful</w:t>
-      </w:r>
-    </w:p>
-    <w:p>
-      <w:pPr>
-        <w:shd w:fill="F5F5F5" w:val="clear"/>
-        <w:spacing w:after="60" w:before="60"/>
-        <w:ind w:left="360"/>
-      </w:pPr>
-      <w:r>
-        <w:rPr>
-          <w:rFonts w:ascii="Courier New" w:cs="Courier New" w:eastAsia="Courier New" w:hAnsi="Courier New"/>
-          <w:color w:val="333333"/>
-          <w:sz w:val="18"/>
-          <w:szCs w:val="18"/>
-        </w:rPr>
-        <w:t xml:space="preserve">INFO: Found inner tar files: [...]</w:t>
-      </w:r>
-    </w:p>
-    <w:p>
-      <w:pPr>
-        <w:shd w:fill="F5F5F5" w:val="clear"/>
-        <w:spacing w:after="60" w:before="60"/>
-        <w:ind w:left="360"/>
-      </w:pPr>
-      <w:r>
-        <w:rPr>
-          <w:rFonts w:ascii="Courier New" w:cs="Courier New" w:eastAsia="Courier New" w:hAnsi="Courier New"/>
-          <w:color w:val="333333"/>
-          <w:sz w:val="18"/>
-          <w:szCs w:val="18"/>
-        </w:rPr>
-        <w:t xml:space="preserve">INFO: Extracting inner tar: .../sfs-tfg-&lt;ver&gt;.tar</w:t>
-      </w:r>
-    </w:p>
-    <w:p>
-      <w:pPr>
-        <w:shd w:fill="F5F5F5" w:val="clear"/>
-        <w:spacing w:after="60" w:before="60"/>
-        <w:ind w:left="360"/>
-      </w:pPr>
-      <w:r>
-        <w:rPr>
-          <w:rFonts w:ascii="Courier New" w:cs="Courier New" w:eastAsia="Courier New" w:hAnsi="Courier New"/>
-          <w:color w:val="333333"/>
-          <w:sz w:val="18"/>
-          <w:szCs w:val="18"/>
-        </w:rPr>
-        <w:t xml:space="preserve">INFO: Extracting inner tar: .../sfs-pct-&lt;ver&gt;.tar</w:t>
-      </w:r>
-    </w:p>
-    <w:p>
-      <w:pPr>
-        <w:shd w:fill="F5F5F5" w:val="clear"/>
-        <w:spacing w:after="60" w:before="60"/>
-        <w:ind w:left="360"/>
-      </w:pPr>
-      <w:r>
-        <w:rPr>
-          <w:rFonts w:ascii="Courier New" w:cs="Courier New" w:eastAsia="Courier New" w:hAnsi="Courier New"/>
-          <w:color w:val="333333"/>
-          <w:sz w:val="18"/>
-          <w:szCs w:val="18"/>
-        </w:rPr>
-        <w:t xml:space="preserve">INFO: Verified component directory: .../SFS-0.1.0/TFG</w:t>
-      </w:r>
-    </w:p>
-    <w:p>
-      <w:pPr>
-        <w:shd w:fill="F5F5F5" w:val="clear"/>
-        <w:spacing w:after="60" w:before="60"/>
-        <w:ind w:left="360"/>
-      </w:pPr>
-      <w:r>
-        <w:rPr>
-          <w:rFonts w:ascii="Courier New" w:cs="Courier New" w:eastAsia="Courier New" w:hAnsi="Courier New"/>
-          <w:color w:val="333333"/>
-          <w:sz w:val="18"/>
-          <w:szCs w:val="18"/>
-        </w:rPr>
-        <w:t xml:space="preserve">INFO: Verified component directory: .../SFS-0.1.0/PCT</w:t>
-      </w:r>
-    </w:p>
-    <w:p>
-      <w:pPr>
-        <w:shd w:fill="F5F5F5" w:val="clear"/>
-        <w:spacing w:after="60" w:before="60"/>
-        <w:ind w:left="360"/>
-      </w:pPr>
-      <w:r>
-        <w:rPr>
-          <w:rFonts w:ascii="Courier New" w:cs="Courier New" w:eastAsia="Courier New" w:hAnsi="Courier New"/>
-          <w:color w:val="333333"/>
-          <w:sz w:val="18"/>
-          <w:szCs w:val="18"/>
-        </w:rPr>
-        <w:t xml:space="preserve">INFO: Creating symlink: .../SFS -&gt; .../SFS-0.1.0</w:t>
-      </w:r>
-    </w:p>
-    <w:p>
-      <w:pPr>
-        <w:shd w:fill="F5F5F5" w:val="clear"/>
-        <w:spacing w:after="60" w:before="60"/>
-        <w:ind w:left="360"/>
-      </w:pPr>
-      <w:r>
-        <w:rPr>
-          <w:rFonts w:ascii="Courier New" w:cs="Courier New" w:eastAsia="Courier New" w:hAnsi="Courier New"/>
-          <w:color w:val="333333"/>
-          <w:sz w:val="18"/>
-          <w:szCs w:val="18"/>
-        </w:rPr>
-        <w:t xml:space="preserve">INFO: --- SFS Core Deployment Completed Successfully ---</w:t>
+        <w:t xml:space="preserve">applRoot/</w:t>
+      </w:r>
+    </w:p>
+    <w:p>
+      <w:pPr>
+        <w:shd w:fill="F5F5F5" w:val="clear"/>
+        <w:spacing w:after="60" w:before="60"/>
+        <w:ind w:left="360"/>
+      </w:pPr>
+      <w:r>
+        <w:rPr>
+          <w:rFonts w:ascii="Courier New" w:cs="Courier New" w:eastAsia="Courier New" w:hAnsi="Courier New"/>
+          <w:color w:val="333333"/>
+          <w:sz w:val="18"/>
+          <w:szCs w:val="18"/>
+        </w:rPr>
+        <w:t xml:space="preserve">    sfs-app-0.1.0/                    &lt;- extracted tar</w:t>
+      </w:r>
+    </w:p>
+    <w:p>
+      <w:pPr>
+        <w:shd w:fill="F5F5F5" w:val="clear"/>
+        <w:spacing w:after="60" w:before="60"/>
+        <w:ind w:left="360"/>
+      </w:pPr>
+      <w:r>
+        <w:rPr>
+          <w:rFonts w:ascii="Courier New" w:cs="Courier New" w:eastAsia="Courier New" w:hAnsi="Courier New"/>
+          <w:color w:val="333333"/>
+          <w:sz w:val="18"/>
+          <w:szCs w:val="18"/>
+        </w:rPr>
+        <w:t xml:space="preserve">        tfg-0.1.0/                    &lt;- versioned component dir</w:t>
+      </w:r>
+    </w:p>
+    <w:p>
+      <w:pPr>
+        <w:shd w:fill="F5F5F5" w:val="clear"/>
+        <w:spacing w:after="60" w:before="60"/>
+        <w:ind w:left="360"/>
+      </w:pPr>
+      <w:r>
+        <w:rPr>
+          <w:rFonts w:ascii="Courier New" w:cs="Courier New" w:eastAsia="Courier New" w:hAnsi="Courier New"/>
+          <w:color w:val="333333"/>
+          <w:sz w:val="18"/>
+          <w:szCs w:val="18"/>
+        </w:rPr>
+        <w:t xml:space="preserve">        tfg  -&gt;  tfg-0.1.0            &lt;- component symlink</w:t>
+      </w:r>
+    </w:p>
+    <w:p>
+      <w:pPr>
+        <w:shd w:fill="F5F5F5" w:val="clear"/>
+        <w:spacing w:after="60" w:before="60"/>
+        <w:ind w:left="360"/>
+      </w:pPr>
+      <w:r>
+        <w:rPr>
+          <w:rFonts w:ascii="Courier New" w:cs="Courier New" w:eastAsia="Courier New" w:hAnsi="Courier New"/>
+          <w:color w:val="333333"/>
+          <w:sz w:val="18"/>
+          <w:szCs w:val="18"/>
+        </w:rPr>
+        <w:t xml:space="preserve">        pct-0.1.0/                    &lt;- versioned component dir</w:t>
+      </w:r>
+    </w:p>
+    <w:p>
+      <w:pPr>
+        <w:shd w:fill="F5F5F5" w:val="clear"/>
+        <w:spacing w:after="60" w:before="60"/>
+        <w:ind w:left="360"/>
+      </w:pPr>
+      <w:r>
+        <w:rPr>
+          <w:rFonts w:ascii="Courier New" w:cs="Courier New" w:eastAsia="Courier New" w:hAnsi="Courier New"/>
+          <w:color w:val="333333"/>
+          <w:sz w:val="18"/>
+          <w:szCs w:val="18"/>
+        </w:rPr>
+        <w:t xml:space="preserve">        pct  -&gt;  pct-0.1.0            &lt;- component symlink</w:t>
+      </w:r>
+    </w:p>
+    <w:p>
+      <w:pPr>
+        <w:shd w:fill="F5F5F5" w:val="clear"/>
+        <w:spacing w:after="60" w:before="60"/>
+        <w:ind w:left="360"/>
+      </w:pPr>
+      <w:r>
+        <w:rPr>
+          <w:rFonts w:ascii="Courier New" w:cs="Courier New" w:eastAsia="Courier New" w:hAnsi="Courier New"/>
+          <w:color w:val="333333"/>
+          <w:sz w:val="18"/>
+          <w:szCs w:val="18"/>
+        </w:rPr>
+        <w:t xml:space="preserve">    sfs-app  -&gt;  sfs-app-0.1.0        &lt;- top level symlink</w:t>
+      </w:r>
+    </w:p>
+    <w:p>
+      <w:pPr>
+        <w:shd w:fill="F5F5F5" w:val="clear"/>
+        <w:spacing w:after="60" w:before="60"/>
+        <w:ind w:left="360"/>
+      </w:pPr>
+      <w:r>
+        <w:rPr>
+          <w:rFonts w:ascii="Courier New" w:cs="Courier New" w:eastAsia="Courier New" w:hAnsi="Courier New"/>
+          <w:color w:val="333333"/>
+          <w:sz w:val="18"/>
+          <w:szCs w:val="18"/>
+        </w:rPr>
+        <w:t xml:space="preserve">    config-0.1.0/                     &lt;- configured files</w:t>
+      </w:r>
+    </w:p>
+    <w:p>
+      <w:pPr>
+        <w:shd w:fill="F5F5F5" w:val="clear"/>
+        <w:spacing w:after="60" w:before="60"/>
+        <w:ind w:left="360"/>
+      </w:pPr>
+      <w:r>
+        <w:rPr>
+          <w:rFonts w:ascii="Courier New" w:cs="Courier New" w:eastAsia="Courier New" w:hAnsi="Courier New"/>
+          <w:color w:val="333333"/>
+          <w:sz w:val="18"/>
+          <w:szCs w:val="18"/>
+        </w:rPr>
+        <w:t xml:space="preserve">        tfg/</w:t>
+      </w:r>
+    </w:p>
+    <w:p>
+      <w:pPr>
+        <w:shd w:fill="F5F5F5" w:val="clear"/>
+        <w:spacing w:after="60" w:before="60"/>
+        <w:ind w:left="360"/>
+      </w:pPr>
+      <w:r>
+        <w:rPr>
+          <w:rFonts w:ascii="Courier New" w:cs="Courier New" w:eastAsia="Courier New" w:hAnsi="Courier New"/>
+          <w:color w:val="333333"/>
+          <w:sz w:val="18"/>
+          <w:szCs w:val="18"/>
+        </w:rPr>
+        <w:t xml:space="preserve">            application.properties</w:t>
+      </w:r>
+    </w:p>
+    <w:p>
+      <w:pPr>
+        <w:shd w:fill="F5F5F5" w:val="clear"/>
+        <w:spacing w:after="60" w:before="60"/>
+        <w:ind w:left="360"/>
+      </w:pPr>
+      <w:r>
+        <w:rPr>
+          <w:rFonts w:ascii="Courier New" w:cs="Courier New" w:eastAsia="Courier New" w:hAnsi="Courier New"/>
+          <w:color w:val="333333"/>
+          <w:sz w:val="18"/>
+          <w:szCs w:val="18"/>
+        </w:rPr>
+        <w:t xml:space="preserve">        pct/</w:t>
+      </w:r>
+    </w:p>
+    <w:p>
+      <w:pPr>
+        <w:shd w:fill="F5F5F5" w:val="clear"/>
+        <w:spacing w:after="60" w:before="60"/>
+        <w:ind w:left="360"/>
+      </w:pPr>
+      <w:r>
+        <w:rPr>
+          <w:rFonts w:ascii="Courier New" w:cs="Courier New" w:eastAsia="Courier New" w:hAnsi="Courier New"/>
+          <w:color w:val="333333"/>
+          <w:sz w:val="18"/>
+          <w:szCs w:val="18"/>
+        </w:rPr>
+        <w:t xml:space="preserve">            application.properties</w:t>
+      </w:r>
+    </w:p>
+    <w:p>
+      <w:pPr>
+        <w:shd w:fill="F5F5F5" w:val="clear"/>
+        <w:spacing w:after="60" w:before="60"/>
+        <w:ind w:left="360"/>
+      </w:pPr>
+      <w:r>
+        <w:rPr>
+          <w:rFonts w:ascii="Courier New" w:cs="Courier New" w:eastAsia="Courier New" w:hAnsi="Courier New"/>
+          <w:color w:val="333333"/>
+          <w:sz w:val="18"/>
+          <w:szCs w:val="18"/>
+        </w:rPr>
+        <w:t xml:space="preserve">    config  -&gt;  config-0.1.0          &lt;- config symlink</w:t>
+      </w:r>
+    </w:p>
+    <w:p>
+      <w:pPr>
+        <w:shd w:fill="F5F5F5" w:val="clear"/>
+        <w:spacing w:after="60" w:before="60"/>
+        <w:ind w:left="360"/>
+      </w:pPr>
+      <w:r>
+        <w:rPr>
+          <w:rFonts w:ascii="Courier New" w:cs="Courier New" w:eastAsia="Courier New" w:hAnsi="Courier New"/>
+          <w:color w:val="333333"/>
+          <w:sz w:val="18"/>
+          <w:szCs w:val="18"/>
+        </w:rPr>
+        <w:t xml:space="preserve">    env/</w:t>
+      </w:r>
+    </w:p>
+    <w:p>
+      <w:pPr>
+        <w:shd w:fill="F5F5F5" w:val="clear"/>
+        <w:spacing w:after="60" w:before="60"/>
+        <w:ind w:left="360"/>
+      </w:pPr>
+      <w:r>
+        <w:rPr>
+          <w:rFonts w:ascii="Courier New" w:cs="Courier New" w:eastAsia="Courier New" w:hAnsi="Courier New"/>
+          <w:color w:val="333333"/>
+          <w:sz w:val="18"/>
+          <w:szCs w:val="18"/>
+        </w:rPr>
+        <w:t xml:space="preserve">        cit01_envInfo.json</w:t>
+      </w:r>
+    </w:p>
+    <w:p>
+      <w:r>
+        <w:br w:type="page"/>
+      </w:r>
+    </w:p>
+    <w:p>
+      <w:pPr>
+        <w:pStyle w:val="Heading1"/>
+      </w:pPr>
+      <w:r>
+        <w:rPr>
+          <w:rFonts w:ascii="Arial" w:cs="Arial" w:eastAsia="Arial" w:hAnsi="Arial"/>
+          <w:b/>
+          <w:bCs/>
+          <w:color w:val="1F3864"/>
+          <w:sz w:val="32"/>
+          <w:szCs w:val="32"/>
+        </w:rPr>
+        <w:t xml:space="preserve">4   Core Deployment — Using sfs_deploy_new.py</w:t>
+      </w:r>
+    </w:p>
+    <w:p>
+      <w:pPr>
+        <w:spacing w:after="120"/>
+      </w:pPr>
+      <w:r>
+        <w:t xml:space="preserve"/>
+      </w:r>
+    </w:p>
+    <w:p>
+      <w:pPr>
+        <w:spacing w:after="120"/>
+      </w:pPr>
+      <w:r>
+        <w:rPr>
+          <w:rFonts w:ascii="Arial" w:cs="Arial" w:eastAsia="Arial" w:hAnsi="Arial"/>
+          <w:sz w:val="20"/>
+          <w:szCs w:val="20"/>
+        </w:rPr>
+        <w:t xml:space="preserve">This section describes how to perform the SFS core deployment using the deployment script. The script automates all manual steps including tar extraction, directory creation, verification and symlink creation.</w:t>
       </w:r>
     </w:p>
     <w:p>
@@ -5163,7 +5020,7 @@
           <w:sz w:val="26"/>
           <w:szCs w:val="26"/>
         </w:rPr>
-        <w:t xml:space="preserve">4.4   Verify After Core Deployment</w:t>
+        <w:t xml:space="preserve">4.1   Command</w:t>
       </w:r>
     </w:p>
     <w:p>
@@ -5187,65 +5044,87 @@
           <w:sz w:val="18"/>
           <w:szCs w:val="18"/>
         </w:rPr>
-        <w:t xml:space="preserve">ls -ltr /cls/appl/SFS-0.1.0</w:t>
-      </w:r>
-    </w:p>
-    <w:p>
-      <w:pPr>
-        <w:shd w:fill="F5F5F5" w:val="clear"/>
-        <w:spacing w:after="60" w:before="60"/>
-        <w:ind w:left="360"/>
-      </w:pPr>
-      <w:r>
-        <w:rPr>
-          <w:rFonts w:ascii="Courier New" w:cs="Courier New" w:eastAsia="Courier New" w:hAnsi="Courier New"/>
-          <w:color w:val="333333"/>
-          <w:sz w:val="18"/>
-          <w:szCs w:val="18"/>
-        </w:rPr>
-        <w:t xml:space="preserve">ls -la  /cls/appl/SFS</w:t>
-      </w:r>
-    </w:p>
-    <w:p>
-      <w:r>
-        <w:br w:type="page"/>
-      </w:r>
-    </w:p>
-    <w:p>
-      <w:pPr>
-        <w:pStyle w:val="Heading1"/>
-      </w:pPr>
-      <w:r>
-        <w:rPr>
-          <w:rFonts w:ascii="Arial" w:cs="Arial" w:eastAsia="Arial" w:hAnsi="Arial"/>
-          <w:b/>
-          <w:bCs/>
-          <w:color w:val="1F3864"/>
-          <w:sz w:val="32"/>
-          <w:szCs w:val="32"/>
-        </w:rPr>
-        <w:t xml:space="preserve">5   Config Deployment — Using sfs_deploy_new.py</w:t>
-      </w:r>
-    </w:p>
-    <w:p>
-      <w:pPr>
-        <w:spacing w:after="120"/>
-      </w:pPr>
-      <w:r>
-        <w:t xml:space="preserve"/>
-      </w:r>
-    </w:p>
-    <w:p>
-      <w:pPr>
-        <w:spacing w:after="120"/>
-      </w:pPr>
-      <w:r>
-        <w:rPr>
-          <w:rFonts w:ascii="Arial" w:cs="Arial" w:eastAsia="Arial" w:hAnsi="Arial"/>
-          <w:sz w:val="20"/>
-          <w:szCs w:val="20"/>
-        </w:rPr>
-        <w:t xml:space="preserve">This section describes how to perform the SFS config deployment using the deployment script. The script automates placeholder replacement and application.properties file generation for each component.</w:t>
+        <w:t xml:space="preserve">python3 sfs_deploy_new.py \</w:t>
+      </w:r>
+    </w:p>
+    <w:p>
+      <w:pPr>
+        <w:shd w:fill="F5F5F5" w:val="clear"/>
+        <w:spacing w:after="60" w:before="60"/>
+        <w:ind w:left="360"/>
+      </w:pPr>
+      <w:r>
+        <w:rPr>
+          <w:rFonts w:ascii="Courier New" w:cs="Courier New" w:eastAsia="Courier New" w:hAnsi="Courier New"/>
+          <w:color w:val="333333"/>
+          <w:sz w:val="18"/>
+          <w:szCs w:val="18"/>
+        </w:rPr>
+        <w:t xml:space="preserve">    --applRoot /cls/appl \</w:t>
+      </w:r>
+    </w:p>
+    <w:p>
+      <w:pPr>
+        <w:shd w:fill="F5F5F5" w:val="clear"/>
+        <w:spacing w:after="60" w:before="60"/>
+        <w:ind w:left="360"/>
+      </w:pPr>
+      <w:r>
+        <w:rPr>
+          <w:rFonts w:ascii="Courier New" w:cs="Courier New" w:eastAsia="Courier New" w:hAnsi="Courier New"/>
+          <w:color w:val="333333"/>
+          <w:sz w:val="18"/>
+          <w:szCs w:val="18"/>
+        </w:rPr>
+        <w:t xml:space="preserve">    --action deploy \</w:t>
+      </w:r>
+    </w:p>
+    <w:p>
+      <w:pPr>
+        <w:shd w:fill="F5F5F5" w:val="clear"/>
+        <w:spacing w:after="60" w:before="60"/>
+        <w:ind w:left="360"/>
+      </w:pPr>
+      <w:r>
+        <w:rPr>
+          <w:rFonts w:ascii="Courier New" w:cs="Courier New" w:eastAsia="Courier New" w:hAnsi="Courier New"/>
+          <w:color w:val="333333"/>
+          <w:sz w:val="18"/>
+          <w:szCs w:val="18"/>
+        </w:rPr>
+        <w:t xml:space="preserve">    --release 0.1.0 \</w:t>
+      </w:r>
+    </w:p>
+    <w:p>
+      <w:pPr>
+        <w:shd w:fill="F5F5F5" w:val="clear"/>
+        <w:spacing w:after="60" w:before="60"/>
+        <w:ind w:left="360"/>
+      </w:pPr>
+      <w:r>
+        <w:rPr>
+          <w:rFonts w:ascii="Courier New" w:cs="Courier New" w:eastAsia="Courier New" w:hAnsi="Courier New"/>
+          <w:color w:val="333333"/>
+          <w:sz w:val="18"/>
+          <w:szCs w:val="18"/>
+        </w:rPr>
+        <w:t xml:space="preserve">    --type core \</w:t>
+      </w:r>
+    </w:p>
+    <w:p>
+      <w:pPr>
+        <w:shd w:fill="F5F5F5" w:val="clear"/>
+        <w:spacing w:after="60" w:before="60"/>
+        <w:ind w:left="360"/>
+      </w:pPr>
+      <w:r>
+        <w:rPr>
+          <w:rFonts w:ascii="Courier New" w:cs="Courier New" w:eastAsia="Courier New" w:hAnsi="Courier New"/>
+          <w:color w:val="333333"/>
+          <w:sz w:val="18"/>
+          <w:szCs w:val="18"/>
+        </w:rPr>
+        <w:t xml:space="preserve">    --component all</w:t>
       </w:r>
     </w:p>
     <w:p>
@@ -5269,7 +5148,7 @@
           <w:sz w:val="20"/>
           <w:szCs w:val="20"/>
         </w:rPr>
-        <w:t xml:space="preserve">Note: Core deployment must be completed before running config deployment.</w:t>
+        <w:t xml:space="preserve">Note: --env and --envFolder are not required for core deployment.</w:t>
       </w:r>
     </w:p>
     <w:p>
@@ -5293,167 +5172,7 @@
           <w:sz w:val="26"/>
           <w:szCs w:val="26"/>
         </w:rPr>
-        <w:t xml:space="preserve">5.1   Command</w:t>
-      </w:r>
-    </w:p>
-    <w:p>
-      <w:pPr>
-        <w:spacing w:after="120"/>
-      </w:pPr>
-      <w:r>
-        <w:t xml:space="preserve"/>
-      </w:r>
-    </w:p>
-    <w:p>
-      <w:pPr>
-        <w:shd w:fill="F5F5F5" w:val="clear"/>
-        <w:spacing w:after="60" w:before="60"/>
-        <w:ind w:left="360"/>
-      </w:pPr>
-      <w:r>
-        <w:rPr>
-          <w:rFonts w:ascii="Courier New" w:cs="Courier New" w:eastAsia="Courier New" w:hAnsi="Courier New"/>
-          <w:color w:val="333333"/>
-          <w:sz w:val="18"/>
-          <w:szCs w:val="18"/>
-        </w:rPr>
-        <w:t xml:space="preserve">python3 sfs_deploy_new.py \</w:t>
-      </w:r>
-    </w:p>
-    <w:p>
-      <w:pPr>
-        <w:shd w:fill="F5F5F5" w:val="clear"/>
-        <w:spacing w:after="60" w:before="60"/>
-        <w:ind w:left="360"/>
-      </w:pPr>
-      <w:r>
-        <w:rPr>
-          <w:rFonts w:ascii="Courier New" w:cs="Courier New" w:eastAsia="Courier New" w:hAnsi="Courier New"/>
-          <w:color w:val="333333"/>
-          <w:sz w:val="18"/>
-          <w:szCs w:val="18"/>
-        </w:rPr>
-        <w:t xml:space="preserve">    --applRoot /cls/appl \</w:t>
-      </w:r>
-    </w:p>
-    <w:p>
-      <w:pPr>
-        <w:shd w:fill="F5F5F5" w:val="clear"/>
-        <w:spacing w:after="60" w:before="60"/>
-        <w:ind w:left="360"/>
-      </w:pPr>
-      <w:r>
-        <w:rPr>
-          <w:rFonts w:ascii="Courier New" w:cs="Courier New" w:eastAsia="Courier New" w:hAnsi="Courier New"/>
-          <w:color w:val="333333"/>
-          <w:sz w:val="18"/>
-          <w:szCs w:val="18"/>
-        </w:rPr>
-        <w:t xml:space="preserve">    --action deploy \</w:t>
-      </w:r>
-    </w:p>
-    <w:p>
-      <w:pPr>
-        <w:shd w:fill="F5F5F5" w:val="clear"/>
-        <w:spacing w:after="60" w:before="60"/>
-        <w:ind w:left="360"/>
-      </w:pPr>
-      <w:r>
-        <w:rPr>
-          <w:rFonts w:ascii="Courier New" w:cs="Courier New" w:eastAsia="Courier New" w:hAnsi="Courier New"/>
-          <w:color w:val="333333"/>
-          <w:sz w:val="18"/>
-          <w:szCs w:val="18"/>
-        </w:rPr>
-        <w:t xml:space="preserve">    --env cit01 \</w:t>
-      </w:r>
-    </w:p>
-    <w:p>
-      <w:pPr>
-        <w:shd w:fill="F5F5F5" w:val="clear"/>
-        <w:spacing w:after="60" w:before="60"/>
-        <w:ind w:left="360"/>
-      </w:pPr>
-      <w:r>
-        <w:rPr>
-          <w:rFonts w:ascii="Courier New" w:cs="Courier New" w:eastAsia="Courier New" w:hAnsi="Courier New"/>
-          <w:color w:val="333333"/>
-          <w:sz w:val="18"/>
-          <w:szCs w:val="18"/>
-        </w:rPr>
-        <w:t xml:space="preserve">    --release 0.1.0 \</w:t>
-      </w:r>
-    </w:p>
-    <w:p>
-      <w:pPr>
-        <w:shd w:fill="F5F5F5" w:val="clear"/>
-        <w:spacing w:after="60" w:before="60"/>
-        <w:ind w:left="360"/>
-      </w:pPr>
-      <w:r>
-        <w:rPr>
-          <w:rFonts w:ascii="Courier New" w:cs="Courier New" w:eastAsia="Courier New" w:hAnsi="Courier New"/>
-          <w:color w:val="333333"/>
-          <w:sz w:val="18"/>
-          <w:szCs w:val="18"/>
-        </w:rPr>
-        <w:t xml:space="preserve">    --type config \</w:t>
-      </w:r>
-    </w:p>
-    <w:p>
-      <w:pPr>
-        <w:shd w:fill="F5F5F5" w:val="clear"/>
-        <w:spacing w:after="60" w:before="60"/>
-        <w:ind w:left="360"/>
-      </w:pPr>
-      <w:r>
-        <w:rPr>
-          <w:rFonts w:ascii="Courier New" w:cs="Courier New" w:eastAsia="Courier New" w:hAnsi="Courier New"/>
-          <w:color w:val="333333"/>
-          <w:sz w:val="18"/>
-          <w:szCs w:val="18"/>
-        </w:rPr>
-        <w:t xml:space="preserve">    --envFolder /cls/appl/env \</w:t>
-      </w:r>
-    </w:p>
-    <w:p>
-      <w:pPr>
-        <w:shd w:fill="F5F5F5" w:val="clear"/>
-        <w:spacing w:after="60" w:before="60"/>
-        <w:ind w:left="360"/>
-      </w:pPr>
-      <w:r>
-        <w:rPr>
-          <w:rFonts w:ascii="Courier New" w:cs="Courier New" w:eastAsia="Courier New" w:hAnsi="Courier New"/>
-          <w:color w:val="333333"/>
-          <w:sz w:val="18"/>
-          <w:szCs w:val="18"/>
-        </w:rPr>
-        <w:t xml:space="preserve">    --component all</w:t>
-      </w:r>
-    </w:p>
-    <w:p>
-      <w:pPr>
-        <w:spacing w:after="120"/>
-      </w:pPr>
-      <w:r>
-        <w:t xml:space="preserve"/>
-      </w:r>
-    </w:p>
-    <w:p>
-      <w:pPr>
-        <w:pStyle w:val="Heading2"/>
-      </w:pPr>
-      <w:r>
-        <w:rPr>
-          <w:rFonts w:ascii="Arial" w:cs="Arial" w:eastAsia="Arial" w:hAnsi="Arial"/>
-          <w:b/>
-          <w:bCs/>
-          <w:color w:val="2E75B6"/>
-          <w:sz w:val="26"/>
-          <w:szCs w:val="26"/>
-        </w:rPr>
-        <w:t xml:space="preserve">5.2   What the Script Does</w:t>
+        <w:t xml:space="preserve">4.2   What the Script Does</w:t>
       </w:r>
     </w:p>
     <w:p>
@@ -5599,7 +5318,7 @@
                 <w:sz w:val="20"/>
                 <w:szCs w:val="20"/>
               </w:rPr>
-              <w:t xml:space="preserve">Loads cit01_envInfo.json from envFolder</w:t>
+              <w:t xml:space="preserve">Removes existing SFS symlink and SFS-&lt;release&gt; folder if present (clean)</w:t>
             </w:r>
           </w:p>
         </w:tc>
@@ -5661,7 +5380,7 @@
                 <w:sz w:val="20"/>
                 <w:szCs w:val="20"/>
               </w:rPr>
-              <w:t xml:space="preserve">Verifies applRoot/SFS-&lt;release&gt;/ exists</w:t>
+              <w:t xml:space="preserve">Verifies SFS-&lt;release&gt;.tar exists in staging directory</w:t>
             </w:r>
           </w:p>
         </w:tc>
@@ -5723,7 +5442,7 @@
                 <w:sz w:val="20"/>
                 <w:szCs w:val="20"/>
               </w:rPr>
-              <w:t xml:space="preserve">Creates applRoot/config-&lt;release&gt;/ directory</w:t>
+              <w:t xml:space="preserve">Creates temp folder and extracts outer tar</w:t>
             </w:r>
           </w:p>
         </w:tc>
@@ -5785,7 +5504,7 @@
                 <w:sz w:val="20"/>
                 <w:szCs w:val="20"/>
               </w:rPr>
-              <w:t xml:space="preserve">For each component reads config.json from staging repo</w:t>
+              <w:t xml:space="preserve">Recursively finds all inner .tar files inside extracted folder</w:t>
             </w:r>
           </w:p>
         </w:tc>
@@ -5847,7 +5566,7 @@
                 <w:sz w:val="20"/>
                 <w:szCs w:val="20"/>
               </w:rPr>
-              <w:t xml:space="preserve">Reads application.template.properties from staging repo</w:t>
+              <w:t xml:space="preserve">Creates applRoot/SFS-&lt;release&gt;/ directory</w:t>
             </w:r>
           </w:p>
         </w:tc>
@@ -5909,7 +5628,7 @@
                 <w:sz w:val="20"/>
                 <w:szCs w:val="20"/>
               </w:rPr>
-              <w:t xml:space="preserve">Replaces each dot-notation placeholder with value from envInfo</w:t>
+              <w:t xml:space="preserve">Extracts each inner tar into applRoot/SFS-&lt;release&gt;/</w:t>
             </w:r>
           </w:p>
         </w:tc>
@@ -5971,7 +5690,7 @@
                 <w:sz w:val="20"/>
                 <w:szCs w:val="20"/>
               </w:rPr>
-              <w:t xml:space="preserve">Writes application.properties to applRoot/config-&lt;release&gt;/&lt;COMP&gt;/</w:t>
+              <w:t xml:space="preserve">Cleans up temp folder</w:t>
             </w:r>
           </w:p>
         </w:tc>
@@ -6033,7 +5752,7 @@
                 <w:sz w:val="20"/>
                 <w:szCs w:val="20"/>
               </w:rPr>
-              <w:t xml:space="preserve">Creates symlink applRoot/config -&gt; applRoot/config-&lt;release&gt;</w:t>
+              <w:t xml:space="preserve">Verifies TFG and PCT directories exist</w:t>
             </w:r>
           </w:p>
         </w:tc>
@@ -6095,7 +5814,69 @@
                 <w:sz w:val="20"/>
                 <w:szCs w:val="20"/>
               </w:rPr>
-              <w:t xml:space="preserve">Applies chmod 750 and chown on config directory</w:t>
+              <w:t xml:space="preserve">Creates symlink applRoot/SFS -&gt; applRoot/SFS-&lt;release&gt;</w:t>
+            </w:r>
+          </w:p>
+        </w:tc>
+      </w:tr>
+      <w:tr>
+        <w:tc>
+          <w:tcPr>
+            <w:tcW w:type="dxa" w:w="3000"/>
+            <w:tcBorders>
+              <w:top w:val="single" w:color="CCCCCC" w:sz="1"/>
+              <w:left w:val="single" w:color="CCCCCC" w:sz="1"/>
+              <w:bottom w:val="single" w:color="CCCCCC" w:sz="1"/>
+              <w:right w:val="single" w:color="CCCCCC" w:sz="1"/>
+            </w:tcBorders>
+            <w:shd w:fill="F2F2F2" w:val="clear"/>
+            <w:tcMar>
+              <w:top w:type="dxa" w:w="80"/>
+              <w:left w:type="dxa" w:w="120"/>
+              <w:bottom w:type="dxa" w:w="80"/>
+              <w:right w:type="dxa" w:w="120"/>
+            </w:tcMar>
+          </w:tcPr>
+          <w:p>
+            <w:r>
+              <w:rPr>
+                <w:rFonts w:ascii="Arial" w:cs="Arial" w:eastAsia="Arial" w:hAnsi="Arial"/>
+                <w:b w:val="false"/>
+                <w:bCs w:val="false"/>
+                <w:sz w:val="20"/>
+                <w:szCs w:val="20"/>
+              </w:rPr>
+              <w:t xml:space="preserve">10</w:t>
+            </w:r>
+          </w:p>
+        </w:tc>
+        <w:tc>
+          <w:tcPr>
+            <w:tcW w:type="dxa" w:w="6360"/>
+            <w:tcBorders>
+              <w:top w:val="single" w:color="CCCCCC" w:sz="1"/>
+              <w:left w:val="single" w:color="CCCCCC" w:sz="1"/>
+              <w:bottom w:val="single" w:color="CCCCCC" w:sz="1"/>
+              <w:right w:val="single" w:color="CCCCCC" w:sz="1"/>
+            </w:tcBorders>
+            <w:shd w:fill="FFFFFF" w:val="clear"/>
+            <w:tcMar>
+              <w:top w:type="dxa" w:w="80"/>
+              <w:left w:type="dxa" w:w="120"/>
+              <w:bottom w:type="dxa" w:w="80"/>
+              <w:right w:type="dxa" w:w="120"/>
+            </w:tcMar>
+          </w:tcPr>
+          <w:p>
+            <w:r>
+              <w:rPr>
+                <w:rFonts w:ascii="Arial" w:cs="Arial" w:eastAsia="Arial" w:hAnsi="Arial"/>
+                <w:b w:val="false"/>
+                <w:bCs w:val="false"/>
+                <w:sz w:val="20"/>
+                <w:szCs w:val="20"/>
+              </w:rPr>
+              <w:t xml:space="preserve">Applies chmod 750 and chown on release directory</w:t>
             </w:r>
           </w:p>
         </w:tc>
@@ -6122,7 +5903,308 @@
           <w:sz w:val="26"/>
           <w:szCs w:val="26"/>
         </w:rPr>
-        <w:t xml:space="preserve">5.3   Placeholder Replacement</w:t>
+        <w:t xml:space="preserve">4.3   Expected Output</w:t>
+      </w:r>
+    </w:p>
+    <w:p>
+      <w:pPr>
+        <w:spacing w:after="120"/>
+      </w:pPr>
+      <w:r>
+        <w:t xml:space="preserve"/>
+      </w:r>
+    </w:p>
+    <w:p>
+      <w:pPr>
+        <w:shd w:fill="F5F5F5" w:val="clear"/>
+        <w:spacing w:after="60" w:before="60"/>
+        <w:ind w:left="360"/>
+      </w:pPr>
+      <w:r>
+        <w:rPr>
+          <w:rFonts w:ascii="Courier New" w:cs="Courier New" w:eastAsia="Courier New" w:hAnsi="Courier New"/>
+          <w:color w:val="333333"/>
+          <w:sz w:val="18"/>
+          <w:szCs w:val="18"/>
+        </w:rPr>
+        <w:t xml:space="preserve">INFO: --- SFS Deploy Arguments ---</w:t>
+      </w:r>
+    </w:p>
+    <w:p>
+      <w:pPr>
+        <w:shd w:fill="F5F5F5" w:val="clear"/>
+        <w:spacing w:after="60" w:before="60"/>
+        <w:ind w:left="360"/>
+      </w:pPr>
+      <w:r>
+        <w:rPr>
+          <w:rFonts w:ascii="Courier New" w:cs="Courier New" w:eastAsia="Courier New" w:hAnsi="Courier New"/>
+          <w:color w:val="333333"/>
+          <w:sz w:val="18"/>
+          <w:szCs w:val="18"/>
+        </w:rPr>
+        <w:t xml:space="preserve">INFO: deploy()</w:t>
+      </w:r>
+    </w:p>
+    <w:p>
+      <w:pPr>
+        <w:shd w:fill="F5F5F5" w:val="clear"/>
+        <w:spacing w:after="60" w:before="60"/>
+        <w:ind w:left="360"/>
+      </w:pPr>
+      <w:r>
+        <w:rPr>
+          <w:rFonts w:ascii="Courier New" w:cs="Courier New" w:eastAsia="Courier New" w:hAnsi="Courier New"/>
+          <w:color w:val="333333"/>
+          <w:sz w:val="18"/>
+          <w:szCs w:val="18"/>
+        </w:rPr>
+        <w:t xml:space="preserve">INFO: clean()</w:t>
+      </w:r>
+    </w:p>
+    <w:p>
+      <w:pPr>
+        <w:shd w:fill="F5F5F5" w:val="clear"/>
+        <w:spacing w:after="60" w:before="60"/>
+        <w:ind w:left="360"/>
+      </w:pPr>
+      <w:r>
+        <w:rPr>
+          <w:rFonts w:ascii="Courier New" w:cs="Courier New" w:eastAsia="Courier New" w:hAnsi="Courier New"/>
+          <w:color w:val="333333"/>
+          <w:sz w:val="18"/>
+          <w:szCs w:val="18"/>
+        </w:rPr>
+        <w:t xml:space="preserve">INFO: Checking tar artifact: SFS-0.1.0.tar</w:t>
+      </w:r>
+    </w:p>
+    <w:p>
+      <w:pPr>
+        <w:shd w:fill="F5F5F5" w:val="clear"/>
+        <w:spacing w:after="60" w:before="60"/>
+        <w:ind w:left="360"/>
+      </w:pPr>
+      <w:r>
+        <w:rPr>
+          <w:rFonts w:ascii="Courier New" w:cs="Courier New" w:eastAsia="Courier New" w:hAnsi="Courier New"/>
+          <w:color w:val="333333"/>
+          <w:sz w:val="18"/>
+          <w:szCs w:val="18"/>
+        </w:rPr>
+        <w:t xml:space="preserve">INFO: Extracting outer tar SFS-0.1.0.tar to temp folder</w:t>
+      </w:r>
+    </w:p>
+    <w:p>
+      <w:pPr>
+        <w:shd w:fill="F5F5F5" w:val="clear"/>
+        <w:spacing w:after="60" w:before="60"/>
+        <w:ind w:left="360"/>
+      </w:pPr>
+      <w:r>
+        <w:rPr>
+          <w:rFonts w:ascii="Courier New" w:cs="Courier New" w:eastAsia="Courier New" w:hAnsi="Courier New"/>
+          <w:color w:val="333333"/>
+          <w:sz w:val="18"/>
+          <w:szCs w:val="18"/>
+        </w:rPr>
+        <w:t xml:space="preserve">INFO: Outer tar extraction successful</w:t>
+      </w:r>
+    </w:p>
+    <w:p>
+      <w:pPr>
+        <w:shd w:fill="F5F5F5" w:val="clear"/>
+        <w:spacing w:after="60" w:before="60"/>
+        <w:ind w:left="360"/>
+      </w:pPr>
+      <w:r>
+        <w:rPr>
+          <w:rFonts w:ascii="Courier New" w:cs="Courier New" w:eastAsia="Courier New" w:hAnsi="Courier New"/>
+          <w:color w:val="333333"/>
+          <w:sz w:val="18"/>
+          <w:szCs w:val="18"/>
+        </w:rPr>
+        <w:t xml:space="preserve">INFO: Found inner tar files: [...]</w:t>
+      </w:r>
+    </w:p>
+    <w:p>
+      <w:pPr>
+        <w:shd w:fill="F5F5F5" w:val="clear"/>
+        <w:spacing w:after="60" w:before="60"/>
+        <w:ind w:left="360"/>
+      </w:pPr>
+      <w:r>
+        <w:rPr>
+          <w:rFonts w:ascii="Courier New" w:cs="Courier New" w:eastAsia="Courier New" w:hAnsi="Courier New"/>
+          <w:color w:val="333333"/>
+          <w:sz w:val="18"/>
+          <w:szCs w:val="18"/>
+        </w:rPr>
+        <w:t xml:space="preserve">INFO: Extracting inner tar: .../sfs-tfg-&lt;ver&gt;.tar</w:t>
+      </w:r>
+    </w:p>
+    <w:p>
+      <w:pPr>
+        <w:shd w:fill="F5F5F5" w:val="clear"/>
+        <w:spacing w:after="60" w:before="60"/>
+        <w:ind w:left="360"/>
+      </w:pPr>
+      <w:r>
+        <w:rPr>
+          <w:rFonts w:ascii="Courier New" w:cs="Courier New" w:eastAsia="Courier New" w:hAnsi="Courier New"/>
+          <w:color w:val="333333"/>
+          <w:sz w:val="18"/>
+          <w:szCs w:val="18"/>
+        </w:rPr>
+        <w:t xml:space="preserve">INFO: Extracting inner tar: .../sfs-pct-&lt;ver&gt;.tar</w:t>
+      </w:r>
+    </w:p>
+    <w:p>
+      <w:pPr>
+        <w:shd w:fill="F5F5F5" w:val="clear"/>
+        <w:spacing w:after="60" w:before="60"/>
+        <w:ind w:left="360"/>
+      </w:pPr>
+      <w:r>
+        <w:rPr>
+          <w:rFonts w:ascii="Courier New" w:cs="Courier New" w:eastAsia="Courier New" w:hAnsi="Courier New"/>
+          <w:color w:val="333333"/>
+          <w:sz w:val="18"/>
+          <w:szCs w:val="18"/>
+        </w:rPr>
+        <w:t xml:space="preserve">INFO: Verified component directory: .../SFS-0.1.0/TFG</w:t>
+      </w:r>
+    </w:p>
+    <w:p>
+      <w:pPr>
+        <w:shd w:fill="F5F5F5" w:val="clear"/>
+        <w:spacing w:after="60" w:before="60"/>
+        <w:ind w:left="360"/>
+      </w:pPr>
+      <w:r>
+        <w:rPr>
+          <w:rFonts w:ascii="Courier New" w:cs="Courier New" w:eastAsia="Courier New" w:hAnsi="Courier New"/>
+          <w:color w:val="333333"/>
+          <w:sz w:val="18"/>
+          <w:szCs w:val="18"/>
+        </w:rPr>
+        <w:t xml:space="preserve">INFO: Verified component directory: .../SFS-0.1.0/PCT</w:t>
+      </w:r>
+    </w:p>
+    <w:p>
+      <w:pPr>
+        <w:shd w:fill="F5F5F5" w:val="clear"/>
+        <w:spacing w:after="60" w:before="60"/>
+        <w:ind w:left="360"/>
+      </w:pPr>
+      <w:r>
+        <w:rPr>
+          <w:rFonts w:ascii="Courier New" w:cs="Courier New" w:eastAsia="Courier New" w:hAnsi="Courier New"/>
+          <w:color w:val="333333"/>
+          <w:sz w:val="18"/>
+          <w:szCs w:val="18"/>
+        </w:rPr>
+        <w:t xml:space="preserve">INFO: Creating symlink: .../SFS -&gt; .../SFS-0.1.0</w:t>
+      </w:r>
+    </w:p>
+    <w:p>
+      <w:pPr>
+        <w:shd w:fill="F5F5F5" w:val="clear"/>
+        <w:spacing w:after="60" w:before="60"/>
+        <w:ind w:left="360"/>
+      </w:pPr>
+      <w:r>
+        <w:rPr>
+          <w:rFonts w:ascii="Courier New" w:cs="Courier New" w:eastAsia="Courier New" w:hAnsi="Courier New"/>
+          <w:color w:val="333333"/>
+          <w:sz w:val="18"/>
+          <w:szCs w:val="18"/>
+        </w:rPr>
+        <w:t xml:space="preserve">INFO: --- SFS Core Deployment Completed Successfully ---</w:t>
+      </w:r>
+    </w:p>
+    <w:p>
+      <w:pPr>
+        <w:spacing w:after="120"/>
+      </w:pPr>
+      <w:r>
+        <w:t xml:space="preserve"/>
+      </w:r>
+    </w:p>
+    <w:p>
+      <w:pPr>
+        <w:pStyle w:val="Heading2"/>
+      </w:pPr>
+      <w:r>
+        <w:rPr>
+          <w:rFonts w:ascii="Arial" w:cs="Arial" w:eastAsia="Arial" w:hAnsi="Arial"/>
+          <w:b/>
+          <w:bCs/>
+          <w:color w:val="2E75B6"/>
+          <w:sz w:val="26"/>
+          <w:szCs w:val="26"/>
+        </w:rPr>
+        <w:t xml:space="preserve">4.4   Verify After Core Deployment</w:t>
+      </w:r>
+    </w:p>
+    <w:p>
+      <w:pPr>
+        <w:spacing w:after="120"/>
+      </w:pPr>
+      <w:r>
+        <w:t xml:space="preserve"/>
+      </w:r>
+    </w:p>
+    <w:p>
+      <w:pPr>
+        <w:shd w:fill="F5F5F5" w:val="clear"/>
+        <w:spacing w:after="60" w:before="60"/>
+        <w:ind w:left="360"/>
+      </w:pPr>
+      <w:r>
+        <w:rPr>
+          <w:rFonts w:ascii="Courier New" w:cs="Courier New" w:eastAsia="Courier New" w:hAnsi="Courier New"/>
+          <w:color w:val="333333"/>
+          <w:sz w:val="18"/>
+          <w:szCs w:val="18"/>
+        </w:rPr>
+        <w:t xml:space="preserve">ls -ltr /cls/appl/SFS-0.1.0</w:t>
+      </w:r>
+    </w:p>
+    <w:p>
+      <w:pPr>
+        <w:shd w:fill="F5F5F5" w:val="clear"/>
+        <w:spacing w:after="60" w:before="60"/>
+        <w:ind w:left="360"/>
+      </w:pPr>
+      <w:r>
+        <w:rPr>
+          <w:rFonts w:ascii="Courier New" w:cs="Courier New" w:eastAsia="Courier New" w:hAnsi="Courier New"/>
+          <w:color w:val="333333"/>
+          <w:sz w:val="18"/>
+          <w:szCs w:val="18"/>
+        </w:rPr>
+        <w:t xml:space="preserve">ls -la  /cls/appl/SFS</w:t>
+      </w:r>
+    </w:p>
+    <w:p>
+      <w:r>
+        <w:br w:type="page"/>
+      </w:r>
+    </w:p>
+    <w:p>
+      <w:pPr>
+        <w:pStyle w:val="Heading1"/>
+      </w:pPr>
+      <w:r>
+        <w:rPr>
+          <w:rFonts w:ascii="Arial" w:cs="Arial" w:eastAsia="Arial" w:hAnsi="Arial"/>
+          <w:b/>
+          <w:bCs/>
+          <w:color w:val="1F3864"/>
+          <w:sz w:val="32"/>
+          <w:szCs w:val="32"/>
+        </w:rPr>
+        <w:t xml:space="preserve">5   Config Deployment — Using sfs_deploy_new.py</w:t>
       </w:r>
     </w:p>
     <w:p>
@@ -6143,7 +6225,215 @@
           <w:sz w:val="20"/>
           <w:szCs w:val="20"/>
         </w:rPr>
-        <w:t xml:space="preserve">The script replaces placeholders using the following pattern:</w:t>
+        <w:t xml:space="preserve">This section describes how to perform the SFS config deployment using the deployment script. The script automates placeholder replacement and application.properties file generation for each component.</w:t>
+      </w:r>
+    </w:p>
+    <w:p>
+      <w:pPr>
+        <w:spacing w:after="120"/>
+      </w:pPr>
+      <w:r>
+        <w:t xml:space="preserve"/>
+      </w:r>
+    </w:p>
+    <w:p>
+      <w:pPr>
+        <w:spacing w:after="120"/>
+      </w:pPr>
+      <w:r>
+        <w:rPr>
+          <w:rFonts w:ascii="Arial" w:cs="Arial" w:eastAsia="Arial" w:hAnsi="Arial"/>
+          <w:i/>
+          <w:iCs/>
+          <w:color w:val="666666"/>
+          <w:sz w:val="20"/>
+          <w:szCs w:val="20"/>
+        </w:rPr>
+        <w:t xml:space="preserve">Note: Core deployment must be completed before running config deployment.</w:t>
+      </w:r>
+    </w:p>
+    <w:p>
+      <w:pPr>
+        <w:spacing w:after="120"/>
+      </w:pPr>
+      <w:r>
+        <w:t xml:space="preserve"/>
+      </w:r>
+    </w:p>
+    <w:p>
+      <w:pPr>
+        <w:pStyle w:val="Heading2"/>
+      </w:pPr>
+      <w:r>
+        <w:rPr>
+          <w:rFonts w:ascii="Arial" w:cs="Arial" w:eastAsia="Arial" w:hAnsi="Arial"/>
+          <w:b/>
+          <w:bCs/>
+          <w:color w:val="2E75B6"/>
+          <w:sz w:val="26"/>
+          <w:szCs w:val="26"/>
+        </w:rPr>
+        <w:t xml:space="preserve">5.1   Command</w:t>
+      </w:r>
+    </w:p>
+    <w:p>
+      <w:pPr>
+        <w:spacing w:after="120"/>
+      </w:pPr>
+      <w:r>
+        <w:t xml:space="preserve"/>
+      </w:r>
+    </w:p>
+    <w:p>
+      <w:pPr>
+        <w:shd w:fill="F5F5F5" w:val="clear"/>
+        <w:spacing w:after="60" w:before="60"/>
+        <w:ind w:left="360"/>
+      </w:pPr>
+      <w:r>
+        <w:rPr>
+          <w:rFonts w:ascii="Courier New" w:cs="Courier New" w:eastAsia="Courier New" w:hAnsi="Courier New"/>
+          <w:color w:val="333333"/>
+          <w:sz w:val="18"/>
+          <w:szCs w:val="18"/>
+        </w:rPr>
+        <w:t xml:space="preserve">python3 sfs_deploy_new.py \</w:t>
+      </w:r>
+    </w:p>
+    <w:p>
+      <w:pPr>
+        <w:shd w:fill="F5F5F5" w:val="clear"/>
+        <w:spacing w:after="60" w:before="60"/>
+        <w:ind w:left="360"/>
+      </w:pPr>
+      <w:r>
+        <w:rPr>
+          <w:rFonts w:ascii="Courier New" w:cs="Courier New" w:eastAsia="Courier New" w:hAnsi="Courier New"/>
+          <w:color w:val="333333"/>
+          <w:sz w:val="18"/>
+          <w:szCs w:val="18"/>
+        </w:rPr>
+        <w:t xml:space="preserve">    --applRoot /cls/appl \</w:t>
+      </w:r>
+    </w:p>
+    <w:p>
+      <w:pPr>
+        <w:shd w:fill="F5F5F5" w:val="clear"/>
+        <w:spacing w:after="60" w:before="60"/>
+        <w:ind w:left="360"/>
+      </w:pPr>
+      <w:r>
+        <w:rPr>
+          <w:rFonts w:ascii="Courier New" w:cs="Courier New" w:eastAsia="Courier New" w:hAnsi="Courier New"/>
+          <w:color w:val="333333"/>
+          <w:sz w:val="18"/>
+          <w:szCs w:val="18"/>
+        </w:rPr>
+        <w:t xml:space="preserve">    --action deploy \</w:t>
+      </w:r>
+    </w:p>
+    <w:p>
+      <w:pPr>
+        <w:shd w:fill="F5F5F5" w:val="clear"/>
+        <w:spacing w:after="60" w:before="60"/>
+        <w:ind w:left="360"/>
+      </w:pPr>
+      <w:r>
+        <w:rPr>
+          <w:rFonts w:ascii="Courier New" w:cs="Courier New" w:eastAsia="Courier New" w:hAnsi="Courier New"/>
+          <w:color w:val="333333"/>
+          <w:sz w:val="18"/>
+          <w:szCs w:val="18"/>
+        </w:rPr>
+        <w:t xml:space="preserve">    --env cit01 \</w:t>
+      </w:r>
+    </w:p>
+    <w:p>
+      <w:pPr>
+        <w:shd w:fill="F5F5F5" w:val="clear"/>
+        <w:spacing w:after="60" w:before="60"/>
+        <w:ind w:left="360"/>
+      </w:pPr>
+      <w:r>
+        <w:rPr>
+          <w:rFonts w:ascii="Courier New" w:cs="Courier New" w:eastAsia="Courier New" w:hAnsi="Courier New"/>
+          <w:color w:val="333333"/>
+          <w:sz w:val="18"/>
+          <w:szCs w:val="18"/>
+        </w:rPr>
+        <w:t xml:space="preserve">    --release 0.1.0 \</w:t>
+      </w:r>
+    </w:p>
+    <w:p>
+      <w:pPr>
+        <w:shd w:fill="F5F5F5" w:val="clear"/>
+        <w:spacing w:after="60" w:before="60"/>
+        <w:ind w:left="360"/>
+      </w:pPr>
+      <w:r>
+        <w:rPr>
+          <w:rFonts w:ascii="Courier New" w:cs="Courier New" w:eastAsia="Courier New" w:hAnsi="Courier New"/>
+          <w:color w:val="333333"/>
+          <w:sz w:val="18"/>
+          <w:szCs w:val="18"/>
+        </w:rPr>
+        <w:t xml:space="preserve">    --type config \</w:t>
+      </w:r>
+    </w:p>
+    <w:p>
+      <w:pPr>
+        <w:shd w:fill="F5F5F5" w:val="clear"/>
+        <w:spacing w:after="60" w:before="60"/>
+        <w:ind w:left="360"/>
+      </w:pPr>
+      <w:r>
+        <w:rPr>
+          <w:rFonts w:ascii="Courier New" w:cs="Courier New" w:eastAsia="Courier New" w:hAnsi="Courier New"/>
+          <w:color w:val="333333"/>
+          <w:sz w:val="18"/>
+          <w:szCs w:val="18"/>
+        </w:rPr>
+        <w:t xml:space="preserve">    --envFolder /cls/appl/env \</w:t>
+      </w:r>
+    </w:p>
+    <w:p>
+      <w:pPr>
+        <w:shd w:fill="F5F5F5" w:val="clear"/>
+        <w:spacing w:after="60" w:before="60"/>
+        <w:ind w:left="360"/>
+      </w:pPr>
+      <w:r>
+        <w:rPr>
+          <w:rFonts w:ascii="Courier New" w:cs="Courier New" w:eastAsia="Courier New" w:hAnsi="Courier New"/>
+          <w:color w:val="333333"/>
+          <w:sz w:val="18"/>
+          <w:szCs w:val="18"/>
+        </w:rPr>
+        <w:t xml:space="preserve">    --component all</w:t>
+      </w:r>
+    </w:p>
+    <w:p>
+      <w:pPr>
+        <w:spacing w:after="120"/>
+      </w:pPr>
+      <w:r>
+        <w:t xml:space="preserve"/>
+      </w:r>
+    </w:p>
+    <w:p>
+      <w:pPr>
+        <w:pStyle w:val="Heading2"/>
+      </w:pPr>
+      <w:r>
+        <w:rPr>
+          <w:rFonts w:ascii="Arial" w:cs="Arial" w:eastAsia="Arial" w:hAnsi="Arial"/>
+          <w:b/>
+          <w:bCs/>
+          <w:color w:val="2E75B6"/>
+          <w:sz w:val="26"/>
+          <w:szCs w:val="26"/>
+        </w:rPr>
+        <w:t xml:space="preserve">5.2   What the Script Does</w:t>
       </w:r>
     </w:p>
     <w:p>
@@ -6197,7 +6487,7 @@
                 <w:sz w:val="20"/>
                 <w:szCs w:val="20"/>
               </w:rPr>
-              <w:t xml:space="preserve">Placeholder in Template</w:t>
+              <w:t xml:space="preserve">Step</w:t>
             </w:r>
           </w:p>
         </w:tc>
@@ -6227,7 +6517,7 @@
                 <w:sz w:val="20"/>
                 <w:szCs w:val="20"/>
               </w:rPr>
-              <w:t xml:space="preserve">Source in envInfo.json</w:t>
+              <w:t xml:space="preserve">Action</w:t>
             </w:r>
           </w:p>
         </w:tc>
@@ -6259,7 +6549,7 @@
                 <w:sz w:val="20"/>
                 <w:szCs w:val="20"/>
               </w:rPr>
-              <w:t xml:space="preserve">env.applRoot</w:t>
+              <w:t xml:space="preserve">1</w:t>
             </w:r>
           </w:p>
         </w:tc>
@@ -6289,7 +6579,7 @@
                 <w:sz w:val="20"/>
                 <w:szCs w:val="20"/>
               </w:rPr>
-              <w:t xml:space="preserve">envInfo['env']['applRoot']</w:t>
+              <w:t xml:space="preserve">Loads cit01_envInfo.json from envFolder</w:t>
             </w:r>
           </w:p>
         </w:tc>
@@ -6321,7 +6611,7 @@
                 <w:sz w:val="20"/>
                 <w:szCs w:val="20"/>
               </w:rPr>
-              <w:t xml:space="preserve">env.environment</w:t>
+              <w:t xml:space="preserve">2</w:t>
             </w:r>
           </w:p>
         </w:tc>
@@ -6351,7 +6641,7 @@
                 <w:sz w:val="20"/>
                 <w:szCs w:val="20"/>
               </w:rPr>
-              <w:t xml:space="preserve">envInfo['env']['environment']</w:t>
+              <w:t xml:space="preserve">Verifies applRoot/SFS-&lt;release&gt;/ exists</w:t>
             </w:r>
           </w:p>
         </w:tc>
@@ -6383,7 +6673,7 @@
                 <w:sz w:val="20"/>
                 <w:szCs w:val="20"/>
               </w:rPr>
-              <w:t xml:space="preserve">coredb.dbName</w:t>
+              <w:t xml:space="preserve">3</w:t>
             </w:r>
           </w:p>
         </w:tc>
@@ -6413,7 +6703,7 @@
                 <w:sz w:val="20"/>
                 <w:szCs w:val="20"/>
               </w:rPr>
-              <w:t xml:space="preserve">envInfo['coredb']['dbName']</w:t>
+              <w:t xml:space="preserve">Creates applRoot/config-&lt;release&gt;/ directory</w:t>
             </w:r>
           </w:p>
         </w:tc>
@@ -6445,7 +6735,7 @@
                 <w:sz w:val="20"/>
                 <w:szCs w:val="20"/>
               </w:rPr>
-              <w:t xml:space="preserve">coredb.dbPort</w:t>
+              <w:t xml:space="preserve">4</w:t>
             </w:r>
           </w:p>
         </w:tc>
@@ -6475,7 +6765,7 @@
                 <w:sz w:val="20"/>
                 <w:szCs w:val="20"/>
               </w:rPr>
-              <w:t xml:space="preserve">envInfo['coredb']['dbPort']</w:t>
+              <w:t xml:space="preserve">For each component reads config.json from staging repo</w:t>
             </w:r>
           </w:p>
         </w:tc>
@@ -6507,7 +6797,7 @@
                 <w:sz w:val="20"/>
                 <w:szCs w:val="20"/>
               </w:rPr>
-              <w:t xml:space="preserve">coredb.userName</w:t>
+              <w:t xml:space="preserve">5</w:t>
             </w:r>
           </w:p>
         </w:tc>
@@ -6537,7 +6827,7 @@
                 <w:sz w:val="20"/>
                 <w:szCs w:val="20"/>
               </w:rPr>
-              <w:t xml:space="preserve">envInfo['coredb']['userName']</w:t>
+              <w:t xml:space="preserve">Reads application.template.properties from staging repo</w:t>
             </w:r>
           </w:p>
         </w:tc>
@@ -6569,7 +6859,7 @@
                 <w:sz w:val="20"/>
                 <w:szCs w:val="20"/>
               </w:rPr>
-              <w:t xml:space="preserve">hosts.db2Host</w:t>
+              <w:t xml:space="preserve">6</w:t>
             </w:r>
           </w:p>
         </w:tc>
@@ -6599,7 +6889,193 @@
                 <w:sz w:val="20"/>
                 <w:szCs w:val="20"/>
               </w:rPr>
-              <w:t xml:space="preserve">envInfo['hosts']['db2Host']</w:t>
+              <w:t xml:space="preserve">Replaces each dot-notation placeholder with value from envInfo</w:t>
+            </w:r>
+          </w:p>
+        </w:tc>
+      </w:tr>
+      <w:tr>
+        <w:tc>
+          <w:tcPr>
+            <w:tcW w:type="dxa" w:w="3000"/>
+            <w:tcBorders>
+              <w:top w:val="single" w:color="CCCCCC" w:sz="1"/>
+              <w:left w:val="single" w:color="CCCCCC" w:sz="1"/>
+              <w:bottom w:val="single" w:color="CCCCCC" w:sz="1"/>
+              <w:right w:val="single" w:color="CCCCCC" w:sz="1"/>
+            </w:tcBorders>
+            <w:shd w:fill="F2F2F2" w:val="clear"/>
+            <w:tcMar>
+              <w:top w:type="dxa" w:w="80"/>
+              <w:left w:type="dxa" w:w="120"/>
+              <w:bottom w:type="dxa" w:w="80"/>
+              <w:right w:type="dxa" w:w="120"/>
+            </w:tcMar>
+          </w:tcPr>
+          <w:p>
+            <w:r>
+              <w:rPr>
+                <w:rFonts w:ascii="Arial" w:cs="Arial" w:eastAsia="Arial" w:hAnsi="Arial"/>
+                <w:b w:val="false"/>
+                <w:bCs w:val="false"/>
+                <w:sz w:val="20"/>
+                <w:szCs w:val="20"/>
+              </w:rPr>
+              <w:t xml:space="preserve">7</w:t>
+            </w:r>
+          </w:p>
+        </w:tc>
+        <w:tc>
+          <w:tcPr>
+            <w:tcW w:type="dxa" w:w="6360"/>
+            <w:tcBorders>
+              <w:top w:val="single" w:color="CCCCCC" w:sz="1"/>
+              <w:left w:val="single" w:color="CCCCCC" w:sz="1"/>
+              <w:bottom w:val="single" w:color="CCCCCC" w:sz="1"/>
+              <w:right w:val="single" w:color="CCCCCC" w:sz="1"/>
+            </w:tcBorders>
+            <w:shd w:fill="FFFFFF" w:val="clear"/>
+            <w:tcMar>
+              <w:top w:type="dxa" w:w="80"/>
+              <w:left w:type="dxa" w:w="120"/>
+              <w:bottom w:type="dxa" w:w="80"/>
+              <w:right w:type="dxa" w:w="120"/>
+            </w:tcMar>
+          </w:tcPr>
+          <w:p>
+            <w:r>
+              <w:rPr>
+                <w:rFonts w:ascii="Arial" w:cs="Arial" w:eastAsia="Arial" w:hAnsi="Arial"/>
+                <w:b w:val="false"/>
+                <w:bCs w:val="false"/>
+                <w:sz w:val="20"/>
+                <w:szCs w:val="20"/>
+              </w:rPr>
+              <w:t xml:space="preserve">Writes application.properties to applRoot/config-&lt;release&gt;/&lt;COMP&gt;/</w:t>
+            </w:r>
+          </w:p>
+        </w:tc>
+      </w:tr>
+      <w:tr>
+        <w:tc>
+          <w:tcPr>
+            <w:tcW w:type="dxa" w:w="3000"/>
+            <w:tcBorders>
+              <w:top w:val="single" w:color="CCCCCC" w:sz="1"/>
+              <w:left w:val="single" w:color="CCCCCC" w:sz="1"/>
+              <w:bottom w:val="single" w:color="CCCCCC" w:sz="1"/>
+              <w:right w:val="single" w:color="CCCCCC" w:sz="1"/>
+            </w:tcBorders>
+            <w:shd w:fill="F2F2F2" w:val="clear"/>
+            <w:tcMar>
+              <w:top w:type="dxa" w:w="80"/>
+              <w:left w:type="dxa" w:w="120"/>
+              <w:bottom w:type="dxa" w:w="80"/>
+              <w:right w:type="dxa" w:w="120"/>
+            </w:tcMar>
+          </w:tcPr>
+          <w:p>
+            <w:r>
+              <w:rPr>
+                <w:rFonts w:ascii="Arial" w:cs="Arial" w:eastAsia="Arial" w:hAnsi="Arial"/>
+                <w:b w:val="false"/>
+                <w:bCs w:val="false"/>
+                <w:sz w:val="20"/>
+                <w:szCs w:val="20"/>
+              </w:rPr>
+              <w:t xml:space="preserve">8</w:t>
+            </w:r>
+          </w:p>
+        </w:tc>
+        <w:tc>
+          <w:tcPr>
+            <w:tcW w:type="dxa" w:w="6360"/>
+            <w:tcBorders>
+              <w:top w:val="single" w:color="CCCCCC" w:sz="1"/>
+              <w:left w:val="single" w:color="CCCCCC" w:sz="1"/>
+              <w:bottom w:val="single" w:color="CCCCCC" w:sz="1"/>
+              <w:right w:val="single" w:color="CCCCCC" w:sz="1"/>
+            </w:tcBorders>
+            <w:shd w:fill="FFFFFF" w:val="clear"/>
+            <w:tcMar>
+              <w:top w:type="dxa" w:w="80"/>
+              <w:left w:type="dxa" w:w="120"/>
+              <w:bottom w:type="dxa" w:w="80"/>
+              <w:right w:type="dxa" w:w="120"/>
+            </w:tcMar>
+          </w:tcPr>
+          <w:p>
+            <w:r>
+              <w:rPr>
+                <w:rFonts w:ascii="Arial" w:cs="Arial" w:eastAsia="Arial" w:hAnsi="Arial"/>
+                <w:b w:val="false"/>
+                <w:bCs w:val="false"/>
+                <w:sz w:val="20"/>
+                <w:szCs w:val="20"/>
+              </w:rPr>
+              <w:t xml:space="preserve">Creates symlink applRoot/config -&gt; applRoot/config-&lt;release&gt;</w:t>
+            </w:r>
+          </w:p>
+        </w:tc>
+      </w:tr>
+      <w:tr>
+        <w:tc>
+          <w:tcPr>
+            <w:tcW w:type="dxa" w:w="3000"/>
+            <w:tcBorders>
+              <w:top w:val="single" w:color="CCCCCC" w:sz="1"/>
+              <w:left w:val="single" w:color="CCCCCC" w:sz="1"/>
+              <w:bottom w:val="single" w:color="CCCCCC" w:sz="1"/>
+              <w:right w:val="single" w:color="CCCCCC" w:sz="1"/>
+            </w:tcBorders>
+            <w:shd w:fill="F2F2F2" w:val="clear"/>
+            <w:tcMar>
+              <w:top w:type="dxa" w:w="80"/>
+              <w:left w:type="dxa" w:w="120"/>
+              <w:bottom w:type="dxa" w:w="80"/>
+              <w:right w:type="dxa" w:w="120"/>
+            </w:tcMar>
+          </w:tcPr>
+          <w:p>
+            <w:r>
+              <w:rPr>
+                <w:rFonts w:ascii="Arial" w:cs="Arial" w:eastAsia="Arial" w:hAnsi="Arial"/>
+                <w:b w:val="false"/>
+                <w:bCs w:val="false"/>
+                <w:sz w:val="20"/>
+                <w:szCs w:val="20"/>
+              </w:rPr>
+              <w:t xml:space="preserve">9</w:t>
+            </w:r>
+          </w:p>
+        </w:tc>
+        <w:tc>
+          <w:tcPr>
+            <w:tcW w:type="dxa" w:w="6360"/>
+            <w:tcBorders>
+              <w:top w:val="single" w:color="CCCCCC" w:sz="1"/>
+              <w:left w:val="single" w:color="CCCCCC" w:sz="1"/>
+              <w:bottom w:val="single" w:color="CCCCCC" w:sz="1"/>
+              <w:right w:val="single" w:color="CCCCCC" w:sz="1"/>
+            </w:tcBorders>
+            <w:shd w:fill="FFFFFF" w:val="clear"/>
+            <w:tcMar>
+              <w:top w:type="dxa" w:w="80"/>
+              <w:left w:type="dxa" w:w="120"/>
+              <w:bottom w:type="dxa" w:w="80"/>
+              <w:right w:type="dxa" w:w="120"/>
+            </w:tcMar>
+          </w:tcPr>
+          <w:p>
+            <w:r>
+              <w:rPr>
+                <w:rFonts w:ascii="Arial" w:cs="Arial" w:eastAsia="Arial" w:hAnsi="Arial"/>
+                <w:b w:val="false"/>
+                <w:bCs w:val="false"/>
+                <w:sz w:val="20"/>
+                <w:szCs w:val="20"/>
+              </w:rPr>
+              <w:t xml:space="preserve">Applies chmod 750 and chown on config directory</w:t>
             </w:r>
           </w:p>
         </w:tc>
@@ -6626,324 +7102,7 @@
           <w:sz w:val="26"/>
           <w:szCs w:val="26"/>
         </w:rPr>
-        <w:t xml:space="preserve">5.4   Expected Output</w:t>
-      </w:r>
-    </w:p>
-    <w:p>
-      <w:pPr>
-        <w:spacing w:after="120"/>
-      </w:pPr>
-      <w:r>
-        <w:t xml:space="preserve"/>
-      </w:r>
-    </w:p>
-    <w:p>
-      <w:pPr>
-        <w:shd w:fill="F5F5F5" w:val="clear"/>
-        <w:spacing w:after="60" w:before="60"/>
-        <w:ind w:left="360"/>
-      </w:pPr>
-      <w:r>
-        <w:rPr>
-          <w:rFonts w:ascii="Courier New" w:cs="Courier New" w:eastAsia="Courier New" w:hAnsi="Courier New"/>
-          <w:color w:val="333333"/>
-          <w:sz w:val="18"/>
-          <w:szCs w:val="18"/>
-        </w:rPr>
-        <w:t xml:space="preserve">INFO: sfsConfigDeploy()</w:t>
-      </w:r>
-    </w:p>
-    <w:p>
-      <w:pPr>
-        <w:shd w:fill="F5F5F5" w:val="clear"/>
-        <w:spacing w:after="60" w:before="60"/>
-        <w:ind w:left="360"/>
-      </w:pPr>
-      <w:r>
-        <w:rPr>
-          <w:rFonts w:ascii="Courier New" w:cs="Courier New" w:eastAsia="Courier New" w:hAnsi="Courier New"/>
-          <w:color w:val="333333"/>
-          <w:sz w:val="18"/>
-          <w:szCs w:val="18"/>
-        </w:rPr>
-        <w:t xml:space="preserve">INFO: configure()</w:t>
-      </w:r>
-    </w:p>
-    <w:p>
-      <w:pPr>
-        <w:shd w:fill="F5F5F5" w:val="clear"/>
-        <w:spacing w:after="60" w:before="60"/>
-        <w:ind w:left="360"/>
-      </w:pPr>
-      <w:r>
-        <w:rPr>
-          <w:rFonts w:ascii="Courier New" w:cs="Courier New" w:eastAsia="Courier New" w:hAnsi="Courier New"/>
-          <w:color w:val="333333"/>
-          <w:sz w:val="18"/>
-          <w:szCs w:val="18"/>
-        </w:rPr>
-        <w:t xml:space="preserve">INFO: configureSfsComponent: TFG</w:t>
-      </w:r>
-    </w:p>
-    <w:p>
-      <w:pPr>
-        <w:shd w:fill="F5F5F5" w:val="clear"/>
-        <w:spacing w:after="60" w:before="60"/>
-        <w:ind w:left="360"/>
-      </w:pPr>
-      <w:r>
-        <w:rPr>
-          <w:rFonts w:ascii="Courier New" w:cs="Courier New" w:eastAsia="Courier New" w:hAnsi="Courier New"/>
-          <w:color w:val="333333"/>
-          <w:sz w:val="18"/>
-          <w:szCs w:val="18"/>
-        </w:rPr>
-        <w:t xml:space="preserve">INFO: Reading config.json: ./config/TFG/config.json</w:t>
-      </w:r>
-    </w:p>
-    <w:p>
-      <w:pPr>
-        <w:shd w:fill="F5F5F5" w:val="clear"/>
-        <w:spacing w:after="60" w:before="60"/>
-        <w:ind w:left="360"/>
-      </w:pPr>
-      <w:r>
-        <w:rPr>
-          <w:rFonts w:ascii="Courier New" w:cs="Courier New" w:eastAsia="Courier New" w:hAnsi="Courier New"/>
-          <w:color w:val="333333"/>
-          <w:sz w:val="18"/>
-          <w:szCs w:val="18"/>
-        </w:rPr>
-        <w:t xml:space="preserve">INFO: Reading template file: ./config/TFG/application.template.properties</w:t>
-      </w:r>
-    </w:p>
-    <w:p>
-      <w:pPr>
-        <w:shd w:fill="F5F5F5" w:val="clear"/>
-        <w:spacing w:after="60" w:before="60"/>
-        <w:ind w:left="360"/>
-      </w:pPr>
-      <w:r>
-        <w:rPr>
-          <w:rFonts w:ascii="Courier New" w:cs="Courier New" w:eastAsia="Courier New" w:hAnsi="Courier New"/>
-          <w:color w:val="333333"/>
-          <w:sz w:val="18"/>
-          <w:szCs w:val="18"/>
-        </w:rPr>
-        <w:t xml:space="preserve">INFO: Replacing placeholders for component: TFG</w:t>
-      </w:r>
-    </w:p>
-    <w:p>
-      <w:pPr>
-        <w:shd w:fill="F5F5F5" w:val="clear"/>
-        <w:spacing w:after="60" w:before="60"/>
-        <w:ind w:left="360"/>
-      </w:pPr>
-      <w:r>
-        <w:rPr>
-          <w:rFonts w:ascii="Courier New" w:cs="Courier New" w:eastAsia="Courier New" w:hAnsi="Courier New"/>
-          <w:color w:val="333333"/>
-          <w:sz w:val="18"/>
-          <w:szCs w:val="18"/>
-        </w:rPr>
-        <w:t xml:space="preserve">INFO: Configuring .../config-0.1.0/TFG/application.properties</w:t>
-      </w:r>
-    </w:p>
-    <w:p>
-      <w:pPr>
-        <w:shd w:fill="F5F5F5" w:val="clear"/>
-        <w:spacing w:after="60" w:before="60"/>
-        <w:ind w:left="360"/>
-      </w:pPr>
-      <w:r>
-        <w:rPr>
-          <w:rFonts w:ascii="Courier New" w:cs="Courier New" w:eastAsia="Courier New" w:hAnsi="Courier New"/>
-          <w:color w:val="333333"/>
-          <w:sz w:val="18"/>
-          <w:szCs w:val="18"/>
-        </w:rPr>
-        <w:t xml:space="preserve">INFO: Component TFG configured successfully.</w:t>
-      </w:r>
-    </w:p>
-    <w:p>
-      <w:pPr>
-        <w:shd w:fill="F5F5F5" w:val="clear"/>
-        <w:spacing w:after="60" w:before="60"/>
-        <w:ind w:left="360"/>
-      </w:pPr>
-      <w:r>
-        <w:rPr>
-          <w:rFonts w:ascii="Courier New" w:cs="Courier New" w:eastAsia="Courier New" w:hAnsi="Courier New"/>
-          <w:color w:val="333333"/>
-          <w:sz w:val="18"/>
-          <w:szCs w:val="18"/>
-        </w:rPr>
-        <w:t xml:space="preserve">INFO: configureSfsComponent: PCT</w:t>
-      </w:r>
-    </w:p>
-    <w:p>
-      <w:pPr>
-        <w:shd w:fill="F5F5F5" w:val="clear"/>
-        <w:spacing w:after="60" w:before="60"/>
-        <w:ind w:left="360"/>
-      </w:pPr>
-      <w:r>
-        <w:rPr>
-          <w:rFonts w:ascii="Courier New" w:cs="Courier New" w:eastAsia="Courier New" w:hAnsi="Courier New"/>
-          <w:color w:val="333333"/>
-          <w:sz w:val="18"/>
-          <w:szCs w:val="18"/>
-        </w:rPr>
-        <w:t xml:space="preserve">INFO: Component PCT configured successfully.</w:t>
-      </w:r>
-    </w:p>
-    <w:p>
-      <w:pPr>
-        <w:shd w:fill="F5F5F5" w:val="clear"/>
-        <w:spacing w:after="60" w:before="60"/>
-        <w:ind w:left="360"/>
-      </w:pPr>
-      <w:r>
-        <w:rPr>
-          <w:rFonts w:ascii="Courier New" w:cs="Courier New" w:eastAsia="Courier New" w:hAnsi="Courier New"/>
-          <w:color w:val="333333"/>
-          <w:sz w:val="18"/>
-          <w:szCs w:val="18"/>
-        </w:rPr>
-        <w:t xml:space="preserve">INFO: Creating symlink: .../config -&gt; .../config-0.1.0</w:t>
-      </w:r>
-    </w:p>
-    <w:p>
-      <w:pPr>
-        <w:shd w:fill="F5F5F5" w:val="clear"/>
-        <w:spacing w:after="60" w:before="60"/>
-        <w:ind w:left="360"/>
-      </w:pPr>
-      <w:r>
-        <w:rPr>
-          <w:rFonts w:ascii="Courier New" w:cs="Courier New" w:eastAsia="Courier New" w:hAnsi="Courier New"/>
-          <w:color w:val="333333"/>
-          <w:sz w:val="18"/>
-          <w:szCs w:val="18"/>
-        </w:rPr>
-        <w:t xml:space="preserve">INFO: --- SFS Config Deployment Completed Successfully ---</w:t>
-      </w:r>
-    </w:p>
-    <w:p>
-      <w:pPr>
-        <w:spacing w:after="120"/>
-      </w:pPr>
-      <w:r>
-        <w:t xml:space="preserve"/>
-      </w:r>
-    </w:p>
-    <w:p>
-      <w:pPr>
-        <w:pStyle w:val="Heading2"/>
-      </w:pPr>
-      <w:r>
-        <w:rPr>
-          <w:rFonts w:ascii="Arial" w:cs="Arial" w:eastAsia="Arial" w:hAnsi="Arial"/>
-          <w:b/>
-          <w:bCs/>
-          <w:color w:val="2E75B6"/>
-          <w:sz w:val="26"/>
-          <w:szCs w:val="26"/>
-        </w:rPr>
-        <w:t xml:space="preserve">5.5   Verify After Config Deployment</w:t>
-      </w:r>
-    </w:p>
-    <w:p>
-      <w:pPr>
-        <w:spacing w:after="120"/>
-      </w:pPr>
-      <w:r>
-        <w:t xml:space="preserve"/>
-      </w:r>
-    </w:p>
-    <w:p>
-      <w:pPr>
-        <w:shd w:fill="F5F5F5" w:val="clear"/>
-        <w:spacing w:after="60" w:before="60"/>
-        <w:ind w:left="360"/>
-      </w:pPr>
-      <w:r>
-        <w:rPr>
-          <w:rFonts w:ascii="Courier New" w:cs="Courier New" w:eastAsia="Courier New" w:hAnsi="Courier New"/>
-          <w:color w:val="333333"/>
-          <w:sz w:val="18"/>
-          <w:szCs w:val="18"/>
-        </w:rPr>
-        <w:t xml:space="preserve">ls -ltr /cls/appl/config-0.1.0/TFG</w:t>
-      </w:r>
-    </w:p>
-    <w:p>
-      <w:pPr>
-        <w:shd w:fill="F5F5F5" w:val="clear"/>
-        <w:spacing w:after="60" w:before="60"/>
-        <w:ind w:left="360"/>
-      </w:pPr>
-      <w:r>
-        <w:rPr>
-          <w:rFonts w:ascii="Courier New" w:cs="Courier New" w:eastAsia="Courier New" w:hAnsi="Courier New"/>
-          <w:color w:val="333333"/>
-          <w:sz w:val="18"/>
-          <w:szCs w:val="18"/>
-        </w:rPr>
-        <w:t xml:space="preserve">ls -ltr /cls/appl/config-0.1.0/PCT</w:t>
-      </w:r>
-    </w:p>
-    <w:p>
-      <w:pPr>
-        <w:shd w:fill="F5F5F5" w:val="clear"/>
-        <w:spacing w:after="60" w:before="60"/>
-        <w:ind w:left="360"/>
-      </w:pPr>
-      <w:r>
-        <w:rPr>
-          <w:rFonts w:ascii="Courier New" w:cs="Courier New" w:eastAsia="Courier New" w:hAnsi="Courier New"/>
-          <w:color w:val="333333"/>
-          <w:sz w:val="18"/>
-          <w:szCs w:val="18"/>
-        </w:rPr>
-        <w:t xml:space="preserve">cat /cls/appl/config-0.1.0/TFG/application.properties</w:t>
-      </w:r>
-    </w:p>
-    <w:p>
-      <w:pPr>
-        <w:shd w:fill="F5F5F5" w:val="clear"/>
-        <w:spacing w:after="60" w:before="60"/>
-        <w:ind w:left="360"/>
-      </w:pPr>
-      <w:r>
-        <w:rPr>
-          <w:rFonts w:ascii="Courier New" w:cs="Courier New" w:eastAsia="Courier New" w:hAnsi="Courier New"/>
-          <w:color w:val="333333"/>
-          <w:sz w:val="18"/>
-          <w:szCs w:val="18"/>
-        </w:rPr>
-        <w:t xml:space="preserve">ls -la  /cls/appl/config</w:t>
-      </w:r>
-    </w:p>
-    <w:p>
-      <w:r>
-        <w:br w:type="page"/>
-      </w:r>
-    </w:p>
-    <w:p>
-      <w:pPr>
-        <w:pStyle w:val="Heading1"/>
-      </w:pPr>
-      <w:r>
-        <w:rPr>
-          <w:rFonts w:ascii="Arial" w:cs="Arial" w:eastAsia="Arial" w:hAnsi="Arial"/>
-          <w:b/>
-          <w:bCs/>
-          <w:color w:val="1F3864"/>
-          <w:sz w:val="32"/>
-          <w:szCs w:val="32"/>
-        </w:rPr>
-        <w:t xml:space="preserve">6   Full Deployment — Core + Config</w:t>
+        <w:t xml:space="preserve">5.3   Placeholder Replacement</w:t>
       </w:r>
     </w:p>
     <w:p>
@@ -6964,414 +7123,7 @@
           <w:sz w:val="20"/>
           <w:szCs w:val="20"/>
         </w:rPr>
-        <w:t xml:space="preserve">To run both core and config deployment in a single command use --type all:</w:t>
-      </w:r>
-    </w:p>
-    <w:p>
-      <w:pPr>
-        <w:spacing w:after="120"/>
-      </w:pPr>
-      <w:r>
-        <w:t xml:space="preserve"/>
-      </w:r>
-    </w:p>
-    <w:p>
-      <w:pPr>
-        <w:pStyle w:val="Heading2"/>
-      </w:pPr>
-      <w:r>
-        <w:rPr>
-          <w:rFonts w:ascii="Arial" w:cs="Arial" w:eastAsia="Arial" w:hAnsi="Arial"/>
-          <w:b/>
-          <w:bCs/>
-          <w:color w:val="2E75B6"/>
-          <w:sz w:val="26"/>
-          <w:szCs w:val="26"/>
-        </w:rPr>
-        <w:t xml:space="preserve">6.1   Command</w:t>
-      </w:r>
-    </w:p>
-    <w:p>
-      <w:pPr>
-        <w:spacing w:after="120"/>
-      </w:pPr>
-      <w:r>
-        <w:t xml:space="preserve"/>
-      </w:r>
-    </w:p>
-    <w:p>
-      <w:pPr>
-        <w:shd w:fill="F5F5F5" w:val="clear"/>
-        <w:spacing w:after="60" w:before="60"/>
-        <w:ind w:left="360"/>
-      </w:pPr>
-      <w:r>
-        <w:rPr>
-          <w:rFonts w:ascii="Courier New" w:cs="Courier New" w:eastAsia="Courier New" w:hAnsi="Courier New"/>
-          <w:color w:val="333333"/>
-          <w:sz w:val="18"/>
-          <w:szCs w:val="18"/>
-        </w:rPr>
-        <w:t xml:space="preserve">python3 sfs_deploy_new.py \</w:t>
-      </w:r>
-    </w:p>
-    <w:p>
-      <w:pPr>
-        <w:shd w:fill="F5F5F5" w:val="clear"/>
-        <w:spacing w:after="60" w:before="60"/>
-        <w:ind w:left="360"/>
-      </w:pPr>
-      <w:r>
-        <w:rPr>
-          <w:rFonts w:ascii="Courier New" w:cs="Courier New" w:eastAsia="Courier New" w:hAnsi="Courier New"/>
-          <w:color w:val="333333"/>
-          <w:sz w:val="18"/>
-          <w:szCs w:val="18"/>
-        </w:rPr>
-        <w:t xml:space="preserve">    --applRoot /cls/appl \</w:t>
-      </w:r>
-    </w:p>
-    <w:p>
-      <w:pPr>
-        <w:shd w:fill="F5F5F5" w:val="clear"/>
-        <w:spacing w:after="60" w:before="60"/>
-        <w:ind w:left="360"/>
-      </w:pPr>
-      <w:r>
-        <w:rPr>
-          <w:rFonts w:ascii="Courier New" w:cs="Courier New" w:eastAsia="Courier New" w:hAnsi="Courier New"/>
-          <w:color w:val="333333"/>
-          <w:sz w:val="18"/>
-          <w:szCs w:val="18"/>
-        </w:rPr>
-        <w:t xml:space="preserve">    --action deploy \</w:t>
-      </w:r>
-    </w:p>
-    <w:p>
-      <w:pPr>
-        <w:shd w:fill="F5F5F5" w:val="clear"/>
-        <w:spacing w:after="60" w:before="60"/>
-        <w:ind w:left="360"/>
-      </w:pPr>
-      <w:r>
-        <w:rPr>
-          <w:rFonts w:ascii="Courier New" w:cs="Courier New" w:eastAsia="Courier New" w:hAnsi="Courier New"/>
-          <w:color w:val="333333"/>
-          <w:sz w:val="18"/>
-          <w:szCs w:val="18"/>
-        </w:rPr>
-        <w:t xml:space="preserve">    --env cit01 \</w:t>
-      </w:r>
-    </w:p>
-    <w:p>
-      <w:pPr>
-        <w:shd w:fill="F5F5F5" w:val="clear"/>
-        <w:spacing w:after="60" w:before="60"/>
-        <w:ind w:left="360"/>
-      </w:pPr>
-      <w:r>
-        <w:rPr>
-          <w:rFonts w:ascii="Courier New" w:cs="Courier New" w:eastAsia="Courier New" w:hAnsi="Courier New"/>
-          <w:color w:val="333333"/>
-          <w:sz w:val="18"/>
-          <w:szCs w:val="18"/>
-        </w:rPr>
-        <w:t xml:space="preserve">    --release 0.1.0 \</w:t>
-      </w:r>
-    </w:p>
-    <w:p>
-      <w:pPr>
-        <w:shd w:fill="F5F5F5" w:val="clear"/>
-        <w:spacing w:after="60" w:before="60"/>
-        <w:ind w:left="360"/>
-      </w:pPr>
-      <w:r>
-        <w:rPr>
-          <w:rFonts w:ascii="Courier New" w:cs="Courier New" w:eastAsia="Courier New" w:hAnsi="Courier New"/>
-          <w:color w:val="333333"/>
-          <w:sz w:val="18"/>
-          <w:szCs w:val="18"/>
-        </w:rPr>
-        <w:t xml:space="preserve">    --type all \</w:t>
-      </w:r>
-    </w:p>
-    <w:p>
-      <w:pPr>
-        <w:shd w:fill="F5F5F5" w:val="clear"/>
-        <w:spacing w:after="60" w:before="60"/>
-        <w:ind w:left="360"/>
-      </w:pPr>
-      <w:r>
-        <w:rPr>
-          <w:rFonts w:ascii="Courier New" w:cs="Courier New" w:eastAsia="Courier New" w:hAnsi="Courier New"/>
-          <w:color w:val="333333"/>
-          <w:sz w:val="18"/>
-          <w:szCs w:val="18"/>
-        </w:rPr>
-        <w:t xml:space="preserve">    --envFolder /cls/appl/env \</w:t>
-      </w:r>
-    </w:p>
-    <w:p>
-      <w:pPr>
-        <w:shd w:fill="F5F5F5" w:val="clear"/>
-        <w:spacing w:after="60" w:before="60"/>
-        <w:ind w:left="360"/>
-      </w:pPr>
-      <w:r>
-        <w:rPr>
-          <w:rFonts w:ascii="Courier New" w:cs="Courier New" w:eastAsia="Courier New" w:hAnsi="Courier New"/>
-          <w:color w:val="333333"/>
-          <w:sz w:val="18"/>
-          <w:szCs w:val="18"/>
-        </w:rPr>
-        <w:t xml:space="preserve">    --component all</w:t>
-      </w:r>
-    </w:p>
-    <w:p>
-      <w:pPr>
-        <w:spacing w:after="120"/>
-      </w:pPr>
-      <w:r>
-        <w:t xml:space="preserve"/>
-      </w:r>
-    </w:p>
-    <w:p>
-      <w:pPr>
-        <w:pStyle w:val="Heading2"/>
-      </w:pPr>
-      <w:r>
-        <w:rPr>
-          <w:rFonts w:ascii="Arial" w:cs="Arial" w:eastAsia="Arial" w:hAnsi="Arial"/>
-          <w:b/>
-          <w:bCs/>
-          <w:color w:val="2E75B6"/>
-          <w:sz w:val="26"/>
-          <w:szCs w:val="26"/>
-        </w:rPr>
-        <w:t xml:space="preserve">6.2   Specific Component Only</w:t>
-      </w:r>
-    </w:p>
-    <w:p>
-      <w:pPr>
-        <w:spacing w:after="120"/>
-      </w:pPr>
-      <w:r>
-        <w:t xml:space="preserve"/>
-      </w:r>
-    </w:p>
-    <w:p>
-      <w:pPr>
-        <w:spacing w:after="120"/>
-      </w:pPr>
-      <w:r>
-        <w:rPr>
-          <w:rFonts w:ascii="Arial" w:cs="Arial" w:eastAsia="Arial" w:hAnsi="Arial"/>
-          <w:sz w:val="20"/>
-          <w:szCs w:val="20"/>
-        </w:rPr>
-        <w:t xml:space="preserve">To deploy a specific component only e.g. TFG:</w:t>
-      </w:r>
-    </w:p>
-    <w:p>
-      <w:pPr>
-        <w:spacing w:after="120"/>
-      </w:pPr>
-      <w:r>
-        <w:t xml:space="preserve"/>
-      </w:r>
-    </w:p>
-    <w:p>
-      <w:pPr>
-        <w:shd w:fill="F5F5F5" w:val="clear"/>
-        <w:spacing w:after="60" w:before="60"/>
-        <w:ind w:left="360"/>
-      </w:pPr>
-      <w:r>
-        <w:rPr>
-          <w:rFonts w:ascii="Courier New" w:cs="Courier New" w:eastAsia="Courier New" w:hAnsi="Courier New"/>
-          <w:color w:val="333333"/>
-          <w:sz w:val="18"/>
-          <w:szCs w:val="18"/>
-        </w:rPr>
-        <w:t xml:space="preserve">python3 sfs_deploy_new.py \</w:t>
-      </w:r>
-    </w:p>
-    <w:p>
-      <w:pPr>
-        <w:shd w:fill="F5F5F5" w:val="clear"/>
-        <w:spacing w:after="60" w:before="60"/>
-        <w:ind w:left="360"/>
-      </w:pPr>
-      <w:r>
-        <w:rPr>
-          <w:rFonts w:ascii="Courier New" w:cs="Courier New" w:eastAsia="Courier New" w:hAnsi="Courier New"/>
-          <w:color w:val="333333"/>
-          <w:sz w:val="18"/>
-          <w:szCs w:val="18"/>
-        </w:rPr>
-        <w:t xml:space="preserve">    --applRoot /cls/appl \</w:t>
-      </w:r>
-    </w:p>
-    <w:p>
-      <w:pPr>
-        <w:shd w:fill="F5F5F5" w:val="clear"/>
-        <w:spacing w:after="60" w:before="60"/>
-        <w:ind w:left="360"/>
-      </w:pPr>
-      <w:r>
-        <w:rPr>
-          <w:rFonts w:ascii="Courier New" w:cs="Courier New" w:eastAsia="Courier New" w:hAnsi="Courier New"/>
-          <w:color w:val="333333"/>
-          <w:sz w:val="18"/>
-          <w:szCs w:val="18"/>
-        </w:rPr>
-        <w:t xml:space="preserve">    --action deploy \</w:t>
-      </w:r>
-    </w:p>
-    <w:p>
-      <w:pPr>
-        <w:shd w:fill="F5F5F5" w:val="clear"/>
-        <w:spacing w:after="60" w:before="60"/>
-        <w:ind w:left="360"/>
-      </w:pPr>
-      <w:r>
-        <w:rPr>
-          <w:rFonts w:ascii="Courier New" w:cs="Courier New" w:eastAsia="Courier New" w:hAnsi="Courier New"/>
-          <w:color w:val="333333"/>
-          <w:sz w:val="18"/>
-          <w:szCs w:val="18"/>
-        </w:rPr>
-        <w:t xml:space="preserve">    --env cit01 \</w:t>
-      </w:r>
-    </w:p>
-    <w:p>
-      <w:pPr>
-        <w:shd w:fill="F5F5F5" w:val="clear"/>
-        <w:spacing w:after="60" w:before="60"/>
-        <w:ind w:left="360"/>
-      </w:pPr>
-      <w:r>
-        <w:rPr>
-          <w:rFonts w:ascii="Courier New" w:cs="Courier New" w:eastAsia="Courier New" w:hAnsi="Courier New"/>
-          <w:color w:val="333333"/>
-          <w:sz w:val="18"/>
-          <w:szCs w:val="18"/>
-        </w:rPr>
-        <w:t xml:space="preserve">    --release 0.1.0 \</w:t>
-      </w:r>
-    </w:p>
-    <w:p>
-      <w:pPr>
-        <w:shd w:fill="F5F5F5" w:val="clear"/>
-        <w:spacing w:after="60" w:before="60"/>
-        <w:ind w:left="360"/>
-      </w:pPr>
-      <w:r>
-        <w:rPr>
-          <w:rFonts w:ascii="Courier New" w:cs="Courier New" w:eastAsia="Courier New" w:hAnsi="Courier New"/>
-          <w:color w:val="333333"/>
-          <w:sz w:val="18"/>
-          <w:szCs w:val="18"/>
-        </w:rPr>
-        <w:t xml:space="preserve">    --type all \</w:t>
-      </w:r>
-    </w:p>
-    <w:p>
-      <w:pPr>
-        <w:shd w:fill="F5F5F5" w:val="clear"/>
-        <w:spacing w:after="60" w:before="60"/>
-        <w:ind w:left="360"/>
-      </w:pPr>
-      <w:r>
-        <w:rPr>
-          <w:rFonts w:ascii="Courier New" w:cs="Courier New" w:eastAsia="Courier New" w:hAnsi="Courier New"/>
-          <w:color w:val="333333"/>
-          <w:sz w:val="18"/>
-          <w:szCs w:val="18"/>
-        </w:rPr>
-        <w:t xml:space="preserve">    --envFolder /cls/appl/env \</w:t>
-      </w:r>
-    </w:p>
-    <w:p>
-      <w:pPr>
-        <w:shd w:fill="F5F5F5" w:val="clear"/>
-        <w:spacing w:after="60" w:before="60"/>
-        <w:ind w:left="360"/>
-      </w:pPr>
-      <w:r>
-        <w:rPr>
-          <w:rFonts w:ascii="Courier New" w:cs="Courier New" w:eastAsia="Courier New" w:hAnsi="Courier New"/>
-          <w:color w:val="333333"/>
-          <w:sz w:val="18"/>
-          <w:szCs w:val="18"/>
-        </w:rPr>
-        <w:t xml:space="preserve">    --component tfg</w:t>
-      </w:r>
-    </w:p>
-    <w:p>
-      <w:r>
-        <w:br w:type="page"/>
-      </w:r>
-    </w:p>
-    <w:p>
-      <w:pPr>
-        <w:pStyle w:val="Heading1"/>
-      </w:pPr>
-      <w:r>
-        <w:rPr>
-          <w:rFonts w:ascii="Arial" w:cs="Arial" w:eastAsia="Arial" w:hAnsi="Arial"/>
-          <w:b/>
-          <w:bCs/>
-          <w:color w:val="1F3864"/>
-          <w:sz w:val="32"/>
-          <w:szCs w:val="32"/>
-        </w:rPr>
-        <w:t xml:space="preserve">7   Post Deployment Checkpoints</w:t>
-      </w:r>
-    </w:p>
-    <w:p>
-      <w:pPr>
-        <w:spacing w:after="120"/>
-      </w:pPr>
-      <w:r>
-        <w:t xml:space="preserve"/>
-      </w:r>
-    </w:p>
-    <w:p>
-      <w:pPr>
-        <w:spacing w:after="120"/>
-      </w:pPr>
-      <w:r>
-        <w:rPr>
-          <w:rFonts w:ascii="Arial" w:cs="Arial" w:eastAsia="Arial" w:hAnsi="Arial"/>
-          <w:sz w:val="20"/>
-          <w:szCs w:val="20"/>
-        </w:rPr>
-        <w:t xml:space="preserve">Verify the following after completing the deployment:</w:t>
-      </w:r>
-    </w:p>
-    <w:p>
-      <w:pPr>
-        <w:spacing w:after="120"/>
-      </w:pPr>
-      <w:r>
-        <w:t xml:space="preserve"/>
-      </w:r>
-    </w:p>
-    <w:p>
-      <w:pPr>
-        <w:pStyle w:val="Heading2"/>
-      </w:pPr>
-      <w:r>
-        <w:rPr>
-          <w:rFonts w:ascii="Arial" w:cs="Arial" w:eastAsia="Arial" w:hAnsi="Arial"/>
-          <w:b/>
-          <w:bCs/>
-          <w:color w:val="2E75B6"/>
-          <w:sz w:val="26"/>
-          <w:szCs w:val="26"/>
-        </w:rPr>
-        <w:t xml:space="preserve">7.1   Directory Structure Verification</w:t>
+        <w:t xml:space="preserve">The script replaces placeholders using the following pattern:</w:t>
       </w:r>
     </w:p>
     <w:p>
@@ -7425,7 +7177,7 @@
                 <w:sz w:val="20"/>
                 <w:szCs w:val="20"/>
               </w:rPr>
-              <w:t xml:space="preserve">Check</w:t>
+              <w:t xml:space="preserve">Placeholder in Template</w:t>
             </w:r>
           </w:p>
         </w:tc>
@@ -7455,7 +7207,7 @@
                 <w:sz w:val="20"/>
                 <w:szCs w:val="20"/>
               </w:rPr>
-              <w:t xml:space="preserve">Command</w:t>
+              <w:t xml:space="preserve">Source in envInfo.json</w:t>
             </w:r>
           </w:p>
         </w:tc>
@@ -7487,7 +7239,7 @@
                 <w:sz w:val="20"/>
                 <w:szCs w:val="20"/>
               </w:rPr>
-              <w:t xml:space="preserve">SFS release directory exists</w:t>
+              <w:t xml:space="preserve">env.applRoot</w:t>
             </w:r>
           </w:p>
         </w:tc>
@@ -7517,7 +7269,7 @@
                 <w:sz w:val="20"/>
                 <w:szCs w:val="20"/>
               </w:rPr>
-              <w:t xml:space="preserve">ls -ltr /cls/appl/SFS-&lt;release&gt;</w:t>
+              <w:t xml:space="preserve">envInfo['env']['applRoot']</w:t>
             </w:r>
           </w:p>
         </w:tc>
@@ -7549,7 +7301,7 @@
                 <w:sz w:val="20"/>
                 <w:szCs w:val="20"/>
               </w:rPr>
-              <w:t xml:space="preserve">TFG directory exists</w:t>
+              <w:t xml:space="preserve">env.environment</w:t>
             </w:r>
           </w:p>
         </w:tc>
@@ -7579,7 +7331,7 @@
                 <w:sz w:val="20"/>
                 <w:szCs w:val="20"/>
               </w:rPr>
-              <w:t xml:space="preserve">ls -ltr /cls/appl/SFS-&lt;release&gt;/TFG</w:t>
+              <w:t xml:space="preserve">envInfo['env']['environment']</w:t>
             </w:r>
           </w:p>
         </w:tc>
@@ -7611,7 +7363,7 @@
                 <w:sz w:val="20"/>
                 <w:szCs w:val="20"/>
               </w:rPr>
-              <w:t xml:space="preserve">PCT directory exists</w:t>
+              <w:t xml:space="preserve">coredb.dbName</w:t>
             </w:r>
           </w:p>
         </w:tc>
@@ -7641,7 +7393,7 @@
                 <w:sz w:val="20"/>
                 <w:szCs w:val="20"/>
               </w:rPr>
-              <w:t xml:space="preserve">ls -ltr /cls/appl/SFS-&lt;release&gt;/PCT</w:t>
+              <w:t xml:space="preserve">envInfo['coredb']['dbName']</w:t>
             </w:r>
           </w:p>
         </w:tc>
@@ -7673,7 +7425,7 @@
                 <w:sz w:val="20"/>
                 <w:szCs w:val="20"/>
               </w:rPr>
-              <w:t xml:space="preserve">SFS symlink exists</w:t>
+              <w:t xml:space="preserve">coredb.dbPort</w:t>
             </w:r>
           </w:p>
         </w:tc>
@@ -7703,7 +7455,7 @@
                 <w:sz w:val="20"/>
                 <w:szCs w:val="20"/>
               </w:rPr>
-              <w:t xml:space="preserve">ls -la /cls/appl/SFS</w:t>
+              <w:t xml:space="preserve">envInfo['coredb']['dbPort']</w:t>
             </w:r>
           </w:p>
         </w:tc>
@@ -7735,7 +7487,7 @@
                 <w:sz w:val="20"/>
                 <w:szCs w:val="20"/>
               </w:rPr>
-              <w:t xml:space="preserve">config release directory exists</w:t>
+              <w:t xml:space="preserve">coredb.userName</w:t>
             </w:r>
           </w:p>
         </w:tc>
@@ -7765,7 +7517,7 @@
                 <w:sz w:val="20"/>
                 <w:szCs w:val="20"/>
               </w:rPr>
-              <w:t xml:space="preserve">ls -ltr /cls/appl/config-&lt;release&gt;</w:t>
+              <w:t xml:space="preserve">envInfo['coredb']['userName']</w:t>
             </w:r>
           </w:p>
         </w:tc>
@@ -7797,7 +7549,7 @@
                 <w:sz w:val="20"/>
                 <w:szCs w:val="20"/>
               </w:rPr>
-              <w:t xml:space="preserve">TFG application.properties exists</w:t>
+              <w:t xml:space="preserve">hosts.db2Host</w:t>
             </w:r>
           </w:p>
         </w:tc>
@@ -7827,131 +7579,7 @@
                 <w:sz w:val="20"/>
                 <w:szCs w:val="20"/>
               </w:rPr>
-              <w:t xml:space="preserve">ls -ltr /cls/appl/config-&lt;release&gt;/TFG</w:t>
-            </w:r>
-          </w:p>
-        </w:tc>
-      </w:tr>
-      <w:tr>
-        <w:tc>
-          <w:tcPr>
-            <w:tcW w:type="dxa" w:w="3000"/>
-            <w:tcBorders>
-              <w:top w:val="single" w:color="CCCCCC" w:sz="1"/>
-              <w:left w:val="single" w:color="CCCCCC" w:sz="1"/>
-              <w:bottom w:val="single" w:color="CCCCCC" w:sz="1"/>
-              <w:right w:val="single" w:color="CCCCCC" w:sz="1"/>
-            </w:tcBorders>
-            <w:shd w:fill="F2F2F2" w:val="clear"/>
-            <w:tcMar>
-              <w:top w:type="dxa" w:w="80"/>
-              <w:left w:type="dxa" w:w="120"/>
-              <w:bottom w:type="dxa" w:w="80"/>
-              <w:right w:type="dxa" w:w="120"/>
-            </w:tcMar>
-          </w:tcPr>
-          <w:p>
-            <w:r>
-              <w:rPr>
-                <w:rFonts w:ascii="Arial" w:cs="Arial" w:eastAsia="Arial" w:hAnsi="Arial"/>
-                <w:b w:val="false"/>
-                <w:bCs w:val="false"/>
-                <w:sz w:val="20"/>
-                <w:szCs w:val="20"/>
-              </w:rPr>
-              <w:t xml:space="preserve">PCT application.properties exists</w:t>
-            </w:r>
-          </w:p>
-        </w:tc>
-        <w:tc>
-          <w:tcPr>
-            <w:tcW w:type="dxa" w:w="6360"/>
-            <w:tcBorders>
-              <w:top w:val="single" w:color="CCCCCC" w:sz="1"/>
-              <w:left w:val="single" w:color="CCCCCC" w:sz="1"/>
-              <w:bottom w:val="single" w:color="CCCCCC" w:sz="1"/>
-              <w:right w:val="single" w:color="CCCCCC" w:sz="1"/>
-            </w:tcBorders>
-            <w:shd w:fill="FFFFFF" w:val="clear"/>
-            <w:tcMar>
-              <w:top w:type="dxa" w:w="80"/>
-              <w:left w:type="dxa" w:w="120"/>
-              <w:bottom w:type="dxa" w:w="80"/>
-              <w:right w:type="dxa" w:w="120"/>
-            </w:tcMar>
-          </w:tcPr>
-          <w:p>
-            <w:r>
-              <w:rPr>
-                <w:rFonts w:ascii="Arial" w:cs="Arial" w:eastAsia="Arial" w:hAnsi="Arial"/>
-                <w:b w:val="false"/>
-                <w:bCs w:val="false"/>
-                <w:sz w:val="20"/>
-                <w:szCs w:val="20"/>
-              </w:rPr>
-              <w:t xml:space="preserve">ls -ltr /cls/appl/config-&lt;release&gt;/PCT</w:t>
-            </w:r>
-          </w:p>
-        </w:tc>
-      </w:tr>
-      <w:tr>
-        <w:tc>
-          <w:tcPr>
-            <w:tcW w:type="dxa" w:w="3000"/>
-            <w:tcBorders>
-              <w:top w:val="single" w:color="CCCCCC" w:sz="1"/>
-              <w:left w:val="single" w:color="CCCCCC" w:sz="1"/>
-              <w:bottom w:val="single" w:color="CCCCCC" w:sz="1"/>
-              <w:right w:val="single" w:color="CCCCCC" w:sz="1"/>
-            </w:tcBorders>
-            <w:shd w:fill="F2F2F2" w:val="clear"/>
-            <w:tcMar>
-              <w:top w:type="dxa" w:w="80"/>
-              <w:left w:type="dxa" w:w="120"/>
-              <w:bottom w:type="dxa" w:w="80"/>
-              <w:right w:type="dxa" w:w="120"/>
-            </w:tcMar>
-          </w:tcPr>
-          <w:p>
-            <w:r>
-              <w:rPr>
-                <w:rFonts w:ascii="Arial" w:cs="Arial" w:eastAsia="Arial" w:hAnsi="Arial"/>
-                <w:b w:val="false"/>
-                <w:bCs w:val="false"/>
-                <w:sz w:val="20"/>
-                <w:szCs w:val="20"/>
-              </w:rPr>
-              <w:t xml:space="preserve">config symlink exists</w:t>
-            </w:r>
-          </w:p>
-        </w:tc>
-        <w:tc>
-          <w:tcPr>
-            <w:tcW w:type="dxa" w:w="6360"/>
-            <w:tcBorders>
-              <w:top w:val="single" w:color="CCCCCC" w:sz="1"/>
-              <w:left w:val="single" w:color="CCCCCC" w:sz="1"/>
-              <w:bottom w:val="single" w:color="CCCCCC" w:sz="1"/>
-              <w:right w:val="single" w:color="CCCCCC" w:sz="1"/>
-            </w:tcBorders>
-            <w:shd w:fill="FFFFFF" w:val="clear"/>
-            <w:tcMar>
-              <w:top w:type="dxa" w:w="80"/>
-              <w:left w:type="dxa" w:w="120"/>
-              <w:bottom w:type="dxa" w:w="80"/>
-              <w:right w:type="dxa" w:w="120"/>
-            </w:tcMar>
-          </w:tcPr>
-          <w:p>
-            <w:r>
-              <w:rPr>
-                <w:rFonts w:ascii="Arial" w:cs="Arial" w:eastAsia="Arial" w:hAnsi="Arial"/>
-                <w:b w:val="false"/>
-                <w:bCs w:val="false"/>
-                <w:sz w:val="20"/>
-                <w:szCs w:val="20"/>
-              </w:rPr>
-              <w:t xml:space="preserve">ls -la /cls/appl/config</w:t>
+              <w:t xml:space="preserve">envInfo['hosts']['db2Host']</w:t>
             </w:r>
           </w:p>
         </w:tc>
@@ -7978,7 +7606,7 @@
           <w:sz w:val="26"/>
           <w:szCs w:val="26"/>
         </w:rPr>
-        <w:t xml:space="preserve">7.2   Verify Symlinks</w:t>
+        <w:t xml:space="preserve">5.4   Expected Output</w:t>
       </w:r>
     </w:p>
     <w:p>
@@ -8002,63 +7630,183 @@
           <w:sz w:val="18"/>
           <w:szCs w:val="18"/>
         </w:rPr>
-        <w:t xml:space="preserve">ls -la /cls/appl/SFS</w:t>
-      </w:r>
-    </w:p>
-    <w:p>
-      <w:pPr>
-        <w:shd w:fill="F5F5F5" w:val="clear"/>
-        <w:spacing w:after="60" w:before="60"/>
-        <w:ind w:left="360"/>
-      </w:pPr>
-      <w:r>
-        <w:rPr>
-          <w:rFonts w:ascii="Courier New" w:cs="Courier New" w:eastAsia="Courier New" w:hAnsi="Courier New"/>
-          <w:color w:val="333333"/>
-          <w:sz w:val="18"/>
-          <w:szCs w:val="18"/>
-        </w:rPr>
-        <w:t xml:space="preserve"># Expected: SFS -&gt; /cls/appl/SFS-0.1.0</w:t>
-      </w:r>
-    </w:p>
-    <w:p>
-      <w:pPr>
-        <w:spacing w:after="120"/>
-      </w:pPr>
-      <w:r>
-        <w:t xml:space="preserve"/>
-      </w:r>
-    </w:p>
-    <w:p>
-      <w:pPr>
-        <w:shd w:fill="F5F5F5" w:val="clear"/>
-        <w:spacing w:after="60" w:before="60"/>
-        <w:ind w:left="360"/>
-      </w:pPr>
-      <w:r>
-        <w:rPr>
-          <w:rFonts w:ascii="Courier New" w:cs="Courier New" w:eastAsia="Courier New" w:hAnsi="Courier New"/>
-          <w:color w:val="333333"/>
-          <w:sz w:val="18"/>
-          <w:szCs w:val="18"/>
-        </w:rPr>
-        <w:t xml:space="preserve">ls -la /cls/appl/config</w:t>
-      </w:r>
-    </w:p>
-    <w:p>
-      <w:pPr>
-        <w:shd w:fill="F5F5F5" w:val="clear"/>
-        <w:spacing w:after="60" w:before="60"/>
-        <w:ind w:left="360"/>
-      </w:pPr>
-      <w:r>
-        <w:rPr>
-          <w:rFonts w:ascii="Courier New" w:cs="Courier New" w:eastAsia="Courier New" w:hAnsi="Courier New"/>
-          <w:color w:val="333333"/>
-          <w:sz w:val="18"/>
-          <w:szCs w:val="18"/>
-        </w:rPr>
-        <w:t xml:space="preserve"># Expected: config -&gt; /cls/appl/config-0.1.0</w:t>
+        <w:t xml:space="preserve">INFO: sfsConfigDeploy()</w:t>
+      </w:r>
+    </w:p>
+    <w:p>
+      <w:pPr>
+        <w:shd w:fill="F5F5F5" w:val="clear"/>
+        <w:spacing w:after="60" w:before="60"/>
+        <w:ind w:left="360"/>
+      </w:pPr>
+      <w:r>
+        <w:rPr>
+          <w:rFonts w:ascii="Courier New" w:cs="Courier New" w:eastAsia="Courier New" w:hAnsi="Courier New"/>
+          <w:color w:val="333333"/>
+          <w:sz w:val="18"/>
+          <w:szCs w:val="18"/>
+        </w:rPr>
+        <w:t xml:space="preserve">INFO: configure()</w:t>
+      </w:r>
+    </w:p>
+    <w:p>
+      <w:pPr>
+        <w:shd w:fill="F5F5F5" w:val="clear"/>
+        <w:spacing w:after="60" w:before="60"/>
+        <w:ind w:left="360"/>
+      </w:pPr>
+      <w:r>
+        <w:rPr>
+          <w:rFonts w:ascii="Courier New" w:cs="Courier New" w:eastAsia="Courier New" w:hAnsi="Courier New"/>
+          <w:color w:val="333333"/>
+          <w:sz w:val="18"/>
+          <w:szCs w:val="18"/>
+        </w:rPr>
+        <w:t xml:space="preserve">INFO: configureSfsComponent: TFG</w:t>
+      </w:r>
+    </w:p>
+    <w:p>
+      <w:pPr>
+        <w:shd w:fill="F5F5F5" w:val="clear"/>
+        <w:spacing w:after="60" w:before="60"/>
+        <w:ind w:left="360"/>
+      </w:pPr>
+      <w:r>
+        <w:rPr>
+          <w:rFonts w:ascii="Courier New" w:cs="Courier New" w:eastAsia="Courier New" w:hAnsi="Courier New"/>
+          <w:color w:val="333333"/>
+          <w:sz w:val="18"/>
+          <w:szCs w:val="18"/>
+        </w:rPr>
+        <w:t xml:space="preserve">INFO: Reading config.json: ./config/TFG/config.json</w:t>
+      </w:r>
+    </w:p>
+    <w:p>
+      <w:pPr>
+        <w:shd w:fill="F5F5F5" w:val="clear"/>
+        <w:spacing w:after="60" w:before="60"/>
+        <w:ind w:left="360"/>
+      </w:pPr>
+      <w:r>
+        <w:rPr>
+          <w:rFonts w:ascii="Courier New" w:cs="Courier New" w:eastAsia="Courier New" w:hAnsi="Courier New"/>
+          <w:color w:val="333333"/>
+          <w:sz w:val="18"/>
+          <w:szCs w:val="18"/>
+        </w:rPr>
+        <w:t xml:space="preserve">INFO: Reading template file: ./config/TFG/application.template.properties</w:t>
+      </w:r>
+    </w:p>
+    <w:p>
+      <w:pPr>
+        <w:shd w:fill="F5F5F5" w:val="clear"/>
+        <w:spacing w:after="60" w:before="60"/>
+        <w:ind w:left="360"/>
+      </w:pPr>
+      <w:r>
+        <w:rPr>
+          <w:rFonts w:ascii="Courier New" w:cs="Courier New" w:eastAsia="Courier New" w:hAnsi="Courier New"/>
+          <w:color w:val="333333"/>
+          <w:sz w:val="18"/>
+          <w:szCs w:val="18"/>
+        </w:rPr>
+        <w:t xml:space="preserve">INFO: Replacing placeholders for component: TFG</w:t>
+      </w:r>
+    </w:p>
+    <w:p>
+      <w:pPr>
+        <w:shd w:fill="F5F5F5" w:val="clear"/>
+        <w:spacing w:after="60" w:before="60"/>
+        <w:ind w:left="360"/>
+      </w:pPr>
+      <w:r>
+        <w:rPr>
+          <w:rFonts w:ascii="Courier New" w:cs="Courier New" w:eastAsia="Courier New" w:hAnsi="Courier New"/>
+          <w:color w:val="333333"/>
+          <w:sz w:val="18"/>
+          <w:szCs w:val="18"/>
+        </w:rPr>
+        <w:t xml:space="preserve">INFO: Configuring .../config-0.1.0/TFG/application.properties</w:t>
+      </w:r>
+    </w:p>
+    <w:p>
+      <w:pPr>
+        <w:shd w:fill="F5F5F5" w:val="clear"/>
+        <w:spacing w:after="60" w:before="60"/>
+        <w:ind w:left="360"/>
+      </w:pPr>
+      <w:r>
+        <w:rPr>
+          <w:rFonts w:ascii="Courier New" w:cs="Courier New" w:eastAsia="Courier New" w:hAnsi="Courier New"/>
+          <w:color w:val="333333"/>
+          <w:sz w:val="18"/>
+          <w:szCs w:val="18"/>
+        </w:rPr>
+        <w:t xml:space="preserve">INFO: Component TFG configured successfully.</w:t>
+      </w:r>
+    </w:p>
+    <w:p>
+      <w:pPr>
+        <w:shd w:fill="F5F5F5" w:val="clear"/>
+        <w:spacing w:after="60" w:before="60"/>
+        <w:ind w:left="360"/>
+      </w:pPr>
+      <w:r>
+        <w:rPr>
+          <w:rFonts w:ascii="Courier New" w:cs="Courier New" w:eastAsia="Courier New" w:hAnsi="Courier New"/>
+          <w:color w:val="333333"/>
+          <w:sz w:val="18"/>
+          <w:szCs w:val="18"/>
+        </w:rPr>
+        <w:t xml:space="preserve">INFO: configureSfsComponent: PCT</w:t>
+      </w:r>
+    </w:p>
+    <w:p>
+      <w:pPr>
+        <w:shd w:fill="F5F5F5" w:val="clear"/>
+        <w:spacing w:after="60" w:before="60"/>
+        <w:ind w:left="360"/>
+      </w:pPr>
+      <w:r>
+        <w:rPr>
+          <w:rFonts w:ascii="Courier New" w:cs="Courier New" w:eastAsia="Courier New" w:hAnsi="Courier New"/>
+          <w:color w:val="333333"/>
+          <w:sz w:val="18"/>
+          <w:szCs w:val="18"/>
+        </w:rPr>
+        <w:t xml:space="preserve">INFO: Component PCT configured successfully.</w:t>
+      </w:r>
+    </w:p>
+    <w:p>
+      <w:pPr>
+        <w:shd w:fill="F5F5F5" w:val="clear"/>
+        <w:spacing w:after="60" w:before="60"/>
+        <w:ind w:left="360"/>
+      </w:pPr>
+      <w:r>
+        <w:rPr>
+          <w:rFonts w:ascii="Courier New" w:cs="Courier New" w:eastAsia="Courier New" w:hAnsi="Courier New"/>
+          <w:color w:val="333333"/>
+          <w:sz w:val="18"/>
+          <w:szCs w:val="18"/>
+        </w:rPr>
+        <w:t xml:space="preserve">INFO: Creating symlink: .../config -&gt; .../config-0.1.0</w:t>
+      </w:r>
+    </w:p>
+    <w:p>
+      <w:pPr>
+        <w:shd w:fill="F5F5F5" w:val="clear"/>
+        <w:spacing w:after="60" w:before="60"/>
+        <w:ind w:left="360"/>
+      </w:pPr>
+      <w:r>
+        <w:rPr>
+          <w:rFonts w:ascii="Courier New" w:cs="Courier New" w:eastAsia="Courier New" w:hAnsi="Courier New"/>
+          <w:color w:val="333333"/>
+          <w:sz w:val="18"/>
+          <w:szCs w:val="18"/>
+        </w:rPr>
+        <w:t xml:space="preserve">INFO: --- SFS Config Deployment Completed Successfully ---</w:t>
       </w:r>
     </w:p>
     <w:p>
@@ -8082,7 +7830,100 @@
           <w:sz w:val="26"/>
           <w:szCs w:val="26"/>
         </w:rPr>
-        <w:t xml:space="preserve">7.3   Verify application.properties Content</w:t>
+        <w:t xml:space="preserve">5.5   Verify After Config Deployment</w:t>
+      </w:r>
+    </w:p>
+    <w:p>
+      <w:pPr>
+        <w:spacing w:after="120"/>
+      </w:pPr>
+      <w:r>
+        <w:t xml:space="preserve"/>
+      </w:r>
+    </w:p>
+    <w:p>
+      <w:pPr>
+        <w:shd w:fill="F5F5F5" w:val="clear"/>
+        <w:spacing w:after="60" w:before="60"/>
+        <w:ind w:left="360"/>
+      </w:pPr>
+      <w:r>
+        <w:rPr>
+          <w:rFonts w:ascii="Courier New" w:cs="Courier New" w:eastAsia="Courier New" w:hAnsi="Courier New"/>
+          <w:color w:val="333333"/>
+          <w:sz w:val="18"/>
+          <w:szCs w:val="18"/>
+        </w:rPr>
+        <w:t xml:space="preserve">ls -ltr /cls/appl/config-0.1.0/TFG</w:t>
+      </w:r>
+    </w:p>
+    <w:p>
+      <w:pPr>
+        <w:shd w:fill="F5F5F5" w:val="clear"/>
+        <w:spacing w:after="60" w:before="60"/>
+        <w:ind w:left="360"/>
+      </w:pPr>
+      <w:r>
+        <w:rPr>
+          <w:rFonts w:ascii="Courier New" w:cs="Courier New" w:eastAsia="Courier New" w:hAnsi="Courier New"/>
+          <w:color w:val="333333"/>
+          <w:sz w:val="18"/>
+          <w:szCs w:val="18"/>
+        </w:rPr>
+        <w:t xml:space="preserve">ls -ltr /cls/appl/config-0.1.0/PCT</w:t>
+      </w:r>
+    </w:p>
+    <w:p>
+      <w:pPr>
+        <w:shd w:fill="F5F5F5" w:val="clear"/>
+        <w:spacing w:after="60" w:before="60"/>
+        <w:ind w:left="360"/>
+      </w:pPr>
+      <w:r>
+        <w:rPr>
+          <w:rFonts w:ascii="Courier New" w:cs="Courier New" w:eastAsia="Courier New" w:hAnsi="Courier New"/>
+          <w:color w:val="333333"/>
+          <w:sz w:val="18"/>
+          <w:szCs w:val="18"/>
+        </w:rPr>
+        <w:t xml:space="preserve">cat /cls/appl/config-0.1.0/TFG/application.properties</w:t>
+      </w:r>
+    </w:p>
+    <w:p>
+      <w:pPr>
+        <w:shd w:fill="F5F5F5" w:val="clear"/>
+        <w:spacing w:after="60" w:before="60"/>
+        <w:ind w:left="360"/>
+      </w:pPr>
+      <w:r>
+        <w:rPr>
+          <w:rFonts w:ascii="Courier New" w:cs="Courier New" w:eastAsia="Courier New" w:hAnsi="Courier New"/>
+          <w:color w:val="333333"/>
+          <w:sz w:val="18"/>
+          <w:szCs w:val="18"/>
+        </w:rPr>
+        <w:t xml:space="preserve">ls -la  /cls/appl/config</w:t>
+      </w:r>
+    </w:p>
+    <w:p>
+      <w:r>
+        <w:br w:type="page"/>
+      </w:r>
+    </w:p>
+    <w:p>
+      <w:pPr>
+        <w:pStyle w:val="Heading1"/>
+      </w:pPr>
+      <w:r>
+        <w:rPr>
+          <w:rFonts w:ascii="Arial" w:cs="Arial" w:eastAsia="Arial" w:hAnsi="Arial"/>
+          <w:b/>
+          <w:bCs/>
+          <w:color w:val="1F3864"/>
+          <w:sz w:val="32"/>
+          <w:szCs w:val="32"/>
+        </w:rPr>
+        <w:t xml:space="preserve">6   Full Deployment — Core + Config</w:t>
       </w:r>
     </w:p>
     <w:p>
@@ -8103,6 +7944,1349 @@
           <w:sz w:val="20"/>
           <w:szCs w:val="20"/>
         </w:rPr>
+        <w:t xml:space="preserve">To run both core and config deployment in a single command use --type all:</w:t>
+      </w:r>
+    </w:p>
+    <w:p>
+      <w:pPr>
+        <w:spacing w:after="120"/>
+      </w:pPr>
+      <w:r>
+        <w:t xml:space="preserve"/>
+      </w:r>
+    </w:p>
+    <w:p>
+      <w:pPr>
+        <w:pStyle w:val="Heading2"/>
+      </w:pPr>
+      <w:r>
+        <w:rPr>
+          <w:rFonts w:ascii="Arial" w:cs="Arial" w:eastAsia="Arial" w:hAnsi="Arial"/>
+          <w:b/>
+          <w:bCs/>
+          <w:color w:val="2E75B6"/>
+          <w:sz w:val="26"/>
+          <w:szCs w:val="26"/>
+        </w:rPr>
+        <w:t xml:space="preserve">6.1   Command</w:t>
+      </w:r>
+    </w:p>
+    <w:p>
+      <w:pPr>
+        <w:spacing w:after="120"/>
+      </w:pPr>
+      <w:r>
+        <w:t xml:space="preserve"/>
+      </w:r>
+    </w:p>
+    <w:p>
+      <w:pPr>
+        <w:shd w:fill="F5F5F5" w:val="clear"/>
+        <w:spacing w:after="60" w:before="60"/>
+        <w:ind w:left="360"/>
+      </w:pPr>
+      <w:r>
+        <w:rPr>
+          <w:rFonts w:ascii="Courier New" w:cs="Courier New" w:eastAsia="Courier New" w:hAnsi="Courier New"/>
+          <w:color w:val="333333"/>
+          <w:sz w:val="18"/>
+          <w:szCs w:val="18"/>
+        </w:rPr>
+        <w:t xml:space="preserve">python3 sfs_deploy_new.py \</w:t>
+      </w:r>
+    </w:p>
+    <w:p>
+      <w:pPr>
+        <w:shd w:fill="F5F5F5" w:val="clear"/>
+        <w:spacing w:after="60" w:before="60"/>
+        <w:ind w:left="360"/>
+      </w:pPr>
+      <w:r>
+        <w:rPr>
+          <w:rFonts w:ascii="Courier New" w:cs="Courier New" w:eastAsia="Courier New" w:hAnsi="Courier New"/>
+          <w:color w:val="333333"/>
+          <w:sz w:val="18"/>
+          <w:szCs w:val="18"/>
+        </w:rPr>
+        <w:t xml:space="preserve">    --applRoot /cls/appl \</w:t>
+      </w:r>
+    </w:p>
+    <w:p>
+      <w:pPr>
+        <w:shd w:fill="F5F5F5" w:val="clear"/>
+        <w:spacing w:after="60" w:before="60"/>
+        <w:ind w:left="360"/>
+      </w:pPr>
+      <w:r>
+        <w:rPr>
+          <w:rFonts w:ascii="Courier New" w:cs="Courier New" w:eastAsia="Courier New" w:hAnsi="Courier New"/>
+          <w:color w:val="333333"/>
+          <w:sz w:val="18"/>
+          <w:szCs w:val="18"/>
+        </w:rPr>
+        <w:t xml:space="preserve">    --action deploy \</w:t>
+      </w:r>
+    </w:p>
+    <w:p>
+      <w:pPr>
+        <w:shd w:fill="F5F5F5" w:val="clear"/>
+        <w:spacing w:after="60" w:before="60"/>
+        <w:ind w:left="360"/>
+      </w:pPr>
+      <w:r>
+        <w:rPr>
+          <w:rFonts w:ascii="Courier New" w:cs="Courier New" w:eastAsia="Courier New" w:hAnsi="Courier New"/>
+          <w:color w:val="333333"/>
+          <w:sz w:val="18"/>
+          <w:szCs w:val="18"/>
+        </w:rPr>
+        <w:t xml:space="preserve">    --env cit01 \</w:t>
+      </w:r>
+    </w:p>
+    <w:p>
+      <w:pPr>
+        <w:shd w:fill="F5F5F5" w:val="clear"/>
+        <w:spacing w:after="60" w:before="60"/>
+        <w:ind w:left="360"/>
+      </w:pPr>
+      <w:r>
+        <w:rPr>
+          <w:rFonts w:ascii="Courier New" w:cs="Courier New" w:eastAsia="Courier New" w:hAnsi="Courier New"/>
+          <w:color w:val="333333"/>
+          <w:sz w:val="18"/>
+          <w:szCs w:val="18"/>
+        </w:rPr>
+        <w:t xml:space="preserve">    --release 0.1.0 \</w:t>
+      </w:r>
+    </w:p>
+    <w:p>
+      <w:pPr>
+        <w:shd w:fill="F5F5F5" w:val="clear"/>
+        <w:spacing w:after="60" w:before="60"/>
+        <w:ind w:left="360"/>
+      </w:pPr>
+      <w:r>
+        <w:rPr>
+          <w:rFonts w:ascii="Courier New" w:cs="Courier New" w:eastAsia="Courier New" w:hAnsi="Courier New"/>
+          <w:color w:val="333333"/>
+          <w:sz w:val="18"/>
+          <w:szCs w:val="18"/>
+        </w:rPr>
+        <w:t xml:space="preserve">    --type all \</w:t>
+      </w:r>
+    </w:p>
+    <w:p>
+      <w:pPr>
+        <w:shd w:fill="F5F5F5" w:val="clear"/>
+        <w:spacing w:after="60" w:before="60"/>
+        <w:ind w:left="360"/>
+      </w:pPr>
+      <w:r>
+        <w:rPr>
+          <w:rFonts w:ascii="Courier New" w:cs="Courier New" w:eastAsia="Courier New" w:hAnsi="Courier New"/>
+          <w:color w:val="333333"/>
+          <w:sz w:val="18"/>
+          <w:szCs w:val="18"/>
+        </w:rPr>
+        <w:t xml:space="preserve">    --envFolder /cls/appl/env \</w:t>
+      </w:r>
+    </w:p>
+    <w:p>
+      <w:pPr>
+        <w:shd w:fill="F5F5F5" w:val="clear"/>
+        <w:spacing w:after="60" w:before="60"/>
+        <w:ind w:left="360"/>
+      </w:pPr>
+      <w:r>
+        <w:rPr>
+          <w:rFonts w:ascii="Courier New" w:cs="Courier New" w:eastAsia="Courier New" w:hAnsi="Courier New"/>
+          <w:color w:val="333333"/>
+          <w:sz w:val="18"/>
+          <w:szCs w:val="18"/>
+        </w:rPr>
+        <w:t xml:space="preserve">    --component all</w:t>
+      </w:r>
+    </w:p>
+    <w:p>
+      <w:pPr>
+        <w:spacing w:after="120"/>
+      </w:pPr>
+      <w:r>
+        <w:t xml:space="preserve"/>
+      </w:r>
+    </w:p>
+    <w:p>
+      <w:pPr>
+        <w:pStyle w:val="Heading2"/>
+      </w:pPr>
+      <w:r>
+        <w:rPr>
+          <w:rFonts w:ascii="Arial" w:cs="Arial" w:eastAsia="Arial" w:hAnsi="Arial"/>
+          <w:b/>
+          <w:bCs/>
+          <w:color w:val="2E75B6"/>
+          <w:sz w:val="26"/>
+          <w:szCs w:val="26"/>
+        </w:rPr>
+        <w:t xml:space="preserve">6.2   Specific Component Only</w:t>
+      </w:r>
+    </w:p>
+    <w:p>
+      <w:pPr>
+        <w:spacing w:after="120"/>
+      </w:pPr>
+      <w:r>
+        <w:t xml:space="preserve"/>
+      </w:r>
+    </w:p>
+    <w:p>
+      <w:pPr>
+        <w:spacing w:after="120"/>
+      </w:pPr>
+      <w:r>
+        <w:rPr>
+          <w:rFonts w:ascii="Arial" w:cs="Arial" w:eastAsia="Arial" w:hAnsi="Arial"/>
+          <w:sz w:val="20"/>
+          <w:szCs w:val="20"/>
+        </w:rPr>
+        <w:t xml:space="preserve">To deploy a specific component only e.g. TFG:</w:t>
+      </w:r>
+    </w:p>
+    <w:p>
+      <w:pPr>
+        <w:spacing w:after="120"/>
+      </w:pPr>
+      <w:r>
+        <w:t xml:space="preserve"/>
+      </w:r>
+    </w:p>
+    <w:p>
+      <w:pPr>
+        <w:shd w:fill="F5F5F5" w:val="clear"/>
+        <w:spacing w:after="60" w:before="60"/>
+        <w:ind w:left="360"/>
+      </w:pPr>
+      <w:r>
+        <w:rPr>
+          <w:rFonts w:ascii="Courier New" w:cs="Courier New" w:eastAsia="Courier New" w:hAnsi="Courier New"/>
+          <w:color w:val="333333"/>
+          <w:sz w:val="18"/>
+          <w:szCs w:val="18"/>
+        </w:rPr>
+        <w:t xml:space="preserve">python3 sfs_deploy_new.py \</w:t>
+      </w:r>
+    </w:p>
+    <w:p>
+      <w:pPr>
+        <w:shd w:fill="F5F5F5" w:val="clear"/>
+        <w:spacing w:after="60" w:before="60"/>
+        <w:ind w:left="360"/>
+      </w:pPr>
+      <w:r>
+        <w:rPr>
+          <w:rFonts w:ascii="Courier New" w:cs="Courier New" w:eastAsia="Courier New" w:hAnsi="Courier New"/>
+          <w:color w:val="333333"/>
+          <w:sz w:val="18"/>
+          <w:szCs w:val="18"/>
+        </w:rPr>
+        <w:t xml:space="preserve">    --applRoot /cls/appl \</w:t>
+      </w:r>
+    </w:p>
+    <w:p>
+      <w:pPr>
+        <w:shd w:fill="F5F5F5" w:val="clear"/>
+        <w:spacing w:after="60" w:before="60"/>
+        <w:ind w:left="360"/>
+      </w:pPr>
+      <w:r>
+        <w:rPr>
+          <w:rFonts w:ascii="Courier New" w:cs="Courier New" w:eastAsia="Courier New" w:hAnsi="Courier New"/>
+          <w:color w:val="333333"/>
+          <w:sz w:val="18"/>
+          <w:szCs w:val="18"/>
+        </w:rPr>
+        <w:t xml:space="preserve">    --action deploy \</w:t>
+      </w:r>
+    </w:p>
+    <w:p>
+      <w:pPr>
+        <w:shd w:fill="F5F5F5" w:val="clear"/>
+        <w:spacing w:after="60" w:before="60"/>
+        <w:ind w:left="360"/>
+      </w:pPr>
+      <w:r>
+        <w:rPr>
+          <w:rFonts w:ascii="Courier New" w:cs="Courier New" w:eastAsia="Courier New" w:hAnsi="Courier New"/>
+          <w:color w:val="333333"/>
+          <w:sz w:val="18"/>
+          <w:szCs w:val="18"/>
+        </w:rPr>
+        <w:t xml:space="preserve">    --env cit01 \</w:t>
+      </w:r>
+    </w:p>
+    <w:p>
+      <w:pPr>
+        <w:shd w:fill="F5F5F5" w:val="clear"/>
+        <w:spacing w:after="60" w:before="60"/>
+        <w:ind w:left="360"/>
+      </w:pPr>
+      <w:r>
+        <w:rPr>
+          <w:rFonts w:ascii="Courier New" w:cs="Courier New" w:eastAsia="Courier New" w:hAnsi="Courier New"/>
+          <w:color w:val="333333"/>
+          <w:sz w:val="18"/>
+          <w:szCs w:val="18"/>
+        </w:rPr>
+        <w:t xml:space="preserve">    --release 0.1.0 \</w:t>
+      </w:r>
+    </w:p>
+    <w:p>
+      <w:pPr>
+        <w:shd w:fill="F5F5F5" w:val="clear"/>
+        <w:spacing w:after="60" w:before="60"/>
+        <w:ind w:left="360"/>
+      </w:pPr>
+      <w:r>
+        <w:rPr>
+          <w:rFonts w:ascii="Courier New" w:cs="Courier New" w:eastAsia="Courier New" w:hAnsi="Courier New"/>
+          <w:color w:val="333333"/>
+          <w:sz w:val="18"/>
+          <w:szCs w:val="18"/>
+        </w:rPr>
+        <w:t xml:space="preserve">    --type all \</w:t>
+      </w:r>
+    </w:p>
+    <w:p>
+      <w:pPr>
+        <w:shd w:fill="F5F5F5" w:val="clear"/>
+        <w:spacing w:after="60" w:before="60"/>
+        <w:ind w:left="360"/>
+      </w:pPr>
+      <w:r>
+        <w:rPr>
+          <w:rFonts w:ascii="Courier New" w:cs="Courier New" w:eastAsia="Courier New" w:hAnsi="Courier New"/>
+          <w:color w:val="333333"/>
+          <w:sz w:val="18"/>
+          <w:szCs w:val="18"/>
+        </w:rPr>
+        <w:t xml:space="preserve">    --envFolder /cls/appl/env \</w:t>
+      </w:r>
+    </w:p>
+    <w:p>
+      <w:pPr>
+        <w:shd w:fill="F5F5F5" w:val="clear"/>
+        <w:spacing w:after="60" w:before="60"/>
+        <w:ind w:left="360"/>
+      </w:pPr>
+      <w:r>
+        <w:rPr>
+          <w:rFonts w:ascii="Courier New" w:cs="Courier New" w:eastAsia="Courier New" w:hAnsi="Courier New"/>
+          <w:color w:val="333333"/>
+          <w:sz w:val="18"/>
+          <w:szCs w:val="18"/>
+        </w:rPr>
+        <w:t xml:space="preserve">    --component tfg</w:t>
+      </w:r>
+    </w:p>
+    <w:p>
+      <w:r>
+        <w:br w:type="page"/>
+      </w:r>
+    </w:p>
+    <w:p>
+      <w:pPr>
+        <w:pStyle w:val="Heading1"/>
+      </w:pPr>
+      <w:r>
+        <w:rPr>
+          <w:rFonts w:ascii="Arial" w:cs="Arial" w:eastAsia="Arial" w:hAnsi="Arial"/>
+          <w:b/>
+          <w:bCs/>
+          <w:color w:val="1F3864"/>
+          <w:sz w:val="32"/>
+          <w:szCs w:val="32"/>
+        </w:rPr>
+        <w:t xml:space="preserve">7   Post Deployment Checkpoints</w:t>
+      </w:r>
+    </w:p>
+    <w:p>
+      <w:pPr>
+        <w:spacing w:after="120"/>
+      </w:pPr>
+      <w:r>
+        <w:t xml:space="preserve"/>
+      </w:r>
+    </w:p>
+    <w:p>
+      <w:pPr>
+        <w:spacing w:after="120"/>
+      </w:pPr>
+      <w:r>
+        <w:rPr>
+          <w:rFonts w:ascii="Arial" w:cs="Arial" w:eastAsia="Arial" w:hAnsi="Arial"/>
+          <w:sz w:val="20"/>
+          <w:szCs w:val="20"/>
+        </w:rPr>
+        <w:t xml:space="preserve">Verify the following after completing the deployment:</w:t>
+      </w:r>
+    </w:p>
+    <w:p>
+      <w:pPr>
+        <w:spacing w:after="120"/>
+      </w:pPr>
+      <w:r>
+        <w:t xml:space="preserve"/>
+      </w:r>
+    </w:p>
+    <w:p>
+      <w:pPr>
+        <w:pStyle w:val="Heading2"/>
+      </w:pPr>
+      <w:r>
+        <w:rPr>
+          <w:rFonts w:ascii="Arial" w:cs="Arial" w:eastAsia="Arial" w:hAnsi="Arial"/>
+          <w:b/>
+          <w:bCs/>
+          <w:color w:val="2E75B6"/>
+          <w:sz w:val="26"/>
+          <w:szCs w:val="26"/>
+        </w:rPr>
+        <w:t xml:space="preserve">7.1   Directory Structure Verification</w:t>
+      </w:r>
+    </w:p>
+    <w:p>
+      <w:pPr>
+        <w:spacing w:after="120"/>
+      </w:pPr>
+      <w:r>
+        <w:t xml:space="preserve"/>
+      </w:r>
+    </w:p>
+    <w:tbl>
+      <w:tblPr>
+        <w:tblW w:type="dxa" w:w="9360"/>
+        <w:tblBorders>
+          <w:top w:val="single" w:color="auto" w:sz="4"/>
+          <w:left w:val="single" w:color="auto" w:sz="4"/>
+          <w:bottom w:val="single" w:color="auto" w:sz="4"/>
+          <w:right w:val="single" w:color="auto" w:sz="4"/>
+          <w:insideH w:val="single" w:color="auto" w:sz="4"/>
+          <w:insideV w:val="single" w:color="auto" w:sz="4"/>
+        </w:tblBorders>
+      </w:tblPr>
+      <w:tblGrid>
+        <w:gridCol w:w="3000"/>
+        <w:gridCol w:w="6360"/>
+      </w:tblGrid>
+      <w:tr>
+        <w:tc>
+          <w:tcPr>
+            <w:tcW w:type="dxa" w:w="3000"/>
+            <w:tcBorders>
+              <w:top w:val="single" w:color="CCCCCC" w:sz="1"/>
+              <w:left w:val="single" w:color="CCCCCC" w:sz="1"/>
+              <w:bottom w:val="single" w:color="CCCCCC" w:sz="1"/>
+              <w:right w:val="single" w:color="CCCCCC" w:sz="1"/>
+            </w:tcBorders>
+            <w:shd w:fill="D5E8F0" w:val="clear"/>
+            <w:tcMar>
+              <w:top w:type="dxa" w:w="80"/>
+              <w:left w:type="dxa" w:w="120"/>
+              <w:bottom w:type="dxa" w:w="80"/>
+              <w:right w:type="dxa" w:w="120"/>
+            </w:tcMar>
+          </w:tcPr>
+          <w:p>
+            <w:r>
+              <w:rPr>
+                <w:rFonts w:ascii="Arial" w:cs="Arial" w:eastAsia="Arial" w:hAnsi="Arial"/>
+                <w:b/>
+                <w:bCs/>
+                <w:sz w:val="20"/>
+                <w:szCs w:val="20"/>
+              </w:rPr>
+              <w:t xml:space="preserve">Check</w:t>
+            </w:r>
+          </w:p>
+        </w:tc>
+        <w:tc>
+          <w:tcPr>
+            <w:tcW w:type="dxa" w:w="6360"/>
+            <w:tcBorders>
+              <w:top w:val="single" w:color="CCCCCC" w:sz="1"/>
+              <w:left w:val="single" w:color="CCCCCC" w:sz="1"/>
+              <w:bottom w:val="single" w:color="CCCCCC" w:sz="1"/>
+              <w:right w:val="single" w:color="CCCCCC" w:sz="1"/>
+            </w:tcBorders>
+            <w:shd w:fill="D5E8F0" w:val="clear"/>
+            <w:tcMar>
+              <w:top w:type="dxa" w:w="80"/>
+              <w:left w:type="dxa" w:w="120"/>
+              <w:bottom w:type="dxa" w:w="80"/>
+              <w:right w:type="dxa" w:w="120"/>
+            </w:tcMar>
+          </w:tcPr>
+          <w:p>
+            <w:r>
+              <w:rPr>
+                <w:rFonts w:ascii="Arial" w:cs="Arial" w:eastAsia="Arial" w:hAnsi="Arial"/>
+                <w:b/>
+                <w:bCs/>
+                <w:sz w:val="20"/>
+                <w:szCs w:val="20"/>
+              </w:rPr>
+              <w:t xml:space="preserve">Command</w:t>
+            </w:r>
+          </w:p>
+        </w:tc>
+      </w:tr>
+      <w:tr>
+        <w:tc>
+          <w:tcPr>
+            <w:tcW w:type="dxa" w:w="3000"/>
+            <w:tcBorders>
+              <w:top w:val="single" w:color="CCCCCC" w:sz="1"/>
+              <w:left w:val="single" w:color="CCCCCC" w:sz="1"/>
+              <w:bottom w:val="single" w:color="CCCCCC" w:sz="1"/>
+              <w:right w:val="single" w:color="CCCCCC" w:sz="1"/>
+            </w:tcBorders>
+            <w:shd w:fill="F2F2F2" w:val="clear"/>
+            <w:tcMar>
+              <w:top w:type="dxa" w:w="80"/>
+              <w:left w:type="dxa" w:w="120"/>
+              <w:bottom w:type="dxa" w:w="80"/>
+              <w:right w:type="dxa" w:w="120"/>
+            </w:tcMar>
+          </w:tcPr>
+          <w:p>
+            <w:r>
+              <w:rPr>
+                <w:rFonts w:ascii="Arial" w:cs="Arial" w:eastAsia="Arial" w:hAnsi="Arial"/>
+                <w:b w:val="false"/>
+                <w:bCs w:val="false"/>
+                <w:sz w:val="20"/>
+                <w:szCs w:val="20"/>
+              </w:rPr>
+              <w:t xml:space="preserve">SFS release directory exists</w:t>
+            </w:r>
+          </w:p>
+        </w:tc>
+        <w:tc>
+          <w:tcPr>
+            <w:tcW w:type="dxa" w:w="6360"/>
+            <w:tcBorders>
+              <w:top w:val="single" w:color="CCCCCC" w:sz="1"/>
+              <w:left w:val="single" w:color="CCCCCC" w:sz="1"/>
+              <w:bottom w:val="single" w:color="CCCCCC" w:sz="1"/>
+              <w:right w:val="single" w:color="CCCCCC" w:sz="1"/>
+            </w:tcBorders>
+            <w:shd w:fill="FFFFFF" w:val="clear"/>
+            <w:tcMar>
+              <w:top w:type="dxa" w:w="80"/>
+              <w:left w:type="dxa" w:w="120"/>
+              <w:bottom w:type="dxa" w:w="80"/>
+              <w:right w:type="dxa" w:w="120"/>
+            </w:tcMar>
+          </w:tcPr>
+          <w:p>
+            <w:r>
+              <w:rPr>
+                <w:rFonts w:ascii="Arial" w:cs="Arial" w:eastAsia="Arial" w:hAnsi="Arial"/>
+                <w:b w:val="false"/>
+                <w:bCs w:val="false"/>
+                <w:sz w:val="20"/>
+                <w:szCs w:val="20"/>
+              </w:rPr>
+              <w:t xml:space="preserve">ls -ltr /cls/appl/sfs-app-&lt;release&gt;</w:t>
+            </w:r>
+          </w:p>
+        </w:tc>
+      </w:tr>
+      <w:tr>
+        <w:tc>
+          <w:tcPr>
+            <w:tcW w:type="dxa" w:w="3000"/>
+            <w:tcBorders>
+              <w:top w:val="single" w:color="CCCCCC" w:sz="1"/>
+              <w:left w:val="single" w:color="CCCCCC" w:sz="1"/>
+              <w:bottom w:val="single" w:color="CCCCCC" w:sz="1"/>
+              <w:right w:val="single" w:color="CCCCCC" w:sz="1"/>
+            </w:tcBorders>
+            <w:shd w:fill="F2F2F2" w:val="clear"/>
+            <w:tcMar>
+              <w:top w:type="dxa" w:w="80"/>
+              <w:left w:type="dxa" w:w="120"/>
+              <w:bottom w:type="dxa" w:w="80"/>
+              <w:right w:type="dxa" w:w="120"/>
+            </w:tcMar>
+          </w:tcPr>
+          <w:p>
+            <w:r>
+              <w:rPr>
+                <w:rFonts w:ascii="Arial" w:cs="Arial" w:eastAsia="Arial" w:hAnsi="Arial"/>
+                <w:b w:val="false"/>
+                <w:bCs w:val="false"/>
+                <w:sz w:val="20"/>
+                <w:szCs w:val="20"/>
+              </w:rPr>
+              <w:t xml:space="preserve">tfg versioned directory exists</w:t>
+            </w:r>
+          </w:p>
+        </w:tc>
+        <w:tc>
+          <w:tcPr>
+            <w:tcW w:type="dxa" w:w="6360"/>
+            <w:tcBorders>
+              <w:top w:val="single" w:color="CCCCCC" w:sz="1"/>
+              <w:left w:val="single" w:color="CCCCCC" w:sz="1"/>
+              <w:bottom w:val="single" w:color="CCCCCC" w:sz="1"/>
+              <w:right w:val="single" w:color="CCCCCC" w:sz="1"/>
+            </w:tcBorders>
+            <w:shd w:fill="FFFFFF" w:val="clear"/>
+            <w:tcMar>
+              <w:top w:type="dxa" w:w="80"/>
+              <w:left w:type="dxa" w:w="120"/>
+              <w:bottom w:type="dxa" w:w="80"/>
+              <w:right w:type="dxa" w:w="120"/>
+            </w:tcMar>
+          </w:tcPr>
+          <w:p>
+            <w:r>
+              <w:rPr>
+                <w:rFonts w:ascii="Arial" w:cs="Arial" w:eastAsia="Arial" w:hAnsi="Arial"/>
+                <w:b w:val="false"/>
+                <w:bCs w:val="false"/>
+                <w:sz w:val="20"/>
+                <w:szCs w:val="20"/>
+              </w:rPr>
+              <w:t xml:space="preserve">ls -ltr /cls/appl/sfs-app-&lt;release&gt;/tfg-&lt;release&gt;</w:t>
+            </w:r>
+          </w:p>
+        </w:tc>
+      </w:tr>
+      <w:tr>
+        <w:tc>
+          <w:tcPr>
+            <w:tcW w:type="dxa" w:w="3000"/>
+            <w:tcBorders>
+              <w:top w:val="single" w:color="CCCCCC" w:sz="1"/>
+              <w:left w:val="single" w:color="CCCCCC" w:sz="1"/>
+              <w:bottom w:val="single" w:color="CCCCCC" w:sz="1"/>
+              <w:right w:val="single" w:color="CCCCCC" w:sz="1"/>
+            </w:tcBorders>
+            <w:shd w:fill="F2F2F2" w:val="clear"/>
+            <w:tcMar>
+              <w:top w:type="dxa" w:w="80"/>
+              <w:left w:type="dxa" w:w="120"/>
+              <w:bottom w:type="dxa" w:w="80"/>
+              <w:right w:type="dxa" w:w="120"/>
+            </w:tcMar>
+          </w:tcPr>
+          <w:p>
+            <w:r>
+              <w:rPr>
+                <w:rFonts w:ascii="Arial" w:cs="Arial" w:eastAsia="Arial" w:hAnsi="Arial"/>
+                <w:b w:val="false"/>
+                <w:bCs w:val="false"/>
+                <w:sz w:val="20"/>
+                <w:szCs w:val="20"/>
+              </w:rPr>
+              <w:t xml:space="preserve">pct versioned directory exists</w:t>
+            </w:r>
+          </w:p>
+        </w:tc>
+        <w:tc>
+          <w:tcPr>
+            <w:tcW w:type="dxa" w:w="6360"/>
+            <w:tcBorders>
+              <w:top w:val="single" w:color="CCCCCC" w:sz="1"/>
+              <w:left w:val="single" w:color="CCCCCC" w:sz="1"/>
+              <w:bottom w:val="single" w:color="CCCCCC" w:sz="1"/>
+              <w:right w:val="single" w:color="CCCCCC" w:sz="1"/>
+            </w:tcBorders>
+            <w:shd w:fill="FFFFFF" w:val="clear"/>
+            <w:tcMar>
+              <w:top w:type="dxa" w:w="80"/>
+              <w:left w:type="dxa" w:w="120"/>
+              <w:bottom w:type="dxa" w:w="80"/>
+              <w:right w:type="dxa" w:w="120"/>
+            </w:tcMar>
+          </w:tcPr>
+          <w:p>
+            <w:r>
+              <w:rPr>
+                <w:rFonts w:ascii="Arial" w:cs="Arial" w:eastAsia="Arial" w:hAnsi="Arial"/>
+                <w:b w:val="false"/>
+                <w:bCs w:val="false"/>
+                <w:sz w:val="20"/>
+                <w:szCs w:val="20"/>
+              </w:rPr>
+              <w:t xml:space="preserve">ls -ltr /cls/appl/sfs-app-&lt;release&gt;/pct-&lt;release&gt;</w:t>
+            </w:r>
+          </w:p>
+        </w:tc>
+      </w:tr>
+      <w:tr>
+        <w:tc>
+          <w:tcPr>
+            <w:tcW w:type="dxa" w:w="3000"/>
+            <w:tcBorders>
+              <w:top w:val="single" w:color="CCCCCC" w:sz="1"/>
+              <w:left w:val="single" w:color="CCCCCC" w:sz="1"/>
+              <w:bottom w:val="single" w:color="CCCCCC" w:sz="1"/>
+              <w:right w:val="single" w:color="CCCCCC" w:sz="1"/>
+            </w:tcBorders>
+            <w:shd w:fill="F2F2F2" w:val="clear"/>
+            <w:tcMar>
+              <w:top w:type="dxa" w:w="80"/>
+              <w:left w:type="dxa" w:w="120"/>
+              <w:bottom w:type="dxa" w:w="80"/>
+              <w:right w:type="dxa" w:w="120"/>
+            </w:tcMar>
+          </w:tcPr>
+          <w:p>
+            <w:r>
+              <w:rPr>
+                <w:rFonts w:ascii="Arial" w:cs="Arial" w:eastAsia="Arial" w:hAnsi="Arial"/>
+                <w:b w:val="false"/>
+                <w:bCs w:val="false"/>
+                <w:sz w:val="20"/>
+                <w:szCs w:val="20"/>
+              </w:rPr>
+              <w:t xml:space="preserve">tfg component symlink exists</w:t>
+            </w:r>
+          </w:p>
+        </w:tc>
+        <w:tc>
+          <w:tcPr>
+            <w:tcW w:type="dxa" w:w="6360"/>
+            <w:tcBorders>
+              <w:top w:val="single" w:color="CCCCCC" w:sz="1"/>
+              <w:left w:val="single" w:color="CCCCCC" w:sz="1"/>
+              <w:bottom w:val="single" w:color="CCCCCC" w:sz="1"/>
+              <w:right w:val="single" w:color="CCCCCC" w:sz="1"/>
+            </w:tcBorders>
+            <w:shd w:fill="FFFFFF" w:val="clear"/>
+            <w:tcMar>
+              <w:top w:type="dxa" w:w="80"/>
+              <w:left w:type="dxa" w:w="120"/>
+              <w:bottom w:type="dxa" w:w="80"/>
+              <w:right w:type="dxa" w:w="120"/>
+            </w:tcMar>
+          </w:tcPr>
+          <w:p>
+            <w:r>
+              <w:rPr>
+                <w:rFonts w:ascii="Arial" w:cs="Arial" w:eastAsia="Arial" w:hAnsi="Arial"/>
+                <w:b w:val="false"/>
+                <w:bCs w:val="false"/>
+                <w:sz w:val="20"/>
+                <w:szCs w:val="20"/>
+              </w:rPr>
+              <w:t xml:space="preserve">ls -la /cls/appl/sfs-app-&lt;release&gt;/tfg</w:t>
+            </w:r>
+          </w:p>
+        </w:tc>
+      </w:tr>
+      <w:tr>
+        <w:tc>
+          <w:tcPr>
+            <w:tcW w:type="dxa" w:w="3000"/>
+            <w:tcBorders>
+              <w:top w:val="single" w:color="CCCCCC" w:sz="1"/>
+              <w:left w:val="single" w:color="CCCCCC" w:sz="1"/>
+              <w:bottom w:val="single" w:color="CCCCCC" w:sz="1"/>
+              <w:right w:val="single" w:color="CCCCCC" w:sz="1"/>
+            </w:tcBorders>
+            <w:shd w:fill="F2F2F2" w:val="clear"/>
+            <w:tcMar>
+              <w:top w:type="dxa" w:w="80"/>
+              <w:left w:type="dxa" w:w="120"/>
+              <w:bottom w:type="dxa" w:w="80"/>
+              <w:right w:type="dxa" w:w="120"/>
+            </w:tcMar>
+          </w:tcPr>
+          <w:p>
+            <w:r>
+              <w:rPr>
+                <w:rFonts w:ascii="Arial" w:cs="Arial" w:eastAsia="Arial" w:hAnsi="Arial"/>
+                <w:b w:val="false"/>
+                <w:bCs w:val="false"/>
+                <w:sz w:val="20"/>
+                <w:szCs w:val="20"/>
+              </w:rPr>
+              <w:t xml:space="preserve">pct component symlink exists</w:t>
+            </w:r>
+          </w:p>
+        </w:tc>
+        <w:tc>
+          <w:tcPr>
+            <w:tcW w:type="dxa" w:w="6360"/>
+            <w:tcBorders>
+              <w:top w:val="single" w:color="CCCCCC" w:sz="1"/>
+              <w:left w:val="single" w:color="CCCCCC" w:sz="1"/>
+              <w:bottom w:val="single" w:color="CCCCCC" w:sz="1"/>
+              <w:right w:val="single" w:color="CCCCCC" w:sz="1"/>
+            </w:tcBorders>
+            <w:shd w:fill="FFFFFF" w:val="clear"/>
+            <w:tcMar>
+              <w:top w:type="dxa" w:w="80"/>
+              <w:left w:type="dxa" w:w="120"/>
+              <w:bottom w:type="dxa" w:w="80"/>
+              <w:right w:type="dxa" w:w="120"/>
+            </w:tcMar>
+          </w:tcPr>
+          <w:p>
+            <w:r>
+              <w:rPr>
+                <w:rFonts w:ascii="Arial" w:cs="Arial" w:eastAsia="Arial" w:hAnsi="Arial"/>
+                <w:b w:val="false"/>
+                <w:bCs w:val="false"/>
+                <w:sz w:val="20"/>
+                <w:szCs w:val="20"/>
+              </w:rPr>
+              <w:t xml:space="preserve">ls -la /cls/appl/sfs-app-&lt;release&gt;/pct</w:t>
+            </w:r>
+          </w:p>
+        </w:tc>
+      </w:tr>
+      <w:tr>
+        <w:tc>
+          <w:tcPr>
+            <w:tcW w:type="dxa" w:w="3000"/>
+            <w:tcBorders>
+              <w:top w:val="single" w:color="CCCCCC" w:sz="1"/>
+              <w:left w:val="single" w:color="CCCCCC" w:sz="1"/>
+              <w:bottom w:val="single" w:color="CCCCCC" w:sz="1"/>
+              <w:right w:val="single" w:color="CCCCCC" w:sz="1"/>
+            </w:tcBorders>
+            <w:shd w:fill="F2F2F2" w:val="clear"/>
+            <w:tcMar>
+              <w:top w:type="dxa" w:w="80"/>
+              <w:left w:type="dxa" w:w="120"/>
+              <w:bottom w:type="dxa" w:w="80"/>
+              <w:right w:type="dxa" w:w="120"/>
+            </w:tcMar>
+          </w:tcPr>
+          <w:p>
+            <w:r>
+              <w:rPr>
+                <w:rFonts w:ascii="Arial" w:cs="Arial" w:eastAsia="Arial" w:hAnsi="Arial"/>
+                <w:b w:val="false"/>
+                <w:bCs w:val="false"/>
+                <w:sz w:val="20"/>
+                <w:szCs w:val="20"/>
+              </w:rPr>
+              <w:t xml:space="preserve">sfs-app symlink exists</w:t>
+            </w:r>
+          </w:p>
+        </w:tc>
+        <w:tc>
+          <w:tcPr>
+            <w:tcW w:type="dxa" w:w="6360"/>
+            <w:tcBorders>
+              <w:top w:val="single" w:color="CCCCCC" w:sz="1"/>
+              <w:left w:val="single" w:color="CCCCCC" w:sz="1"/>
+              <w:bottom w:val="single" w:color="CCCCCC" w:sz="1"/>
+              <w:right w:val="single" w:color="CCCCCC" w:sz="1"/>
+            </w:tcBorders>
+            <w:shd w:fill="FFFFFF" w:val="clear"/>
+            <w:tcMar>
+              <w:top w:type="dxa" w:w="80"/>
+              <w:left w:type="dxa" w:w="120"/>
+              <w:bottom w:type="dxa" w:w="80"/>
+              <w:right w:type="dxa" w:w="120"/>
+            </w:tcMar>
+          </w:tcPr>
+          <w:p>
+            <w:r>
+              <w:rPr>
+                <w:rFonts w:ascii="Arial" w:cs="Arial" w:eastAsia="Arial" w:hAnsi="Arial"/>
+                <w:b w:val="false"/>
+                <w:bCs w:val="false"/>
+                <w:sz w:val="20"/>
+                <w:szCs w:val="20"/>
+              </w:rPr>
+              <w:t xml:space="preserve">ls -la /cls/appl/sfs-app</w:t>
+            </w:r>
+          </w:p>
+        </w:tc>
+      </w:tr>
+      <w:tr>
+        <w:tc>
+          <w:tcPr>
+            <w:tcW w:type="dxa" w:w="3000"/>
+            <w:tcBorders>
+              <w:top w:val="single" w:color="CCCCCC" w:sz="1"/>
+              <w:left w:val="single" w:color="CCCCCC" w:sz="1"/>
+              <w:bottom w:val="single" w:color="CCCCCC" w:sz="1"/>
+              <w:right w:val="single" w:color="CCCCCC" w:sz="1"/>
+            </w:tcBorders>
+            <w:shd w:fill="F2F2F2" w:val="clear"/>
+            <w:tcMar>
+              <w:top w:type="dxa" w:w="80"/>
+              <w:left w:type="dxa" w:w="120"/>
+              <w:bottom w:type="dxa" w:w="80"/>
+              <w:right w:type="dxa" w:w="120"/>
+            </w:tcMar>
+          </w:tcPr>
+          <w:p>
+            <w:r>
+              <w:rPr>
+                <w:rFonts w:ascii="Arial" w:cs="Arial" w:eastAsia="Arial" w:hAnsi="Arial"/>
+                <w:b w:val="false"/>
+                <w:bCs w:val="false"/>
+                <w:sz w:val="20"/>
+                <w:szCs w:val="20"/>
+              </w:rPr>
+              <w:t xml:space="preserve">config release directory exists</w:t>
+            </w:r>
+          </w:p>
+        </w:tc>
+        <w:tc>
+          <w:tcPr>
+            <w:tcW w:type="dxa" w:w="6360"/>
+            <w:tcBorders>
+              <w:top w:val="single" w:color="CCCCCC" w:sz="1"/>
+              <w:left w:val="single" w:color="CCCCCC" w:sz="1"/>
+              <w:bottom w:val="single" w:color="CCCCCC" w:sz="1"/>
+              <w:right w:val="single" w:color="CCCCCC" w:sz="1"/>
+            </w:tcBorders>
+            <w:shd w:fill="FFFFFF" w:val="clear"/>
+            <w:tcMar>
+              <w:top w:type="dxa" w:w="80"/>
+              <w:left w:type="dxa" w:w="120"/>
+              <w:bottom w:type="dxa" w:w="80"/>
+              <w:right w:type="dxa" w:w="120"/>
+            </w:tcMar>
+          </w:tcPr>
+          <w:p>
+            <w:r>
+              <w:rPr>
+                <w:rFonts w:ascii="Arial" w:cs="Arial" w:eastAsia="Arial" w:hAnsi="Arial"/>
+                <w:b w:val="false"/>
+                <w:bCs w:val="false"/>
+                <w:sz w:val="20"/>
+                <w:szCs w:val="20"/>
+              </w:rPr>
+              <w:t xml:space="preserve">ls -ltr /cls/appl/config-&lt;release&gt;</w:t>
+            </w:r>
+          </w:p>
+        </w:tc>
+      </w:tr>
+      <w:tr>
+        <w:tc>
+          <w:tcPr>
+            <w:tcW w:type="dxa" w:w="3000"/>
+            <w:tcBorders>
+              <w:top w:val="single" w:color="CCCCCC" w:sz="1"/>
+              <w:left w:val="single" w:color="CCCCCC" w:sz="1"/>
+              <w:bottom w:val="single" w:color="CCCCCC" w:sz="1"/>
+              <w:right w:val="single" w:color="CCCCCC" w:sz="1"/>
+            </w:tcBorders>
+            <w:shd w:fill="F2F2F2" w:val="clear"/>
+            <w:tcMar>
+              <w:top w:type="dxa" w:w="80"/>
+              <w:left w:type="dxa" w:w="120"/>
+              <w:bottom w:type="dxa" w:w="80"/>
+              <w:right w:type="dxa" w:w="120"/>
+            </w:tcMar>
+          </w:tcPr>
+          <w:p>
+            <w:r>
+              <w:rPr>
+                <w:rFonts w:ascii="Arial" w:cs="Arial" w:eastAsia="Arial" w:hAnsi="Arial"/>
+                <w:b w:val="false"/>
+                <w:bCs w:val="false"/>
+                <w:sz w:val="20"/>
+                <w:szCs w:val="20"/>
+              </w:rPr>
+              <w:t xml:space="preserve">tfg application.properties exists</w:t>
+            </w:r>
+          </w:p>
+        </w:tc>
+        <w:tc>
+          <w:tcPr>
+            <w:tcW w:type="dxa" w:w="6360"/>
+            <w:tcBorders>
+              <w:top w:val="single" w:color="CCCCCC" w:sz="1"/>
+              <w:left w:val="single" w:color="CCCCCC" w:sz="1"/>
+              <w:bottom w:val="single" w:color="CCCCCC" w:sz="1"/>
+              <w:right w:val="single" w:color="CCCCCC" w:sz="1"/>
+            </w:tcBorders>
+            <w:shd w:fill="FFFFFF" w:val="clear"/>
+            <w:tcMar>
+              <w:top w:type="dxa" w:w="80"/>
+              <w:left w:type="dxa" w:w="120"/>
+              <w:bottom w:type="dxa" w:w="80"/>
+              <w:right w:type="dxa" w:w="120"/>
+            </w:tcMar>
+          </w:tcPr>
+          <w:p>
+            <w:r>
+              <w:rPr>
+                <w:rFonts w:ascii="Arial" w:cs="Arial" w:eastAsia="Arial" w:hAnsi="Arial"/>
+                <w:b w:val="false"/>
+                <w:bCs w:val="false"/>
+                <w:sz w:val="20"/>
+                <w:szCs w:val="20"/>
+              </w:rPr>
+              <w:t xml:space="preserve">ls -ltr /cls/appl/config-&lt;release&gt;/tfg</w:t>
+            </w:r>
+          </w:p>
+        </w:tc>
+      </w:tr>
+      <w:tr>
+        <w:tc>
+          <w:tcPr>
+            <w:tcW w:type="dxa" w:w="3000"/>
+            <w:tcBorders>
+              <w:top w:val="single" w:color="CCCCCC" w:sz="1"/>
+              <w:left w:val="single" w:color="CCCCCC" w:sz="1"/>
+              <w:bottom w:val="single" w:color="CCCCCC" w:sz="1"/>
+              <w:right w:val="single" w:color="CCCCCC" w:sz="1"/>
+            </w:tcBorders>
+            <w:shd w:fill="F2F2F2" w:val="clear"/>
+            <w:tcMar>
+              <w:top w:type="dxa" w:w="80"/>
+              <w:left w:type="dxa" w:w="120"/>
+              <w:bottom w:type="dxa" w:w="80"/>
+              <w:right w:type="dxa" w:w="120"/>
+            </w:tcMar>
+          </w:tcPr>
+          <w:p>
+            <w:r>
+              <w:rPr>
+                <w:rFonts w:ascii="Arial" w:cs="Arial" w:eastAsia="Arial" w:hAnsi="Arial"/>
+                <w:b w:val="false"/>
+                <w:bCs w:val="false"/>
+                <w:sz w:val="20"/>
+                <w:szCs w:val="20"/>
+              </w:rPr>
+              <w:t xml:space="preserve">pct application.properties exists</w:t>
+            </w:r>
+          </w:p>
+        </w:tc>
+        <w:tc>
+          <w:tcPr>
+            <w:tcW w:type="dxa" w:w="6360"/>
+            <w:tcBorders>
+              <w:top w:val="single" w:color="CCCCCC" w:sz="1"/>
+              <w:left w:val="single" w:color="CCCCCC" w:sz="1"/>
+              <w:bottom w:val="single" w:color="CCCCCC" w:sz="1"/>
+              <w:right w:val="single" w:color="CCCCCC" w:sz="1"/>
+            </w:tcBorders>
+            <w:shd w:fill="FFFFFF" w:val="clear"/>
+            <w:tcMar>
+              <w:top w:type="dxa" w:w="80"/>
+              <w:left w:type="dxa" w:w="120"/>
+              <w:bottom w:type="dxa" w:w="80"/>
+              <w:right w:type="dxa" w:w="120"/>
+            </w:tcMar>
+          </w:tcPr>
+          <w:p>
+            <w:r>
+              <w:rPr>
+                <w:rFonts w:ascii="Arial" w:cs="Arial" w:eastAsia="Arial" w:hAnsi="Arial"/>
+                <w:b w:val="false"/>
+                <w:bCs w:val="false"/>
+                <w:sz w:val="20"/>
+                <w:szCs w:val="20"/>
+              </w:rPr>
+              <w:t xml:space="preserve">ls -ltr /cls/appl/config-&lt;release&gt;/pct</w:t>
+            </w:r>
+          </w:p>
+        </w:tc>
+      </w:tr>
+      <w:tr>
+        <w:tc>
+          <w:tcPr>
+            <w:tcW w:type="dxa" w:w="3000"/>
+            <w:tcBorders>
+              <w:top w:val="single" w:color="CCCCCC" w:sz="1"/>
+              <w:left w:val="single" w:color="CCCCCC" w:sz="1"/>
+              <w:bottom w:val="single" w:color="CCCCCC" w:sz="1"/>
+              <w:right w:val="single" w:color="CCCCCC" w:sz="1"/>
+            </w:tcBorders>
+            <w:shd w:fill="F2F2F2" w:val="clear"/>
+            <w:tcMar>
+              <w:top w:type="dxa" w:w="80"/>
+              <w:left w:type="dxa" w:w="120"/>
+              <w:bottom w:type="dxa" w:w="80"/>
+              <w:right w:type="dxa" w:w="120"/>
+            </w:tcMar>
+          </w:tcPr>
+          <w:p>
+            <w:r>
+              <w:rPr>
+                <w:rFonts w:ascii="Arial" w:cs="Arial" w:eastAsia="Arial" w:hAnsi="Arial"/>
+                <w:b w:val="false"/>
+                <w:bCs w:val="false"/>
+                <w:sz w:val="20"/>
+                <w:szCs w:val="20"/>
+              </w:rPr>
+              <w:t xml:space="preserve">config symlink exists</w:t>
+            </w:r>
+          </w:p>
+        </w:tc>
+        <w:tc>
+          <w:tcPr>
+            <w:tcW w:type="dxa" w:w="6360"/>
+            <w:tcBorders>
+              <w:top w:val="single" w:color="CCCCCC" w:sz="1"/>
+              <w:left w:val="single" w:color="CCCCCC" w:sz="1"/>
+              <w:bottom w:val="single" w:color="CCCCCC" w:sz="1"/>
+              <w:right w:val="single" w:color="CCCCCC" w:sz="1"/>
+            </w:tcBorders>
+            <w:shd w:fill="FFFFFF" w:val="clear"/>
+            <w:tcMar>
+              <w:top w:type="dxa" w:w="80"/>
+              <w:left w:type="dxa" w:w="120"/>
+              <w:bottom w:type="dxa" w:w="80"/>
+              <w:right w:type="dxa" w:w="120"/>
+            </w:tcMar>
+          </w:tcPr>
+          <w:p>
+            <w:r>
+              <w:rPr>
+                <w:rFonts w:ascii="Arial" w:cs="Arial" w:eastAsia="Arial" w:hAnsi="Arial"/>
+                <w:b w:val="false"/>
+                <w:bCs w:val="false"/>
+                <w:sz w:val="20"/>
+                <w:szCs w:val="20"/>
+              </w:rPr>
+              <w:t xml:space="preserve">ls -la /cls/appl/config</w:t>
+            </w:r>
+          </w:p>
+        </w:tc>
+      </w:tr>
+    </w:tbl>
+    <w:p>
+      <w:pPr>
+        <w:spacing w:after="120"/>
+      </w:pPr>
+      <w:r>
+        <w:t xml:space="preserve"/>
+      </w:r>
+    </w:p>
+    <w:p>
+      <w:pPr>
+        <w:pStyle w:val="Heading2"/>
+      </w:pPr>
+      <w:r>
+        <w:rPr>
+          <w:rFonts w:ascii="Arial" w:cs="Arial" w:eastAsia="Arial" w:hAnsi="Arial"/>
+          <w:b/>
+          <w:bCs/>
+          <w:color w:val="2E75B6"/>
+          <w:sz w:val="26"/>
+          <w:szCs w:val="26"/>
+        </w:rPr>
+        <w:t xml:space="preserve">7.2   Verify Symlinks</w:t>
+      </w:r>
+    </w:p>
+    <w:p>
+      <w:pPr>
+        <w:spacing w:after="120"/>
+      </w:pPr>
+      <w:r>
+        <w:t xml:space="preserve"/>
+      </w:r>
+    </w:p>
+    <w:p>
+      <w:pPr>
+        <w:shd w:fill="F5F5F5" w:val="clear"/>
+        <w:spacing w:after="60" w:before="60"/>
+        <w:ind w:left="360"/>
+      </w:pPr>
+      <w:r>
+        <w:rPr>
+          <w:rFonts w:ascii="Courier New" w:cs="Courier New" w:eastAsia="Courier New" w:hAnsi="Courier New"/>
+          <w:color w:val="333333"/>
+          <w:sz w:val="18"/>
+          <w:szCs w:val="18"/>
+        </w:rPr>
+        <w:t xml:space="preserve">ls -la /cls/appl/sfs-app</w:t>
+      </w:r>
+    </w:p>
+    <w:p>
+      <w:pPr>
+        <w:shd w:fill="F5F5F5" w:val="clear"/>
+        <w:spacing w:after="60" w:before="60"/>
+        <w:ind w:left="360"/>
+      </w:pPr>
+      <w:r>
+        <w:rPr>
+          <w:rFonts w:ascii="Courier New" w:cs="Courier New" w:eastAsia="Courier New" w:hAnsi="Courier New"/>
+          <w:color w:val="333333"/>
+          <w:sz w:val="18"/>
+          <w:szCs w:val="18"/>
+        </w:rPr>
+        <w:t xml:space="preserve"># Expected: sfs-app -&gt; /cls/appl/sfs-app-0.1.0</w:t>
+      </w:r>
+    </w:p>
+    <w:p>
+      <w:pPr>
+        <w:spacing w:after="120"/>
+      </w:pPr>
+      <w:r>
+        <w:t xml:space="preserve"/>
+      </w:r>
+    </w:p>
+    <w:p>
+      <w:pPr>
+        <w:shd w:fill="F5F5F5" w:val="clear"/>
+        <w:spacing w:after="60" w:before="60"/>
+        <w:ind w:left="360"/>
+      </w:pPr>
+      <w:r>
+        <w:rPr>
+          <w:rFonts w:ascii="Courier New" w:cs="Courier New" w:eastAsia="Courier New" w:hAnsi="Courier New"/>
+          <w:color w:val="333333"/>
+          <w:sz w:val="18"/>
+          <w:szCs w:val="18"/>
+        </w:rPr>
+        <w:t xml:space="preserve">ls -la /cls/appl/sfs-app-0.1.0/tfg</w:t>
+      </w:r>
+    </w:p>
+    <w:p>
+      <w:pPr>
+        <w:shd w:fill="F5F5F5" w:val="clear"/>
+        <w:spacing w:after="60" w:before="60"/>
+        <w:ind w:left="360"/>
+      </w:pPr>
+      <w:r>
+        <w:rPr>
+          <w:rFonts w:ascii="Courier New" w:cs="Courier New" w:eastAsia="Courier New" w:hAnsi="Courier New"/>
+          <w:color w:val="333333"/>
+          <w:sz w:val="18"/>
+          <w:szCs w:val="18"/>
+        </w:rPr>
+        <w:t xml:space="preserve"># Expected: tfg -&gt; /cls/appl/sfs-app-0.1.0/tfg-0.1.0</w:t>
+      </w:r>
+    </w:p>
+    <w:p>
+      <w:pPr>
+        <w:spacing w:after="120"/>
+      </w:pPr>
+      <w:r>
+        <w:t xml:space="preserve"/>
+      </w:r>
+    </w:p>
+    <w:p>
+      <w:pPr>
+        <w:shd w:fill="F5F5F5" w:val="clear"/>
+        <w:spacing w:after="60" w:before="60"/>
+        <w:ind w:left="360"/>
+      </w:pPr>
+      <w:r>
+        <w:rPr>
+          <w:rFonts w:ascii="Courier New" w:cs="Courier New" w:eastAsia="Courier New" w:hAnsi="Courier New"/>
+          <w:color w:val="333333"/>
+          <w:sz w:val="18"/>
+          <w:szCs w:val="18"/>
+        </w:rPr>
+        <w:t xml:space="preserve">ls -la /cls/appl/sfs-app-0.1.0/pct</w:t>
+      </w:r>
+    </w:p>
+    <w:p>
+      <w:pPr>
+        <w:shd w:fill="F5F5F5" w:val="clear"/>
+        <w:spacing w:after="60" w:before="60"/>
+        <w:ind w:left="360"/>
+      </w:pPr>
+      <w:r>
+        <w:rPr>
+          <w:rFonts w:ascii="Courier New" w:cs="Courier New" w:eastAsia="Courier New" w:hAnsi="Courier New"/>
+          <w:color w:val="333333"/>
+          <w:sz w:val="18"/>
+          <w:szCs w:val="18"/>
+        </w:rPr>
+        <w:t xml:space="preserve"># Expected: pct -&gt; /cls/appl/sfs-app-0.1.0/pct-0.1.0</w:t>
+      </w:r>
+    </w:p>
+    <w:p>
+      <w:pPr>
+        <w:spacing w:after="120"/>
+      </w:pPr>
+      <w:r>
+        <w:t xml:space="preserve"/>
+      </w:r>
+    </w:p>
+    <w:p>
+      <w:pPr>
+        <w:shd w:fill="F5F5F5" w:val="clear"/>
+        <w:spacing w:after="60" w:before="60"/>
+        <w:ind w:left="360"/>
+      </w:pPr>
+      <w:r>
+        <w:rPr>
+          <w:rFonts w:ascii="Courier New" w:cs="Courier New" w:eastAsia="Courier New" w:hAnsi="Courier New"/>
+          <w:color w:val="333333"/>
+          <w:sz w:val="18"/>
+          <w:szCs w:val="18"/>
+        </w:rPr>
+        <w:t xml:space="preserve">ls -la /cls/appl/config</w:t>
+      </w:r>
+    </w:p>
+    <w:p>
+      <w:pPr>
+        <w:shd w:fill="F5F5F5" w:val="clear"/>
+        <w:spacing w:after="60" w:before="60"/>
+        <w:ind w:left="360"/>
+      </w:pPr>
+      <w:r>
+        <w:rPr>
+          <w:rFonts w:ascii="Courier New" w:cs="Courier New" w:eastAsia="Courier New" w:hAnsi="Courier New"/>
+          <w:color w:val="333333"/>
+          <w:sz w:val="18"/>
+          <w:szCs w:val="18"/>
+        </w:rPr>
+        <w:t xml:space="preserve"># Expected: config -&gt; /cls/appl/config-0.1.0</w:t>
+      </w:r>
+    </w:p>
+    <w:p>
+      <w:pPr>
+        <w:spacing w:after="120"/>
+      </w:pPr>
+      <w:r>
+        <w:t xml:space="preserve"/>
+      </w:r>
+    </w:p>
+    <w:p>
+      <w:pPr>
+        <w:pStyle w:val="Heading2"/>
+      </w:pPr>
+      <w:r>
+        <w:rPr>
+          <w:rFonts w:ascii="Arial" w:cs="Arial" w:eastAsia="Arial" w:hAnsi="Arial"/>
+          <w:b/>
+          <w:bCs/>
+          <w:color w:val="2E75B6"/>
+          <w:sz w:val="26"/>
+          <w:szCs w:val="26"/>
+        </w:rPr>
+        <w:t xml:space="preserve">7.3   Verify application.properties Content</w:t>
+      </w:r>
+    </w:p>
+    <w:p>
+      <w:pPr>
+        <w:spacing w:after="120"/>
+      </w:pPr>
+      <w:r>
+        <w:t xml:space="preserve"/>
+      </w:r>
+    </w:p>
+    <w:p>
+      <w:pPr>
+        <w:spacing w:after="120"/>
+      </w:pPr>
+      <w:r>
+        <w:rPr>
+          <w:rFonts w:ascii="Arial" w:cs="Arial" w:eastAsia="Arial" w:hAnsi="Arial"/>
+          <w:sz w:val="20"/>
+          <w:szCs w:val="20"/>
+        </w:rPr>
         <w:t xml:space="preserve">Verify placeholders have been replaced correctly:</w:t>
       </w:r>
     </w:p>
@@ -8127,23 +9311,23 @@
           <w:sz w:val="18"/>
           <w:szCs w:val="18"/>
         </w:rPr>
-        <w:t xml:space="preserve">cat /cls/appl/config-0.1.0/TFG/application.properties</w:t>
-      </w:r>
-    </w:p>
-    <w:p>
-      <w:pPr>
-        <w:shd w:fill="F5F5F5" w:val="clear"/>
-        <w:spacing w:after="60" w:before="60"/>
-        <w:ind w:left="360"/>
-      </w:pPr>
-      <w:r>
-        <w:rPr>
-          <w:rFonts w:ascii="Courier New" w:cs="Courier New" w:eastAsia="Courier New" w:hAnsi="Courier New"/>
-          <w:color w:val="333333"/>
-          <w:sz w:val="18"/>
-          <w:szCs w:val="18"/>
-        </w:rPr>
-        <w:t xml:space="preserve">cat /cls/appl/config-0.1.0/PCT/application.properties</w:t>
+        <w:t xml:space="preserve">cat /cls/appl/config-0.1.0/tfg/application.properties</w:t>
+      </w:r>
+    </w:p>
+    <w:p>
+      <w:pPr>
+        <w:shd w:fill="F5F5F5" w:val="clear"/>
+        <w:spacing w:after="60" w:before="60"/>
+        <w:ind w:left="360"/>
+      </w:pPr>
+      <w:r>
+        <w:rPr>
+          <w:rFonts w:ascii="Courier New" w:cs="Courier New" w:eastAsia="Courier New" w:hAnsi="Courier New"/>
+          <w:color w:val="333333"/>
+          <w:sz w:val="18"/>
+          <w:szCs w:val="18"/>
+        </w:rPr>
+        <w:t xml:space="preserve">cat /cls/appl/config-0.1.0/pct/application.properties</w:t>
       </w:r>
     </w:p>
     <w:p>
@@ -8191,7 +9375,276 @@
           <w:sz w:val="26"/>
           <w:szCs w:val="26"/>
         </w:rPr>
-        <w:t xml:space="preserve">7.4   Script Validate Action</w:t>
+        <w:t xml:space="preserve">7.4   Verify Environment Variables</w:t>
+      </w:r>
+    </w:p>
+    <w:p>
+      <w:pPr>
+        <w:spacing w:after="120"/>
+      </w:pPr>
+      <w:r>
+        <w:t xml:space="preserve"/>
+      </w:r>
+    </w:p>
+    <w:p>
+      <w:pPr>
+        <w:spacing w:after="120"/>
+      </w:pPr>
+      <w:r>
+        <w:rPr>
+          <w:rFonts w:ascii="Arial" w:cs="Arial" w:eastAsia="Arial" w:hAnsi="Arial"/>
+          <w:sz w:val="20"/>
+          <w:szCs w:val="20"/>
+        </w:rPr>
+        <w:t xml:space="preserve">Verify environment variables resolve correctly after deployment:</w:t>
+      </w:r>
+    </w:p>
+    <w:p>
+      <w:pPr>
+        <w:spacing w:after="120"/>
+      </w:pPr>
+      <w:r>
+        <w:t xml:space="preserve"/>
+      </w:r>
+    </w:p>
+    <w:p>
+      <w:pPr>
+        <w:shd w:fill="F5F5F5" w:val="clear"/>
+        <w:spacing w:after="60" w:before="60"/>
+        <w:ind w:left="360"/>
+      </w:pPr>
+      <w:r>
+        <w:rPr>
+          <w:rFonts w:ascii="Courier New" w:cs="Courier New" w:eastAsia="Courier New" w:hAnsi="Courier New"/>
+          <w:color w:val="333333"/>
+          <w:sz w:val="18"/>
+          <w:szCs w:val="18"/>
+        </w:rPr>
+        <w:t xml:space="preserve">echo $JAVA_HOME</w:t>
+      </w:r>
+    </w:p>
+    <w:p>
+      <w:pPr>
+        <w:shd w:fill="F5F5F5" w:val="clear"/>
+        <w:spacing w:after="60" w:before="60"/>
+        <w:ind w:left="360"/>
+      </w:pPr>
+      <w:r>
+        <w:rPr>
+          <w:rFonts w:ascii="Courier New" w:cs="Courier New" w:eastAsia="Courier New" w:hAnsi="Courier New"/>
+          <w:color w:val="333333"/>
+          <w:sz w:val="18"/>
+          <w:szCs w:val="18"/>
+        </w:rPr>
+        <w:t xml:space="preserve"># Expected: /opt/java/jdk  (or your configured Java path)</w:t>
+      </w:r>
+    </w:p>
+    <w:p>
+      <w:pPr>
+        <w:spacing w:after="120"/>
+      </w:pPr>
+      <w:r>
+        <w:t xml:space="preserve"/>
+      </w:r>
+    </w:p>
+    <w:p>
+      <w:pPr>
+        <w:shd w:fill="F5F5F5" w:val="clear"/>
+        <w:spacing w:after="60" w:before="60"/>
+        <w:ind w:left="360"/>
+      </w:pPr>
+      <w:r>
+        <w:rPr>
+          <w:rFonts w:ascii="Courier New" w:cs="Courier New" w:eastAsia="Courier New" w:hAnsi="Courier New"/>
+          <w:color w:val="333333"/>
+          <w:sz w:val="18"/>
+          <w:szCs w:val="18"/>
+        </w:rPr>
+        <w:t xml:space="preserve">echo $APP_HOME</w:t>
+      </w:r>
+    </w:p>
+    <w:p>
+      <w:pPr>
+        <w:shd w:fill="F5F5F5" w:val="clear"/>
+        <w:spacing w:after="60" w:before="60"/>
+        <w:ind w:left="360"/>
+      </w:pPr>
+      <w:r>
+        <w:rPr>
+          <w:rFonts w:ascii="Courier New" w:cs="Courier New" w:eastAsia="Courier New" w:hAnsi="Courier New"/>
+          <w:color w:val="333333"/>
+          <w:sz w:val="18"/>
+          <w:szCs w:val="18"/>
+        </w:rPr>
+        <w:t xml:space="preserve"># Expected: /cls/appl/sfs-app</w:t>
+      </w:r>
+    </w:p>
+    <w:p>
+      <w:pPr>
+        <w:spacing w:after="120"/>
+      </w:pPr>
+      <w:r>
+        <w:t xml:space="preserve"/>
+      </w:r>
+    </w:p>
+    <w:p>
+      <w:pPr>
+        <w:shd w:fill="F5F5F5" w:val="clear"/>
+        <w:spacing w:after="60" w:before="60"/>
+        <w:ind w:left="360"/>
+      </w:pPr>
+      <w:r>
+        <w:rPr>
+          <w:rFonts w:ascii="Courier New" w:cs="Courier New" w:eastAsia="Courier New" w:hAnsi="Courier New"/>
+          <w:color w:val="333333"/>
+          <w:sz w:val="18"/>
+          <w:szCs w:val="18"/>
+        </w:rPr>
+        <w:t xml:space="preserve">ls -la $APP_HOME</w:t>
+      </w:r>
+    </w:p>
+    <w:p>
+      <w:pPr>
+        <w:shd w:fill="F5F5F5" w:val="clear"/>
+        <w:spacing w:after="60" w:before="60"/>
+        <w:ind w:left="360"/>
+      </w:pPr>
+      <w:r>
+        <w:rPr>
+          <w:rFonts w:ascii="Courier New" w:cs="Courier New" w:eastAsia="Courier New" w:hAnsi="Courier New"/>
+          <w:color w:val="333333"/>
+          <w:sz w:val="18"/>
+          <w:szCs w:val="18"/>
+        </w:rPr>
+        <w:t xml:space="preserve"># Expected: shows contents of sfs-app-0.1.0/</w:t>
+      </w:r>
+    </w:p>
+    <w:p>
+      <w:pPr>
+        <w:spacing w:after="120"/>
+      </w:pPr>
+      <w:r>
+        <w:t xml:space="preserve"/>
+      </w:r>
+    </w:p>
+    <w:p>
+      <w:pPr>
+        <w:shd w:fill="F5F5F5" w:val="clear"/>
+        <w:spacing w:after="60" w:before="60"/>
+        <w:ind w:left="360"/>
+      </w:pPr>
+      <w:r>
+        <w:rPr>
+          <w:rFonts w:ascii="Courier New" w:cs="Courier New" w:eastAsia="Courier New" w:hAnsi="Courier New"/>
+          <w:color w:val="333333"/>
+          <w:sz w:val="18"/>
+          <w:szCs w:val="18"/>
+        </w:rPr>
+        <w:t xml:space="preserve">ls -la $APP_HOME/tfg</w:t>
+      </w:r>
+    </w:p>
+    <w:p>
+      <w:pPr>
+        <w:shd w:fill="F5F5F5" w:val="clear"/>
+        <w:spacing w:after="60" w:before="60"/>
+        <w:ind w:left="360"/>
+      </w:pPr>
+      <w:r>
+        <w:rPr>
+          <w:rFonts w:ascii="Courier New" w:cs="Courier New" w:eastAsia="Courier New" w:hAnsi="Courier New"/>
+          <w:color w:val="333333"/>
+          <w:sz w:val="18"/>
+          <w:szCs w:val="18"/>
+        </w:rPr>
+        <w:t xml:space="preserve"># Expected: tfg -&gt; .../sfs-app-0.1.0/tfg-0.1.0</w:t>
+      </w:r>
+    </w:p>
+    <w:p>
+      <w:pPr>
+        <w:spacing w:after="120"/>
+      </w:pPr>
+      <w:r>
+        <w:t xml:space="preserve"/>
+      </w:r>
+    </w:p>
+    <w:p>
+      <w:pPr>
+        <w:shd w:fill="F5F5F5" w:val="clear"/>
+        <w:spacing w:after="60" w:before="60"/>
+        <w:ind w:left="360"/>
+      </w:pPr>
+      <w:r>
+        <w:rPr>
+          <w:rFonts w:ascii="Courier New" w:cs="Courier New" w:eastAsia="Courier New" w:hAnsi="Courier New"/>
+          <w:color w:val="333333"/>
+          <w:sz w:val="18"/>
+          <w:szCs w:val="18"/>
+        </w:rPr>
+        <w:t xml:space="preserve">ls -la $APP_HOME/pct</w:t>
+      </w:r>
+    </w:p>
+    <w:p>
+      <w:pPr>
+        <w:shd w:fill="F5F5F5" w:val="clear"/>
+        <w:spacing w:after="60" w:before="60"/>
+        <w:ind w:left="360"/>
+      </w:pPr>
+      <w:r>
+        <w:rPr>
+          <w:rFonts w:ascii="Courier New" w:cs="Courier New" w:eastAsia="Courier New" w:hAnsi="Courier New"/>
+          <w:color w:val="333333"/>
+          <w:sz w:val="18"/>
+          <w:szCs w:val="18"/>
+        </w:rPr>
+        <w:t xml:space="preserve"># Expected: pct -&gt; .../sfs-app-0.1.0/pct-0.1.0</w:t>
+      </w:r>
+    </w:p>
+    <w:p>
+      <w:pPr>
+        <w:spacing w:after="120"/>
+      </w:pPr>
+      <w:r>
+        <w:t xml:space="preserve"/>
+      </w:r>
+    </w:p>
+    <w:p>
+      <w:pPr>
+        <w:spacing w:after="120"/>
+      </w:pPr>
+      <w:r>
+        <w:rPr>
+          <w:rFonts w:ascii="Arial" w:cs="Arial" w:eastAsia="Arial" w:hAnsi="Arial"/>
+          <w:i/>
+          <w:iCs/>
+          <w:color w:val="666666"/>
+          <w:sz w:val="20"/>
+          <w:szCs w:val="20"/>
+        </w:rPr>
+        <w:t xml:space="preserve">Note: On the next release deployment, only the sfs-app symlink is updated. APP_HOME automatically resolves to the new release — no manual changes needed.</w:t>
+      </w:r>
+    </w:p>
+    <w:p>
+      <w:pPr>
+        <w:spacing w:after="120"/>
+      </w:pPr>
+      <w:r>
+        <w:t xml:space="preserve"/>
+      </w:r>
+    </w:p>
+    <w:p>
+      <w:pPr>
+        <w:pStyle w:val="Heading2"/>
+      </w:pPr>
+      <w:r>
+        <w:rPr>
+          <w:rFonts w:ascii="Arial" w:cs="Arial" w:eastAsia="Arial" w:hAnsi="Arial"/>
+          <w:b/>
+          <w:bCs/>
+          <w:color w:val="2E75B6"/>
+          <w:sz w:val="26"/>
+          <w:szCs w:val="26"/>
+        </w:rPr>
+        <w:t xml:space="preserve">7.5   Script Validate Action</w:t>
       </w:r>
     </w:p>
     <w:p>
